--- a/2sem/seti/2lab/lab2.docx
+++ b/2sem/seti/2lab/lab2.docx
@@ -102,11 +102,55 @@
       </w:r>
       <w:r>
         <w:rPr>
+          <w:rFonts w:ascii="Liberation Serif" w:hAnsi="Liberation Serif" w:cs="Liberation Serif"/>
+          <w:b/>
+          <w:bCs/>
+          <w:sz w:val="28"/>
+          <w:szCs w:val="28"/>
+        </w:rPr>
+      </w:r>
+    </w:p>
+    <w:p>
+      <w:pPr>
+        <w:pBdr/>
+        <w:spacing/>
+        <w:ind/>
+        <w:jc w:val="center"/>
+        <w:rPr>
+          <w:rFonts w:ascii="Liberation Serif" w:hAnsi="Liberation Serif" w:cs="Liberation Serif"/>
+          <w:b/>
+          <w:bCs/>
+          <w:sz w:val="28"/>
+          <w:szCs w:val="28"/>
+        </w:rPr>
+      </w:pPr>
+      <w:r>
+        <w:rPr>
           <w:rFonts w:ascii="Liberation Serif" w:hAnsi="Liberation Serif" w:eastAsia="Liberation Serif" w:cs="Liberation Serif"/>
           <w:b/>
           <w:bCs/>
           <w:sz w:val="28"/>
           <w:szCs w:val="28"/>
+          <w:lang w:val="en-US"/>
+        </w:rPr>
+        <w:t xml:space="preserve">Кафедра Вычислительной Техники</w:t>
+      </w:r>
+      <w:r>
+        <w:rPr>
+          <w:rFonts w:ascii="Liberation Serif" w:hAnsi="Liberation Serif" w:eastAsia="Liberation Serif" w:cs="Liberation Serif"/>
+          <w:b/>
+          <w:bCs/>
+          <w:sz w:val="28"/>
+          <w:szCs w:val="28"/>
+        </w:rPr>
+      </w:r>
+      <w:r>
+        <w:rPr>
+          <w:rFonts w:ascii="Liberation Serif" w:hAnsi="Liberation Serif" w:cs="Liberation Serif"/>
+          <w:b/>
+          <w:bCs/>
+          <w:sz w:val="28"/>
+          <w:szCs w:val="28"/>
         </w:rPr>
       </w:r>
     </w:p>
@@ -115,11 +159,111 @@
         <w:pBdr/>
         <w:spacing/>
         <w:ind/>
+        <w:rPr>
+          <w:rFonts w:ascii="Liberation Serif" w:hAnsi="Liberation Serif" w:cs="Liberation Serif"/>
+          <w:sz w:val="28"/>
+          <w:szCs w:val="28"/>
+        </w:rPr>
+      </w:pPr>
+      <w:r>
+        <w:rPr>
+          <w:rFonts w:ascii="Liberation Serif" w:hAnsi="Liberation Serif" w:eastAsia="Liberation Serif" w:cs="Liberation Serif"/>
+          <w:sz w:val="28"/>
+          <w:szCs w:val="28"/>
+          <w:lang w:val="en-US"/>
+        </w:rPr>
+      </w:r>
+      <w:r>
+        <w:rPr>
+          <w:rFonts w:ascii="Liberation Serif" w:hAnsi="Liberation Serif" w:eastAsia="Liberation Serif" w:cs="Liberation Serif"/>
+          <w:sz w:val="28"/>
+          <w:szCs w:val="28"/>
+        </w:rPr>
+      </w:r>
+      <w:r>
+        <w:rPr>
+          <w:rFonts w:ascii="Liberation Serif" w:hAnsi="Liberation Serif" w:cs="Liberation Serif"/>
+          <w:sz w:val="28"/>
+          <w:szCs w:val="28"/>
+        </w:rPr>
+      </w:r>
+    </w:p>
+    <w:p>
+      <w:pPr>
+        <w:pBdr/>
+        <w:spacing/>
+        <w:ind/>
+        <w:rPr>
+          <w:rFonts w:ascii="Liberation Serif" w:hAnsi="Liberation Serif" w:cs="Liberation Serif"/>
+          <w:sz w:val="28"/>
+          <w:szCs w:val="28"/>
+        </w:rPr>
+      </w:pPr>
+      <w:r>
+        <w:rPr>
+          <w:rFonts w:ascii="Liberation Serif" w:hAnsi="Liberation Serif" w:eastAsia="Liberation Serif" w:cs="Liberation Serif"/>
+          <w:sz w:val="28"/>
+          <w:szCs w:val="28"/>
+          <w:lang w:val="en-US"/>
+        </w:rPr>
+      </w:r>
+      <w:r>
+        <w:rPr>
+          <w:rFonts w:ascii="Liberation Serif" w:hAnsi="Liberation Serif" w:eastAsia="Liberation Serif" w:cs="Liberation Serif"/>
+          <w:sz w:val="28"/>
+          <w:szCs w:val="28"/>
+        </w:rPr>
+      </w:r>
+      <w:r>
+        <w:rPr>
+          <w:rFonts w:ascii="Liberation Serif" w:hAnsi="Liberation Serif" w:cs="Liberation Serif"/>
+          <w:sz w:val="28"/>
+          <w:szCs w:val="28"/>
+        </w:rPr>
+      </w:r>
+    </w:p>
+    <w:p>
+      <w:pPr>
+        <w:pBdr/>
+        <w:spacing/>
+        <w:ind/>
+        <w:rPr>
+          <w:rFonts w:ascii="Liberation Serif" w:hAnsi="Liberation Serif" w:cs="Liberation Serif"/>
+          <w:sz w:val="28"/>
+          <w:szCs w:val="28"/>
+        </w:rPr>
+      </w:pPr>
+      <w:r>
+        <w:rPr>
+          <w:rFonts w:ascii="Liberation Serif" w:hAnsi="Liberation Serif" w:eastAsia="Liberation Serif" w:cs="Liberation Serif"/>
+          <w:sz w:val="28"/>
+          <w:szCs w:val="28"/>
+          <w:lang w:val="en-US"/>
+        </w:rPr>
+      </w:r>
+      <w:r>
+        <w:rPr>
+          <w:rFonts w:ascii="Liberation Serif" w:hAnsi="Liberation Serif" w:eastAsia="Liberation Serif" w:cs="Liberation Serif"/>
+          <w:sz w:val="28"/>
+          <w:szCs w:val="28"/>
+        </w:rPr>
+      </w:r>
+      <w:r>
+        <w:rPr>
+          <w:rFonts w:ascii="Liberation Serif" w:hAnsi="Liberation Serif" w:cs="Liberation Serif"/>
+          <w:sz w:val="28"/>
+          <w:szCs w:val="28"/>
+        </w:rPr>
+      </w:r>
+    </w:p>
+    <w:p>
+      <w:pPr>
+        <w:pBdr/>
+        <w:spacing/>
+        <w:ind/>
         <w:jc w:val="center"/>
         <w:rPr>
           <w:rFonts w:ascii="Liberation Serif" w:hAnsi="Liberation Serif" w:cs="Liberation Serif"/>
-          <w:b/>
-          <w:bCs/>
           <w:sz w:val="28"/>
           <w:szCs w:val="28"/>
         </w:rPr>
@@ -133,7 +277,7 @@
           <w:szCs w:val="28"/>
           <w:lang w:val="en-US"/>
         </w:rPr>
-        <w:t xml:space="preserve">Кафедра Вычислительной Техники</w:t>
+        <w:t xml:space="preserve">Л</w:t>
       </w:r>
       <w:r>
         <w:rPr>
@@ -142,6 +286,33 @@
           <w:bCs/>
           <w:sz w:val="28"/>
           <w:szCs w:val="28"/>
+          <w:lang w:val="en-US"/>
+        </w:rPr>
+        <w:t xml:space="preserve">абораторная </w:t>
+      </w:r>
+      <w:r>
+        <w:rPr>
+          <w:rFonts w:ascii="Liberation Serif" w:hAnsi="Liberation Serif" w:eastAsia="Liberation Serif" w:cs="Liberation Serif"/>
+          <w:b/>
+          <w:bCs/>
+          <w:sz w:val="28"/>
+          <w:szCs w:val="28"/>
+          <w:lang w:val="en-US"/>
+        </w:rPr>
+        <w:t xml:space="preserve">работа № 2</w:t>
+      </w:r>
+      <w:r>
+        <w:rPr>
+          <w:rFonts w:ascii="Liberation Serif" w:hAnsi="Liberation Serif" w:eastAsia="Liberation Serif" w:cs="Liberation Serif"/>
+          <w:sz w:val="28"/>
+          <w:szCs w:val="28"/>
+        </w:rPr>
+      </w:r>
+      <w:r>
+        <w:rPr>
+          <w:rFonts w:ascii="Liberation Serif" w:hAnsi="Liberation Serif" w:cs="Liberation Serif"/>
+          <w:sz w:val="28"/>
+          <w:szCs w:val="28"/>
         </w:rPr>
       </w:r>
     </w:p>
@@ -150,6 +321,7 @@
         <w:pBdr/>
         <w:spacing/>
         <w:ind/>
+        <w:jc w:val="center"/>
         <w:rPr>
           <w:rFonts w:ascii="Liberation Serif" w:hAnsi="Liberation Serif" w:cs="Liberation Serif"/>
           <w:sz w:val="28"/>
@@ -161,12 +333,83 @@
           <w:rFonts w:ascii="Liberation Serif" w:hAnsi="Liberation Serif" w:eastAsia="Liberation Serif" w:cs="Liberation Serif"/>
           <w:sz w:val="28"/>
           <w:szCs w:val="28"/>
-          <w:lang w:val="en-US"/>
-        </w:rPr>
+          <w:lang w:val="ru-RU"/>
+        </w:rPr>
+        <w:t xml:space="preserve">По </w:t>
       </w:r>
       <w:r>
         <w:rPr>
           <w:rFonts w:ascii="Liberation Serif" w:hAnsi="Liberation Serif" w:eastAsia="Liberation Serif" w:cs="Liberation Serif"/>
+          <w:sz w:val="28"/>
+          <w:szCs w:val="28"/>
+          <w:lang w:val="ru-RU"/>
+        </w:rPr>
+        <w:t xml:space="preserve">д</w:t>
+      </w:r>
+      <w:r>
+        <w:rPr>
+          <w:rFonts w:ascii="Liberation Serif" w:hAnsi="Liberation Serif" w:eastAsia="Liberation Serif" w:cs="Liberation Serif"/>
+          <w:sz w:val="28"/>
+          <w:szCs w:val="28"/>
+          <w:lang w:val="en-US"/>
+        </w:rPr>
+        <w:t xml:space="preserve">исциплин</w:t>
+      </w:r>
+      <w:r>
+        <w:rPr>
+          <w:rFonts w:ascii="Liberation Serif" w:hAnsi="Liberation Serif" w:eastAsia="Liberation Serif" w:cs="Liberation Serif"/>
+          <w:sz w:val="28"/>
+          <w:szCs w:val="28"/>
+          <w:lang w:val="ru-RU"/>
+        </w:rPr>
+        <w:t xml:space="preserve">е</w:t>
+      </w:r>
+      <w:r>
+        <w:rPr>
+          <w:rFonts w:ascii="Liberation Serif" w:hAnsi="Liberation Serif" w:eastAsia="Liberation Serif" w:cs="Liberation Serif"/>
+          <w:sz w:val="28"/>
+          <w:szCs w:val="28"/>
+          <w:lang w:val="en-US"/>
+        </w:rPr>
+        <w:t xml:space="preserve">: </w:t>
+      </w:r>
+      <w:r>
+        <w:rPr>
+          <w:rFonts w:ascii="Liberation Serif" w:hAnsi="Liberation Serif" w:eastAsia="Liberation Serif" w:cs="Liberation Serif"/>
+          <w:sz w:val="28"/>
+          <w:szCs w:val="28"/>
+          <w:lang w:val="en-US"/>
+        </w:rPr>
+        <w:t xml:space="preserve">“</w:t>
+      </w:r>
+      <w:r>
+        <w:rPr>
+          <w:rFonts w:ascii="Liberation Serif" w:hAnsi="Liberation Serif" w:eastAsia="Liberation Serif" w:cs="Liberation Serif"/>
+          <w:sz w:val="28"/>
+          <w:szCs w:val="28"/>
+          <w:lang w:val="ru-RU"/>
+        </w:rPr>
+        <w:t xml:space="preserve">Информационные сети</w:t>
+      </w:r>
+      <w:r>
+        <w:rPr>
+          <w:rFonts w:ascii="Liberation Serif" w:hAnsi="Liberation Serif" w:eastAsia="Liberation Serif" w:cs="Liberation Serif"/>
+          <w:sz w:val="28"/>
+          <w:szCs w:val="28"/>
+          <w:lang w:val="en-US"/>
+        </w:rPr>
+        <w:t xml:space="preserve">”</w:t>
+      </w:r>
+      <w:r>
+        <w:rPr>
+          <w:rFonts w:ascii="Liberation Serif" w:hAnsi="Liberation Serif" w:eastAsia="Liberation Serif" w:cs="Liberation Serif"/>
+          <w:sz w:val="28"/>
+          <w:szCs w:val="28"/>
+        </w:rPr>
+      </w:r>
+      <w:r>
+        <w:rPr>
+          <w:rFonts w:ascii="Liberation Serif" w:hAnsi="Liberation Serif" w:cs="Liberation Serif"/>
           <w:sz w:val="28"/>
           <w:szCs w:val="28"/>
         </w:rPr>
@@ -177,6 +420,7 @@
         <w:pBdr/>
         <w:spacing/>
         <w:ind/>
+        <w:jc w:val="center"/>
         <w:rPr>
           <w:rFonts w:ascii="Liberation Serif" w:hAnsi="Liberation Serif" w:cs="Liberation Serif"/>
           <w:sz w:val="28"/>
@@ -188,56 +432,46 @@
           <w:rFonts w:ascii="Liberation Serif" w:hAnsi="Liberation Serif" w:eastAsia="Liberation Serif" w:cs="Liberation Serif"/>
           <w:sz w:val="28"/>
           <w:szCs w:val="28"/>
-          <w:lang w:val="en-US"/>
-        </w:rPr>
+          <w:lang w:val="ru-RU"/>
+        </w:rPr>
+        <w:t xml:space="preserve">На т</w:t>
       </w:r>
       <w:r>
         <w:rPr>
           <w:rFonts w:ascii="Liberation Serif" w:hAnsi="Liberation Serif" w:eastAsia="Liberation Serif" w:cs="Liberation Serif"/>
           <w:sz w:val="28"/>
           <w:szCs w:val="28"/>
-        </w:rPr>
-      </w:r>
-    </w:p>
-    <w:p>
-      <w:pPr>
-        <w:pBdr/>
-        <w:spacing/>
-        <w:ind/>
-        <w:rPr>
-          <w:rFonts w:ascii="Liberation Serif" w:hAnsi="Liberation Serif" w:cs="Liberation Serif"/>
-          <w:sz w:val="28"/>
-          <w:szCs w:val="28"/>
-        </w:rPr>
-      </w:pPr>
-      <w:r>
-        <w:rPr>
-          <w:rFonts w:ascii="Liberation Serif" w:hAnsi="Liberation Serif" w:eastAsia="Liberation Serif" w:cs="Liberation Serif"/>
-          <w:sz w:val="28"/>
-          <w:szCs w:val="28"/>
           <w:lang w:val="en-US"/>
         </w:rPr>
+        <w:t xml:space="preserve">ем</w:t>
       </w:r>
       <w:r>
         <w:rPr>
           <w:rFonts w:ascii="Liberation Serif" w:hAnsi="Liberation Serif" w:eastAsia="Liberation Serif" w:cs="Liberation Serif"/>
           <w:sz w:val="28"/>
           <w:szCs w:val="28"/>
-        </w:rPr>
+          <w:lang w:val="ru-RU"/>
+        </w:rPr>
+        <w:t xml:space="preserve">у</w:t>
       </w:r>
-    </w:p>
-    <w:p>
-      <w:pPr>
-        <w:pBdr/>
-        <w:spacing/>
-        <w:ind/>
-        <w:jc w:val="center"/>
-        <w:rPr>
-          <w:rFonts w:ascii="Liberation Serif" w:hAnsi="Liberation Serif" w:cs="Liberation Serif"/>
-          <w:sz w:val="28"/>
-          <w:szCs w:val="28"/>
-        </w:rPr>
-      </w:pPr>
+      <w:r>
+        <w:rPr>
+          <w:rFonts w:ascii="Liberation Serif" w:hAnsi="Liberation Serif" w:eastAsia="Liberation Serif" w:cs="Liberation Serif"/>
+          <w:sz w:val="28"/>
+          <w:szCs w:val="28"/>
+          <w:lang w:val="en-US"/>
+        </w:rPr>
+        <w:t xml:space="preserve">: </w:t>
+      </w:r>
+      <w:r>
+        <w:rPr>
+          <w:rFonts w:ascii="Liberation Serif" w:hAnsi="Liberation Serif" w:eastAsia="Liberation Serif" w:cs="Liberation Serif"/>
+          <w:sz w:val="28"/>
+          <w:szCs w:val="28"/>
+          <w:lang w:val="en-US"/>
+        </w:rPr>
+        <w:t xml:space="preserve">“</w:t>
+      </w:r>
       <w:r>
         <w:rPr>
           <w:rFonts w:ascii="Liberation Serif" w:hAnsi="Liberation Serif" w:eastAsia="Liberation Serif" w:cs="Liberation Serif"/>
@@ -245,9 +479,9 @@
           <w:bCs/>
           <w:sz w:val="28"/>
           <w:szCs w:val="28"/>
-          <w:lang w:val="en-US"/>
-        </w:rPr>
-        <w:t xml:space="preserve">Л</w:t>
+          <w:lang w:val="ru-RU"/>
+        </w:rPr>
+        <w:t xml:space="preserve">Протокол динамической машрутизации </w:t>
       </w:r>
       <w:r>
         <w:rPr>
@@ -258,101 +492,7 @@
           <w:szCs w:val="28"/>
           <w:lang w:val="en-US"/>
         </w:rPr>
-        <w:t xml:space="preserve">абораторная </w:t>
-      </w:r>
-      <w:r>
-        <w:rPr>
-          <w:rFonts w:ascii="Liberation Serif" w:hAnsi="Liberation Serif" w:eastAsia="Liberation Serif" w:cs="Liberation Serif"/>
-          <w:b/>
-          <w:bCs/>
-          <w:sz w:val="28"/>
-          <w:szCs w:val="28"/>
-          <w:lang w:val="en-US"/>
-        </w:rPr>
-        <w:t xml:space="preserve">работа № 2</w:t>
-      </w:r>
-      <w:r>
-        <w:rPr>
-          <w:rFonts w:ascii="Liberation Serif" w:hAnsi="Liberation Serif" w:eastAsia="Liberation Serif" w:cs="Liberation Serif"/>
-          <w:sz w:val="28"/>
-          <w:szCs w:val="28"/>
-        </w:rPr>
-      </w:r>
-    </w:p>
-    <w:p>
-      <w:pPr>
-        <w:pBdr/>
-        <w:spacing/>
-        <w:ind/>
-        <w:jc w:val="center"/>
-        <w:rPr>
-          <w:rFonts w:ascii="Liberation Serif" w:hAnsi="Liberation Serif" w:cs="Liberation Serif"/>
-          <w:sz w:val="28"/>
-          <w:szCs w:val="28"/>
-        </w:rPr>
-      </w:pPr>
-      <w:r>
-        <w:rPr>
-          <w:rFonts w:ascii="Liberation Serif" w:hAnsi="Liberation Serif" w:eastAsia="Liberation Serif" w:cs="Liberation Serif"/>
-          <w:sz w:val="28"/>
-          <w:szCs w:val="28"/>
-          <w:lang w:val="ru-RU"/>
-        </w:rPr>
-        <w:t xml:space="preserve">По </w:t>
-      </w:r>
-      <w:r>
-        <w:rPr>
-          <w:rFonts w:ascii="Liberation Serif" w:hAnsi="Liberation Serif" w:eastAsia="Liberation Serif" w:cs="Liberation Serif"/>
-          <w:sz w:val="28"/>
-          <w:szCs w:val="28"/>
-          <w:lang w:val="ru-RU"/>
-        </w:rPr>
-        <w:t xml:space="preserve">д</w:t>
-      </w:r>
-      <w:r>
-        <w:rPr>
-          <w:rFonts w:ascii="Liberation Serif" w:hAnsi="Liberation Serif" w:eastAsia="Liberation Serif" w:cs="Liberation Serif"/>
-          <w:sz w:val="28"/>
-          <w:szCs w:val="28"/>
-          <w:lang w:val="en-US"/>
-        </w:rPr>
-        <w:t xml:space="preserve">исциплин</w:t>
-      </w:r>
-      <w:r>
-        <w:rPr>
-          <w:rFonts w:ascii="Liberation Serif" w:hAnsi="Liberation Serif" w:eastAsia="Liberation Serif" w:cs="Liberation Serif"/>
-          <w:sz w:val="28"/>
-          <w:szCs w:val="28"/>
-          <w:lang w:val="ru-RU"/>
-        </w:rPr>
-        <w:t xml:space="preserve">е</w:t>
-      </w:r>
-      <w:r>
-        <w:rPr>
-          <w:rFonts w:ascii="Liberation Serif" w:hAnsi="Liberation Serif" w:eastAsia="Liberation Serif" w:cs="Liberation Serif"/>
-          <w:sz w:val="28"/>
-          <w:szCs w:val="28"/>
-          <w:lang w:val="en-US"/>
-        </w:rPr>
-        <w:t xml:space="preserve">: </w:t>
-      </w:r>
-      <w:r>
-        <w:rPr>
-          <w:rFonts w:ascii="Liberation Serif" w:hAnsi="Liberation Serif" w:eastAsia="Liberation Serif" w:cs="Liberation Serif"/>
-          <w:sz w:val="28"/>
-          <w:szCs w:val="28"/>
-          <w:lang w:val="en-US"/>
-        </w:rPr>
-        <w:t xml:space="preserve">“</w:t>
-      </w:r>
-      <w:r>
-        <w:rPr>
-          <w:rFonts w:ascii="Liberation Serif" w:hAnsi="Liberation Serif" w:eastAsia="Liberation Serif" w:cs="Liberation Serif"/>
-          <w:sz w:val="28"/>
-          <w:szCs w:val="28"/>
-          <w:lang w:val="ru-RU"/>
-        </w:rPr>
-        <w:t xml:space="preserve">Информационные сети</w:t>
+        <w:t xml:space="preserve">RIP</w:t>
       </w:r>
       <w:r>
         <w:rPr>
@@ -370,98 +510,9 @@
           <w:szCs w:val="28"/>
         </w:rPr>
       </w:r>
-    </w:p>
-    <w:p>
-      <w:pPr>
-        <w:pBdr/>
-        <w:spacing/>
-        <w:ind/>
-        <w:jc w:val="center"/>
+      <w:r>
         <w:rPr>
           <w:rFonts w:ascii="Liberation Serif" w:hAnsi="Liberation Serif" w:cs="Liberation Serif"/>
-          <w:sz w:val="28"/>
-          <w:szCs w:val="28"/>
-        </w:rPr>
-      </w:pPr>
-      <w:r>
-        <w:rPr>
-          <w:rFonts w:ascii="Liberation Serif" w:hAnsi="Liberation Serif" w:eastAsia="Liberation Serif" w:cs="Liberation Serif"/>
-          <w:sz w:val="28"/>
-          <w:szCs w:val="28"/>
-          <w:lang w:val="ru-RU"/>
-        </w:rPr>
-        <w:t xml:space="preserve">На т</w:t>
-      </w:r>
-      <w:r>
-        <w:rPr>
-          <w:rFonts w:ascii="Liberation Serif" w:hAnsi="Liberation Serif" w:eastAsia="Liberation Serif" w:cs="Liberation Serif"/>
-          <w:sz w:val="28"/>
-          <w:szCs w:val="28"/>
-          <w:lang w:val="en-US"/>
-        </w:rPr>
-        <w:t xml:space="preserve">ем</w:t>
-      </w:r>
-      <w:r>
-        <w:rPr>
-          <w:rFonts w:ascii="Liberation Serif" w:hAnsi="Liberation Serif" w:eastAsia="Liberation Serif" w:cs="Liberation Serif"/>
-          <w:sz w:val="28"/>
-          <w:szCs w:val="28"/>
-          <w:lang w:val="ru-RU"/>
-        </w:rPr>
-        <w:t xml:space="preserve">у</w:t>
-      </w:r>
-      <w:r>
-        <w:rPr>
-          <w:rFonts w:ascii="Liberation Serif" w:hAnsi="Liberation Serif" w:eastAsia="Liberation Serif" w:cs="Liberation Serif"/>
-          <w:sz w:val="28"/>
-          <w:szCs w:val="28"/>
-          <w:lang w:val="en-US"/>
-        </w:rPr>
-        <w:t xml:space="preserve">: </w:t>
-      </w:r>
-      <w:r>
-        <w:rPr>
-          <w:rFonts w:ascii="Liberation Serif" w:hAnsi="Liberation Serif" w:eastAsia="Liberation Serif" w:cs="Liberation Serif"/>
-          <w:sz w:val="28"/>
-          <w:szCs w:val="28"/>
-          <w:lang w:val="en-US"/>
-        </w:rPr>
-        <w:t xml:space="preserve">“</w:t>
-      </w:r>
-      <w:r>
-        <w:rPr>
-          <w:rFonts w:ascii="Liberation Serif" w:hAnsi="Liberation Serif" w:eastAsia="Liberation Serif" w:cs="Liberation Serif"/>
-          <w:b/>
-          <w:bCs/>
-          <w:sz w:val="28"/>
-          <w:szCs w:val="28"/>
-          <w:lang w:val="ru-RU"/>
-        </w:rPr>
-        <w:t xml:space="preserve">Протокол динамической машрутизации </w:t>
-      </w:r>
-      <w:r>
-        <w:rPr>
-          <w:rFonts w:ascii="Liberation Serif" w:hAnsi="Liberation Serif" w:eastAsia="Liberation Serif" w:cs="Liberation Serif"/>
-          <w:b/>
-          <w:bCs/>
-          <w:sz w:val="28"/>
-          <w:szCs w:val="28"/>
-          <w:lang w:val="en-US"/>
-        </w:rPr>
-        <w:t xml:space="preserve">RIP</w:t>
-      </w:r>
-      <w:r>
-        <w:rPr>
-          <w:rFonts w:ascii="Liberation Serif" w:hAnsi="Liberation Serif" w:eastAsia="Liberation Serif" w:cs="Liberation Serif"/>
-          <w:sz w:val="28"/>
-          <w:szCs w:val="28"/>
-          <w:lang w:val="en-US"/>
-        </w:rPr>
-        <w:t xml:space="preserve">”</w:t>
-      </w:r>
-      <w:r>
-        <w:rPr>
-          <w:rFonts w:ascii="Liberation Serif" w:hAnsi="Liberation Serif" w:eastAsia="Liberation Serif" w:cs="Liberation Serif"/>
           <w:sz w:val="28"/>
           <w:szCs w:val="28"/>
         </w:rPr>
@@ -709,6 +760,17 @@
           <w:szCs w:val="28"/>
         </w:rPr>
       </w:r>
+      <w:r>
+        <w:rPr>
+          <w:rFonts w:ascii="Liberation Serif" w:hAnsi="Liberation Serif" w:eastAsia="Liberation Serif" w:cs="Liberation Serif"/>
+          <w:b w:val="0"/>
+          <w:bCs w:val="0"/>
+          <w:sz w:val="28"/>
+          <w:szCs w:val="28"/>
+          <w:highlight w:val="none"/>
+          <w:lang w:val="ru-RU"/>
+        </w:rPr>
+      </w:r>
     </w:p>
     <w:p>
       <w:pPr>
@@ -772,6 +834,468 @@
       </w:r>
       <w:r>
         <w:rPr>
+          <w:rFonts w:ascii="Liberation Serif" w:hAnsi="Liberation Serif" w:cs="Liberation Serif"/>
+          <w:b w:val="0"/>
+          <w:bCs w:val="0"/>
+          <w:sz w:val="28"/>
+          <w:szCs w:val="28"/>
+        </w:rPr>
+      </w:r>
+    </w:p>
+    <w:p>
+      <w:pPr>
+        <w:pBdr/>
+        <w:spacing/>
+        <w:ind/>
+        <w:rPr>
+          <w:rFonts w:ascii="Liberation Serif" w:hAnsi="Liberation Serif" w:cs="Liberation Serif"/>
+          <w:sz w:val="28"/>
+          <w:szCs w:val="28"/>
+        </w:rPr>
+      </w:pPr>
+      <w:r>
+        <w:rPr>
+          <w:rFonts w:ascii="Liberation Serif" w:hAnsi="Liberation Serif" w:eastAsia="Liberation Serif" w:cs="Liberation Serif"/>
+          <w:sz w:val="28"/>
+          <w:szCs w:val="28"/>
+          <w:lang w:val="ru-RU"/>
+        </w:rPr>
+        <w:t xml:space="preserve">Студент</w:t>
+      </w:r>
+      <w:r>
+        <w:rPr>
+          <w:rFonts w:ascii="Liberation Serif" w:hAnsi="Liberation Serif" w:eastAsia="Liberation Serif" w:cs="Liberation Serif"/>
+          <w:sz w:val="28"/>
+          <w:szCs w:val="28"/>
+          <w:lang w:val="en-US"/>
+        </w:rPr>
+        <w:t xml:space="preserve">:</w:t>
+      </w:r>
+      <w:r>
+        <w:rPr>
+          <w:rFonts w:ascii="Liberation Serif" w:hAnsi="Liberation Serif" w:eastAsia="Liberation Serif" w:cs="Liberation Serif"/>
+          <w:sz w:val="28"/>
+          <w:szCs w:val="28"/>
+          <w:lang w:val="en-US"/>
+        </w:rPr>
+        <w:t xml:space="preserve">: Тютрин В. А.</w:t>
+      </w:r>
+      <w:r>
+        <w:rPr>
+          <w:rFonts w:ascii="Liberation Serif" w:hAnsi="Liberation Serif" w:cs="Liberation Serif"/>
+          <w:sz w:val="28"/>
+          <w:szCs w:val="28"/>
+        </w:rPr>
+      </w:r>
+      <w:r>
+        <w:rPr>
+          <w:rFonts w:ascii="Liberation Serif" w:hAnsi="Liberation Serif" w:cs="Liberation Serif"/>
+          <w:sz w:val="28"/>
+          <w:szCs w:val="28"/>
+        </w:rPr>
+      </w:r>
+    </w:p>
+    <w:p>
+      <w:pPr>
+        <w:pBdr/>
+        <w:spacing/>
+        <w:ind/>
+        <w:rPr>
+          <w:rFonts w:ascii="Liberation Serif" w:hAnsi="Liberation Serif" w:cs="Liberation Serif"/>
+          <w:sz w:val="28"/>
+          <w:szCs w:val="28"/>
+        </w:rPr>
+      </w:pPr>
+      <w:r>
+        <w:rPr>
+          <w:rFonts w:ascii="Liberation Serif" w:hAnsi="Liberation Serif" w:cs="Liberation Serif"/>
+          <w:sz w:val="28"/>
+          <w:szCs w:val="28"/>
+        </w:rPr>
+      </w:r>
+      <w:r>
+        <w:rPr>
+          <w:rFonts w:ascii="Liberation Serif" w:hAnsi="Liberation Serif" w:cs="Liberation Serif"/>
+          <w:sz w:val="28"/>
+          <w:szCs w:val="28"/>
+        </w:rPr>
+      </w:r>
+      <w:r>
+        <w:rPr>
+          <w:rFonts w:ascii="Liberation Serif" w:hAnsi="Liberation Serif" w:cs="Liberation Serif"/>
+          <w:sz w:val="28"/>
+          <w:szCs w:val="28"/>
+        </w:rPr>
+      </w:r>
+    </w:p>
+    <w:p>
+      <w:pPr>
+        <w:pBdr/>
+        <w:spacing/>
+        <w:ind/>
+        <w:rPr>
+          <w:rFonts w:ascii="Liberation Serif" w:hAnsi="Liberation Serif" w:cs="Liberation Serif"/>
+          <w:sz w:val="28"/>
+          <w:szCs w:val="28"/>
+        </w:rPr>
+      </w:pPr>
+      <w:r>
+        <w:rPr>
+          <w:rFonts w:ascii="Liberation Serif" w:hAnsi="Liberation Serif" w:eastAsia="Liberation Serif" w:cs="Liberation Serif"/>
+          <w:sz w:val="28"/>
+          <w:szCs w:val="28"/>
+          <w:lang w:val="en-US"/>
+        </w:rPr>
+      </w:r>
+      <w:r>
+        <w:rPr>
+          <w:rFonts w:ascii="Liberation Serif" w:hAnsi="Liberation Serif" w:eastAsia="Liberation Serif" w:cs="Liberation Serif"/>
+          <w:sz w:val="28"/>
+          <w:szCs w:val="28"/>
+        </w:rPr>
+      </w:r>
+      <w:r>
+        <w:rPr>
+          <w:rFonts w:ascii="Liberation Serif" w:hAnsi="Liberation Serif" w:cs="Liberation Serif"/>
+          <w:sz w:val="28"/>
+          <w:szCs w:val="28"/>
+        </w:rPr>
+      </w:r>
+    </w:p>
+    <w:p>
+      <w:pPr>
+        <w:pBdr/>
+        <w:spacing/>
+        <w:ind/>
+        <w:rPr>
+          <w:rFonts w:ascii="Liberation Serif" w:hAnsi="Liberation Serif" w:cs="Liberation Serif"/>
+          <w:sz w:val="28"/>
+          <w:szCs w:val="28"/>
+        </w:rPr>
+      </w:pPr>
+      <w:r>
+        <w:rPr>
+          <w:rFonts w:ascii="Liberation Serif" w:hAnsi="Liberation Serif" w:eastAsia="Liberation Serif" w:cs="Liberation Serif"/>
+          <w:sz w:val="28"/>
+          <w:szCs w:val="28"/>
+          <w:lang w:val="en-US"/>
+        </w:rPr>
+      </w:r>
+      <w:r>
+        <w:rPr>
+          <w:rFonts w:ascii="Liberation Serif" w:hAnsi="Liberation Serif" w:eastAsia="Liberation Serif" w:cs="Liberation Serif"/>
+          <w:sz w:val="28"/>
+          <w:szCs w:val="28"/>
+        </w:rPr>
+      </w:r>
+      <w:r>
+        <w:rPr>
+          <w:rFonts w:ascii="Liberation Serif" w:hAnsi="Liberation Serif" w:cs="Liberation Serif"/>
+          <w:sz w:val="28"/>
+          <w:szCs w:val="28"/>
+        </w:rPr>
+      </w:r>
+    </w:p>
+    <w:p>
+      <w:pPr>
+        <w:pBdr/>
+        <w:spacing/>
+        <w:ind/>
+        <w:rPr>
+          <w:rFonts w:ascii="Liberation Serif" w:hAnsi="Liberation Serif" w:cs="Liberation Serif"/>
+          <w:sz w:val="28"/>
+          <w:szCs w:val="28"/>
+        </w:rPr>
+      </w:pPr>
+      <w:r>
+        <w:rPr>
+          <w:rFonts w:ascii="Liberation Serif" w:hAnsi="Liberation Serif" w:eastAsia="Liberation Serif" w:cs="Liberation Serif"/>
+          <w:sz w:val="28"/>
+          <w:szCs w:val="28"/>
+          <w:lang w:val="en-US"/>
+        </w:rPr>
+      </w:r>
+      <w:r>
+        <w:rPr>
+          <w:rFonts w:ascii="Liberation Serif" w:hAnsi="Liberation Serif" w:eastAsia="Liberation Serif" w:cs="Liberation Serif"/>
+          <w:sz w:val="28"/>
+          <w:szCs w:val="28"/>
+        </w:rPr>
+      </w:r>
+      <w:r>
+        <w:rPr>
+          <w:rFonts w:ascii="Liberation Serif" w:hAnsi="Liberation Serif" w:cs="Liberation Serif"/>
+          <w:sz w:val="28"/>
+          <w:szCs w:val="28"/>
+        </w:rPr>
+      </w:r>
+    </w:p>
+    <w:p>
+      <w:pPr>
+        <w:pBdr/>
+        <w:spacing/>
+        <w:ind/>
+        <w:rPr>
+          <w:rFonts w:ascii="Liberation Serif" w:hAnsi="Liberation Serif" w:cs="Liberation Serif"/>
+          <w:sz w:val="28"/>
+          <w:szCs w:val="28"/>
+        </w:rPr>
+      </w:pPr>
+      <w:r>
+        <w:rPr>
+          <w:rFonts w:ascii="Liberation Serif" w:hAnsi="Liberation Serif" w:eastAsia="Liberation Serif" w:cs="Liberation Serif"/>
+          <w:sz w:val="28"/>
+          <w:szCs w:val="28"/>
+          <w:lang w:val="en-US"/>
+        </w:rPr>
+      </w:r>
+      <w:r>
+        <w:rPr>
+          <w:rFonts w:ascii="Liberation Serif" w:hAnsi="Liberation Serif" w:eastAsia="Liberation Serif" w:cs="Liberation Serif"/>
+          <w:sz w:val="28"/>
+          <w:szCs w:val="28"/>
+        </w:rPr>
+      </w:r>
+      <w:r>
+        <w:rPr>
+          <w:rFonts w:ascii="Liberation Serif" w:hAnsi="Liberation Serif" w:cs="Liberation Serif"/>
+          <w:sz w:val="28"/>
+          <w:szCs w:val="28"/>
+        </w:rPr>
+      </w:r>
+    </w:p>
+    <w:p>
+      <w:pPr>
+        <w:pBdr/>
+        <w:spacing/>
+        <w:ind/>
+        <w:rPr>
+          <w:rFonts w:ascii="Liberation Serif" w:hAnsi="Liberation Serif" w:cs="Liberation Serif"/>
+          <w:sz w:val="28"/>
+          <w:szCs w:val="28"/>
+        </w:rPr>
+      </w:pPr>
+      <w:r>
+        <w:rPr>
+          <w:rFonts w:ascii="Liberation Serif" w:hAnsi="Liberation Serif" w:eastAsia="Liberation Serif" w:cs="Liberation Serif"/>
+          <w:sz w:val="28"/>
+          <w:szCs w:val="28"/>
+          <w:lang w:val="en-US"/>
+        </w:rPr>
+      </w:r>
+      <w:r>
+        <w:rPr>
+          <w:rFonts w:ascii="Liberation Serif" w:hAnsi="Liberation Serif" w:eastAsia="Liberation Serif" w:cs="Liberation Serif"/>
+          <w:sz w:val="28"/>
+          <w:szCs w:val="28"/>
+        </w:rPr>
+      </w:r>
+      <w:r>
+        <w:rPr>
+          <w:rFonts w:ascii="Liberation Serif" w:hAnsi="Liberation Serif" w:cs="Liberation Serif"/>
+          <w:sz w:val="28"/>
+          <w:szCs w:val="28"/>
+        </w:rPr>
+      </w:r>
+    </w:p>
+    <w:p>
+      <w:pPr>
+        <w:pBdr/>
+        <w:spacing/>
+        <w:ind/>
+        <w:jc w:val="center"/>
+        <w:rPr>
+          <w:rFonts w:ascii="Liberation Serif" w:hAnsi="Liberation Serif" w:cs="Liberation Serif"/>
+          <w:sz w:val="28"/>
+          <w:szCs w:val="28"/>
+        </w:rPr>
+      </w:pPr>
+      <w:r>
+        <w:rPr>
+          <w:rFonts w:ascii="Liberation Serif" w:hAnsi="Liberation Serif" w:eastAsia="Liberation Serif" w:cs="Liberation Serif"/>
+          <w:sz w:val="28"/>
+          <w:szCs w:val="28"/>
+          <w:lang w:val="en-US"/>
+        </w:rPr>
+        <w:t xml:space="preserve">Новосибирск</w:t>
+      </w:r>
+      <w:r>
+        <w:rPr>
+          <w:rFonts w:ascii="Liberation Serif" w:hAnsi="Liberation Serif" w:eastAsia="Liberation Serif" w:cs="Liberation Serif"/>
+          <w:sz w:val="28"/>
+          <w:szCs w:val="28"/>
+        </w:rPr>
+      </w:r>
+      <w:r>
+        <w:rPr>
+          <w:rFonts w:ascii="Liberation Serif" w:hAnsi="Liberation Serif" w:cs="Liberation Serif"/>
+          <w:sz w:val="28"/>
+          <w:szCs w:val="28"/>
+        </w:rPr>
+      </w:r>
+    </w:p>
+    <w:p>
+      <w:pPr>
+        <w:pBdr/>
+        <w:spacing/>
+        <w:ind/>
+        <w:jc w:val="center"/>
+        <w:rPr>
+          <w:rFonts w:ascii="Liberation Serif" w:hAnsi="Liberation Serif" w:eastAsia="Liberation Serif" w:cs="Liberation Serif"/>
+          <w:sz w:val="28"/>
+          <w:szCs w:val="28"/>
+          <w:highlight w:val="none"/>
+          <w:lang w:val="ru-RU"/>
+        </w:rPr>
+      </w:pPr>
+      <w:r>
+        <w:rPr>
+          <w:rFonts w:ascii="Liberation Serif" w:hAnsi="Liberation Serif" w:eastAsia="Liberation Serif" w:cs="Liberation Serif"/>
+          <w:sz w:val="28"/>
+          <w:szCs w:val="28"/>
+          <w:lang w:val="en-US"/>
+        </w:rPr>
+        <w:t xml:space="preserve">2026</w:t>
+      </w:r>
+      <w:r>
+        <w:rPr>
+          <w:rFonts w:ascii="Liberation Serif" w:hAnsi="Liberation Serif" w:eastAsia="Liberation Serif" w:cs="Liberation Serif"/>
+          <w:sz w:val="28"/>
+          <w:szCs w:val="28"/>
+          <w:lang w:val="ru-RU"/>
+        </w:rPr>
+        <w:t xml:space="preserve"> г.</w:t>
+      </w:r>
+      <w:r>
+        <w:rPr>
+          <w:rFonts w:ascii="Liberation Serif" w:hAnsi="Liberation Serif" w:cs="Liberation Serif"/>
+          <w:sz w:val="28"/>
+          <w:szCs w:val="28"/>
+        </w:rPr>
+      </w:r>
+      <w:r>
+        <w:rPr>
+          <w:rFonts w:ascii="Liberation Serif" w:hAnsi="Liberation Serif" w:eastAsia="Liberation Serif" w:cs="Liberation Serif"/>
+          <w:sz w:val="28"/>
+          <w:szCs w:val="28"/>
+          <w:highlight w:val="none"/>
+          <w:lang w:val="ru-RU"/>
+        </w:rPr>
+      </w:r>
+    </w:p>
+    <w:p>
+      <w:pPr>
+        <w:pBdr/>
+        <w:spacing/>
+        <w:ind w:firstLine="0" w:left="0"/>
+        <w:jc w:val="left"/>
+        <w:rPr>
+          <w:rFonts w:ascii="Liberation Serif" w:hAnsi="Liberation Serif" w:cs="Liberation Serif"/>
+          <w:b/>
+          <w:bCs/>
+          <w:sz w:val="28"/>
+          <w:szCs w:val="28"/>
+        </w:rPr>
+      </w:pPr>
+      <w:r>
+        <w:rPr>
+          <w:rFonts w:ascii="Liberation Serif" w:hAnsi="Liberation Serif" w:eastAsia="Liberation Serif" w:cs="Liberation Serif"/>
+          <w:b/>
+          <w:bCs/>
+          <w:sz w:val="28"/>
+          <w:szCs w:val="28"/>
+          <w:highlight w:val="none"/>
+          <w:lang w:val="en-US"/>
+        </w:rPr>
+        <w:t xml:space="preserve">1. </w:t>
+      </w:r>
+      <w:r>
+        <w:rPr>
+          <w:rFonts w:ascii="Liberation Serif" w:hAnsi="Liberation Serif" w:eastAsia="Liberation Serif" w:cs="Liberation Serif"/>
+          <w:b/>
+          <w:bCs/>
+          <w:sz w:val="28"/>
+          <w:szCs w:val="28"/>
+          <w:highlight w:val="none"/>
+          <w:lang w:val="ru-RU"/>
+        </w:rPr>
+        <w:t xml:space="preserve">Цель и задание</w:t>
+      </w:r>
+      <w:r>
+        <w:rPr>
+          <w:rFonts w:ascii="Liberation Serif" w:hAnsi="Liberation Serif" w:cs="Liberation Serif"/>
+          <w:b/>
+          <w:bCs/>
+          <w:sz w:val="28"/>
+          <w:szCs w:val="28"/>
+        </w:rPr>
+      </w:r>
+      <w:r>
+        <w:rPr>
+          <w:rFonts w:ascii="Liberation Serif" w:hAnsi="Liberation Serif" w:cs="Liberation Serif"/>
+          <w:b/>
+          <w:bCs/>
+          <w:sz w:val="28"/>
+          <w:szCs w:val="28"/>
+        </w:rPr>
+      </w:r>
+    </w:p>
+    <w:p>
+      <w:pPr>
+        <w:pBdr/>
+        <w:spacing/>
+        <w:ind w:firstLine="0" w:left="0"/>
+        <w:jc w:val="both"/>
+        <w:rPr>
+          <w:rFonts w:ascii="Liberation Serif" w:hAnsi="Liberation Serif" w:eastAsia="Liberation Serif" w:cs="Liberation Serif"/>
+          <w:b/>
+          <w:bCs/>
+          <w:sz w:val="28"/>
+          <w:szCs w:val="28"/>
+          <w:highlight w:val="none"/>
+          <w:lang w:val="ru-RU"/>
+        </w:rPr>
+      </w:pPr>
+      <w:r>
+        <w:rPr>
+          <w:rFonts w:ascii="Liberation Serif" w:hAnsi="Liberation Serif" w:eastAsia="Liberation Serif" w:cs="Liberation Serif"/>
+          <w:b/>
+          <w:bCs/>
+          <w:sz w:val="28"/>
+          <w:szCs w:val="28"/>
+          <w:highlight w:val="none"/>
+          <w:lang w:val="ru-RU"/>
+        </w:rPr>
+        <w:t xml:space="preserve">Вариант № 3</w:t>
+      </w:r>
+      <w:r>
+        <w:rPr>
+          <w:rFonts w:ascii="Liberation Serif" w:hAnsi="Liberation Serif" w:cs="Liberation Serif"/>
+          <w:b/>
+          <w:bCs/>
+          <w:sz w:val="28"/>
+          <w:szCs w:val="28"/>
+        </w:rPr>
+      </w:r>
+      <w:r>
+        <w:rPr>
+          <w:rFonts w:ascii="Liberation Serif" w:hAnsi="Liberation Serif" w:eastAsia="Liberation Serif" w:cs="Liberation Serif"/>
+          <w:b/>
+          <w:bCs/>
+          <w:sz w:val="28"/>
+          <w:szCs w:val="28"/>
+          <w:highlight w:val="none"/>
+          <w:lang w:val="ru-RU"/>
+        </w:rPr>
+      </w:r>
+    </w:p>
+    <w:p>
+      <w:pPr>
+        <w:pBdr/>
+        <w:spacing/>
+        <w:ind w:firstLine="0" w:left="0"/>
+        <w:jc w:val="both"/>
+        <w:rPr>
           <w:rFonts w:ascii="Liberation Serif" w:hAnsi="Liberation Serif" w:eastAsia="Liberation Serif" w:cs="Liberation Serif"/>
           <w:b w:val="0"/>
           <w:bCs w:val="0"/>
@@ -780,71 +1304,125 @@
           <w:highlight w:val="none"/>
           <w:lang w:val="ru-RU"/>
         </w:rPr>
+      </w:pPr>
+      <w:r>
+        <w:rPr>
+          <w:rFonts w:ascii="Liberation Serif" w:hAnsi="Liberation Serif" w:eastAsia="Liberation Serif" w:cs="Liberation Serif"/>
+          <w:b/>
+          <w:bCs/>
+          <w:sz w:val="28"/>
+          <w:szCs w:val="28"/>
+          <w:highlight w:val="none"/>
+          <w:lang w:val="ru-RU"/>
+        </w:rPr>
+        <w:t xml:space="preserve">Цель работы</w:t>
+      </w:r>
+      <w:r>
+        <w:rPr>
+          <w:rFonts w:ascii="Liberation Serif" w:hAnsi="Liberation Serif" w:eastAsia="Liberation Serif" w:cs="Liberation Serif"/>
+          <w:b/>
+          <w:bCs/>
+          <w:sz w:val="28"/>
+          <w:szCs w:val="28"/>
+          <w:highlight w:val="none"/>
+          <w:lang w:val="en-US"/>
+        </w:rPr>
+        <w:t xml:space="preserve">:</w:t>
+      </w:r>
+      <w:r>
+        <w:rPr>
+          <w:rFonts w:ascii="Liberation Serif" w:hAnsi="Liberation Serif" w:eastAsia="Liberation Serif" w:cs="Liberation Serif"/>
+          <w:b w:val="0"/>
+          <w:bCs w:val="0"/>
+          <w:sz w:val="28"/>
+          <w:szCs w:val="28"/>
+          <w:highlight w:val="none"/>
+          <w:lang w:val="ru-RU"/>
+        </w:rPr>
+        <w:t xml:space="preserve"> Изучение принипов работы и получение практических навыков конфигурирования протокола динамической машрутизации </w:t>
+      </w:r>
+      <w:r>
+        <w:rPr>
+          <w:rFonts w:ascii="Liberation Serif" w:hAnsi="Liberation Serif" w:eastAsia="Liberation Serif" w:cs="Liberation Serif"/>
+          <w:b w:val="0"/>
+          <w:bCs w:val="0"/>
+          <w:sz w:val="28"/>
+          <w:szCs w:val="28"/>
+          <w:highlight w:val="none"/>
+          <w:lang w:val="en-US"/>
+        </w:rPr>
+        <w:t xml:space="preserve">RIP</w:t>
+      </w:r>
+      <w:r>
+        <w:rPr>
+          <w:rFonts w:ascii="Liberation Serif" w:hAnsi="Liberation Serif" w:eastAsia="Liberation Serif" w:cs="Liberation Serif"/>
+          <w:b w:val="0"/>
+          <w:bCs w:val="0"/>
+          <w:sz w:val="28"/>
+          <w:szCs w:val="28"/>
+          <w:highlight w:val="none"/>
+          <w:lang w:val="ru-RU"/>
+        </w:rPr>
+        <w:t xml:space="preserve">.</w:t>
+      </w:r>
+      <w:r>
+        <w:rPr>
+          <w:rFonts w:ascii="Liberation Serif" w:hAnsi="Liberation Serif" w:cs="Liberation Serif"/>
+          <w:b w:val="0"/>
+          <w:bCs w:val="0"/>
+          <w:sz w:val="28"/>
+          <w:szCs w:val="28"/>
+        </w:rPr>
+      </w:r>
+      <w:r>
+        <w:rPr>
+          <w:rFonts w:ascii="Liberation Serif" w:hAnsi="Liberation Serif" w:eastAsia="Liberation Serif" w:cs="Liberation Serif"/>
+          <w:b w:val="0"/>
+          <w:bCs w:val="0"/>
+          <w:sz w:val="28"/>
+          <w:szCs w:val="28"/>
+          <w:highlight w:val="none"/>
+          <w:lang w:val="ru-RU"/>
+        </w:rPr>
       </w:r>
     </w:p>
     <w:p>
       <w:pPr>
         <w:pBdr/>
         <w:spacing/>
-        <w:ind/>
+        <w:ind w:firstLine="0" w:left="709"/>
+        <w:jc w:val="both"/>
         <w:rPr>
           <w:rFonts w:ascii="Liberation Serif" w:hAnsi="Liberation Serif" w:cs="Liberation Serif"/>
+          <w:b w:val="0"/>
+          <w:bCs w:val="0"/>
           <w:sz w:val="28"/>
           <w:szCs w:val="28"/>
         </w:rPr>
       </w:pPr>
       <w:r>
         <w:rPr>
-          <w:rFonts w:ascii="Liberation Serif" w:hAnsi="Liberation Serif" w:eastAsia="Liberation Serif" w:cs="Liberation Serif"/>
-          <w:sz w:val="28"/>
-          <w:szCs w:val="28"/>
-          <w:lang w:val="ru-RU"/>
-        </w:rPr>
-        <w:t xml:space="preserve">Студент</w:t>
+          <w:rFonts w:ascii="Liberation Serif" w:hAnsi="Liberation Serif" w:cs="Liberation Serif"/>
+          <w:b w:val="0"/>
+          <w:bCs w:val="0"/>
+          <w:sz w:val="28"/>
+          <w:szCs w:val="28"/>
+        </w:rPr>
       </w:r>
       <w:r>
         <w:rPr>
-          <w:rFonts w:ascii="Liberation Serif" w:hAnsi="Liberation Serif" w:eastAsia="Liberation Serif" w:cs="Liberation Serif"/>
-          <w:sz w:val="28"/>
-          <w:szCs w:val="28"/>
-          <w:lang w:val="en-US"/>
-        </w:rPr>
-        <w:t xml:space="preserve">:</w:t>
+          <w:rFonts w:ascii="Liberation Serif" w:hAnsi="Liberation Serif" w:cs="Liberation Serif"/>
+          <w:b w:val="0"/>
+          <w:bCs w:val="0"/>
+          <w:sz w:val="28"/>
+          <w:szCs w:val="28"/>
+        </w:rPr>
       </w:r>
       <w:r>
         <w:rPr>
-          <w:rFonts w:ascii="Liberation Serif" w:hAnsi="Liberation Serif" w:eastAsia="Liberation Serif" w:cs="Liberation Serif"/>
-          <w:sz w:val="28"/>
-          <w:szCs w:val="28"/>
-          <w:lang w:val="en-US"/>
-        </w:rPr>
-        <w:t xml:space="preserve">: Тютрин В. А.</w:t>
-      </w:r>
-      <w:r>
-        <w:rPr>
-          <w:rFonts w:ascii="Liberation Serif" w:hAnsi="Liberation Serif" w:eastAsia="Liberation Serif" w:cs="Liberation Serif"/>
-          <w:sz w:val="28"/>
-          <w:szCs w:val="28"/>
-        </w:rPr>
-      </w:r>
-      <w:r>
-        <w:rPr>
-          <w:rFonts w:ascii="Liberation Serif" w:hAnsi="Liberation Serif" w:eastAsia="Liberation Serif" w:cs="Liberation Serif"/>
-          <w:sz w:val="28"/>
-          <w:szCs w:val="28"/>
-          <w:lang w:val="en-US"/>
-        </w:rPr>
-      </w:r>
-      <w:r>
-        <w:rPr>
-          <w:rFonts w:ascii="Liberation Serif" w:hAnsi="Liberation Serif" w:eastAsia="Liberation Serif" w:cs="Liberation Serif"/>
-          <w:sz w:val="28"/>
-          <w:szCs w:val="28"/>
-        </w:rPr>
-      </w:r>
-      <w:r>
-        <w:rPr>
           <w:rFonts w:ascii="Liberation Serif" w:hAnsi="Liberation Serif" w:cs="Liberation Serif"/>
+          <w:b w:val="0"/>
+          <w:bCs w:val="0"/>
           <w:sz w:val="28"/>
           <w:szCs w:val="28"/>
         </w:rPr>
@@ -854,27 +1432,50 @@
       <w:pPr>
         <w:pBdr/>
         <w:spacing/>
-        <w:ind/>
-        <w:rPr>
-          <w:rFonts w:ascii="Liberation Serif" w:hAnsi="Liberation Serif" w:cs="Liberation Serif"/>
-          <w:sz w:val="28"/>
-          <w:szCs w:val="28"/>
+        <w:ind w:firstLine="0" w:left="0"/>
+        <w:jc w:val="both"/>
+        <w:rPr>
+          <w:rFonts w:ascii="Liberation Serif" w:hAnsi="Liberation Serif" w:eastAsia="Liberation Serif" w:cs="Liberation Serif"/>
+          <w:b/>
+          <w:bCs/>
+          <w:sz w:val="28"/>
+          <w:szCs w:val="28"/>
+          <w:highlight w:val="none"/>
+          <w:lang w:val="ru-RU"/>
         </w:rPr>
       </w:pPr>
       <w:r>
         <w:rPr>
           <w:rFonts w:ascii="Liberation Serif" w:hAnsi="Liberation Serif" w:eastAsia="Liberation Serif" w:cs="Liberation Serif"/>
-          <w:sz w:val="28"/>
-          <w:szCs w:val="28"/>
-          <w:lang w:val="en-US"/>
-        </w:rPr>
-        <w:t xml:space="preserve">Принял: Шелудько В. И.</w:t>
+          <w:b/>
+          <w:bCs/>
+          <w:sz w:val="28"/>
+          <w:szCs w:val="28"/>
+          <w:highlight w:val="none"/>
+          <w:lang w:val="ru-RU"/>
+        </w:rPr>
+        <w:t xml:space="preserve">2. Топология сети</w:t>
       </w:r>
       <w:r>
         <w:rPr>
           <w:rFonts w:ascii="Liberation Serif" w:hAnsi="Liberation Serif" w:eastAsia="Liberation Serif" w:cs="Liberation Serif"/>
-          <w:sz w:val="28"/>
-          <w:szCs w:val="28"/>
+          <w:b/>
+          <w:bCs/>
+          <w:sz w:val="28"/>
+          <w:szCs w:val="28"/>
+          <w:highlight w:val="none"/>
+          <w:lang w:val="ru-RU"/>
+        </w:rPr>
+      </w:r>
+      <w:r>
+        <w:rPr>
+          <w:rFonts w:ascii="Liberation Serif" w:hAnsi="Liberation Serif" w:eastAsia="Liberation Serif" w:cs="Liberation Serif"/>
+          <w:b/>
+          <w:bCs/>
+          <w:sz w:val="28"/>
+          <w:szCs w:val="28"/>
+          <w:highlight w:val="none"/>
+          <w:lang w:val="ru-RU"/>
         </w:rPr>
       </w:r>
     </w:p>
@@ -882,26 +1483,49 @@
       <w:pPr>
         <w:pBdr/>
         <w:spacing/>
-        <w:ind/>
-        <w:rPr>
-          <w:rFonts w:ascii="Liberation Serif" w:hAnsi="Liberation Serif" w:cs="Liberation Serif"/>
-          <w:sz w:val="28"/>
-          <w:szCs w:val="28"/>
+        <w:ind w:firstLine="0" w:left="0"/>
+        <w:jc w:val="both"/>
+        <w:rPr>
+          <w:rFonts w:ascii="Liberation Serif" w:hAnsi="Liberation Serif" w:eastAsia="Liberation Serif" w:cs="Liberation Serif"/>
+          <w:b w:val="0"/>
+          <w:bCs w:val="0"/>
+          <w:sz w:val="28"/>
+          <w:szCs w:val="28"/>
+          <w:highlight w:val="none"/>
+          <w:lang w:val="ru-RU" w:bidi="ru-RU"/>
         </w:rPr>
       </w:pPr>
       <w:r>
         <w:rPr>
           <w:rFonts w:ascii="Liberation Serif" w:hAnsi="Liberation Serif" w:eastAsia="Liberation Serif" w:cs="Liberation Serif"/>
-          <w:sz w:val="28"/>
-          <w:szCs w:val="28"/>
-          <w:lang w:val="en-US"/>
-        </w:rPr>
+          <w:b w:val="0"/>
+          <w:bCs w:val="0"/>
+          <w:sz w:val="28"/>
+          <w:szCs w:val="28"/>
+          <w:highlight w:val="none"/>
+          <w:lang w:val="ru-RU" w:bidi="ru-RU"/>
+        </w:rPr>
+        <w:t xml:space="preserve">Сеть представляет собой соединение 4 компьютеров и 2 машрутизаторов типа комбинированая звезда.</w:t>
       </w:r>
       <w:r>
         <w:rPr>
           <w:rFonts w:ascii="Liberation Serif" w:hAnsi="Liberation Serif" w:eastAsia="Liberation Serif" w:cs="Liberation Serif"/>
-          <w:sz w:val="28"/>
-          <w:szCs w:val="28"/>
+          <w:b w:val="0"/>
+          <w:bCs w:val="0"/>
+          <w:sz w:val="28"/>
+          <w:szCs w:val="28"/>
+          <w:highlight w:val="none"/>
+        </w:rPr>
+      </w:r>
+      <w:r>
+        <w:rPr>
+          <w:rFonts w:ascii="Liberation Serif" w:hAnsi="Liberation Serif" w:eastAsia="Liberation Serif" w:cs="Liberation Serif"/>
+          <w:b w:val="0"/>
+          <w:bCs w:val="0"/>
+          <w:sz w:val="28"/>
+          <w:szCs w:val="28"/>
+          <w:highlight w:val="none"/>
+          <w:lang w:val="ru-RU" w:bidi="ru-RU"/>
         </w:rPr>
       </w:r>
     </w:p>
@@ -909,269 +1533,6 @@
       <w:pPr>
         <w:pBdr/>
         <w:spacing/>
-        <w:ind/>
-        <w:rPr>
-          <w:rFonts w:ascii="Liberation Serif" w:hAnsi="Liberation Serif" w:cs="Liberation Serif"/>
-          <w:sz w:val="28"/>
-          <w:szCs w:val="28"/>
-        </w:rPr>
-      </w:pPr>
-      <w:r>
-        <w:rPr>
-          <w:rFonts w:ascii="Liberation Serif" w:hAnsi="Liberation Serif" w:eastAsia="Liberation Serif" w:cs="Liberation Serif"/>
-          <w:sz w:val="28"/>
-          <w:szCs w:val="28"/>
-          <w:lang w:val="en-US"/>
-        </w:rPr>
-      </w:r>
-      <w:r>
-        <w:rPr>
-          <w:rFonts w:ascii="Liberation Serif" w:hAnsi="Liberation Serif" w:eastAsia="Liberation Serif" w:cs="Liberation Serif"/>
-          <w:sz w:val="28"/>
-          <w:szCs w:val="28"/>
-        </w:rPr>
-      </w:r>
-    </w:p>
-    <w:p>
-      <w:pPr>
-        <w:pBdr/>
-        <w:spacing/>
-        <w:ind/>
-        <w:rPr>
-          <w:rFonts w:ascii="Liberation Serif" w:hAnsi="Liberation Serif" w:cs="Liberation Serif"/>
-          <w:sz w:val="28"/>
-          <w:szCs w:val="28"/>
-        </w:rPr>
-      </w:pPr>
-      <w:r>
-        <w:rPr>
-          <w:rFonts w:ascii="Liberation Serif" w:hAnsi="Liberation Serif" w:eastAsia="Liberation Serif" w:cs="Liberation Serif"/>
-          <w:sz w:val="28"/>
-          <w:szCs w:val="28"/>
-          <w:lang w:val="en-US"/>
-        </w:rPr>
-      </w:r>
-      <w:r>
-        <w:rPr>
-          <w:rFonts w:ascii="Liberation Serif" w:hAnsi="Liberation Serif" w:eastAsia="Liberation Serif" w:cs="Liberation Serif"/>
-          <w:sz w:val="28"/>
-          <w:szCs w:val="28"/>
-        </w:rPr>
-      </w:r>
-    </w:p>
-    <w:p>
-      <w:pPr>
-        <w:pBdr/>
-        <w:spacing/>
-        <w:ind/>
-        <w:rPr>
-          <w:rFonts w:ascii="Liberation Serif" w:hAnsi="Liberation Serif" w:cs="Liberation Serif"/>
-          <w:sz w:val="28"/>
-          <w:szCs w:val="28"/>
-        </w:rPr>
-      </w:pPr>
-      <w:r>
-        <w:rPr>
-          <w:rFonts w:ascii="Liberation Serif" w:hAnsi="Liberation Serif" w:eastAsia="Liberation Serif" w:cs="Liberation Serif"/>
-          <w:sz w:val="28"/>
-          <w:szCs w:val="28"/>
-          <w:lang w:val="en-US"/>
-        </w:rPr>
-      </w:r>
-      <w:r>
-        <w:rPr>
-          <w:rFonts w:ascii="Liberation Serif" w:hAnsi="Liberation Serif" w:eastAsia="Liberation Serif" w:cs="Liberation Serif"/>
-          <w:sz w:val="28"/>
-          <w:szCs w:val="28"/>
-        </w:rPr>
-      </w:r>
-    </w:p>
-    <w:p>
-      <w:pPr>
-        <w:pBdr/>
-        <w:spacing/>
-        <w:ind/>
-        <w:rPr>
-          <w:rFonts w:ascii="Liberation Serif" w:hAnsi="Liberation Serif" w:cs="Liberation Serif"/>
-          <w:sz w:val="28"/>
-          <w:szCs w:val="28"/>
-        </w:rPr>
-      </w:pPr>
-      <w:r>
-        <w:rPr>
-          <w:rFonts w:ascii="Liberation Serif" w:hAnsi="Liberation Serif" w:eastAsia="Liberation Serif" w:cs="Liberation Serif"/>
-          <w:sz w:val="28"/>
-          <w:szCs w:val="28"/>
-          <w:lang w:val="en-US"/>
-        </w:rPr>
-      </w:r>
-      <w:r>
-        <w:rPr>
-          <w:rFonts w:ascii="Liberation Serif" w:hAnsi="Liberation Serif" w:eastAsia="Liberation Serif" w:cs="Liberation Serif"/>
-          <w:sz w:val="28"/>
-          <w:szCs w:val="28"/>
-        </w:rPr>
-      </w:r>
-    </w:p>
-    <w:p>
-      <w:pPr>
-        <w:pBdr/>
-        <w:spacing/>
-        <w:ind/>
-        <w:jc w:val="center"/>
-        <w:rPr>
-          <w:rFonts w:ascii="Liberation Serif" w:hAnsi="Liberation Serif" w:cs="Liberation Serif"/>
-          <w:sz w:val="28"/>
-          <w:szCs w:val="28"/>
-        </w:rPr>
-      </w:pPr>
-      <w:r>
-        <w:rPr>
-          <w:rFonts w:ascii="Liberation Serif" w:hAnsi="Liberation Serif" w:eastAsia="Liberation Serif" w:cs="Liberation Serif"/>
-          <w:sz w:val="28"/>
-          <w:szCs w:val="28"/>
-          <w:lang w:val="en-US"/>
-        </w:rPr>
-        <w:t xml:space="preserve">Новосибирск</w:t>
-      </w:r>
-      <w:r>
-        <w:rPr>
-          <w:rFonts w:ascii="Liberation Serif" w:hAnsi="Liberation Serif" w:eastAsia="Liberation Serif" w:cs="Liberation Serif"/>
-          <w:sz w:val="28"/>
-          <w:szCs w:val="28"/>
-        </w:rPr>
-      </w:r>
-    </w:p>
-    <w:p>
-      <w:pPr>
-        <w:pBdr/>
-        <w:spacing/>
-        <w:ind/>
-        <w:jc w:val="center"/>
-        <w:rPr>
-          <w:rFonts w:ascii="Liberation Serif" w:hAnsi="Liberation Serif" w:eastAsia="Liberation Serif" w:cs="Liberation Serif"/>
-          <w:sz w:val="28"/>
-          <w:szCs w:val="28"/>
-          <w:highlight w:val="none"/>
-          <w:lang w:val="ru-RU"/>
-        </w:rPr>
-      </w:pPr>
-      <w:r>
-        <w:rPr>
-          <w:rFonts w:ascii="Liberation Serif" w:hAnsi="Liberation Serif" w:eastAsia="Liberation Serif" w:cs="Liberation Serif"/>
-          <w:sz w:val="28"/>
-          <w:szCs w:val="28"/>
-          <w:lang w:val="en-US"/>
-        </w:rPr>
-        <w:t xml:space="preserve">2026</w:t>
-      </w:r>
-      <w:r>
-        <w:rPr>
-          <w:rFonts w:ascii="Liberation Serif" w:hAnsi="Liberation Serif" w:eastAsia="Liberation Serif" w:cs="Liberation Serif"/>
-          <w:sz w:val="28"/>
-          <w:szCs w:val="28"/>
-          <w:lang w:val="ru-RU"/>
-        </w:rPr>
-        <w:t xml:space="preserve"> г.</w:t>
-      </w:r>
-      <w:r>
-        <w:rPr>
-          <w:rFonts w:ascii="Liberation Serif" w:hAnsi="Liberation Serif" w:cs="Liberation Serif"/>
-          <w:sz w:val="28"/>
-          <w:szCs w:val="28"/>
-        </w:rPr>
-      </w:r>
-    </w:p>
-    <w:p>
-      <w:pPr>
-        <w:pBdr/>
-        <w:spacing/>
-        <w:ind w:firstLine="0" w:left="0"/>
-        <w:jc w:val="left"/>
-        <w:rPr>
-          <w:rFonts w:ascii="Liberation Serif" w:hAnsi="Liberation Serif" w:cs="Liberation Serif"/>
-          <w:b/>
-          <w:bCs/>
-          <w:sz w:val="28"/>
-          <w:szCs w:val="28"/>
-        </w:rPr>
-      </w:pPr>
-      <w:r>
-        <w:rPr>
-          <w:rFonts w:ascii="Liberation Serif" w:hAnsi="Liberation Serif" w:eastAsia="Liberation Serif" w:cs="Liberation Serif"/>
-          <w:b/>
-          <w:bCs/>
-          <w:sz w:val="28"/>
-          <w:szCs w:val="28"/>
-          <w:highlight w:val="none"/>
-          <w:lang w:val="en-US"/>
-        </w:rPr>
-        <w:t xml:space="preserve">1. </w:t>
-      </w:r>
-      <w:r>
-        <w:rPr>
-          <w:rFonts w:ascii="Liberation Serif" w:hAnsi="Liberation Serif" w:eastAsia="Liberation Serif" w:cs="Liberation Serif"/>
-          <w:b/>
-          <w:bCs/>
-          <w:sz w:val="28"/>
-          <w:szCs w:val="28"/>
-          <w:highlight w:val="none"/>
-          <w:lang w:val="ru-RU"/>
-        </w:rPr>
-        <w:t xml:space="preserve">Цель и задание</w:t>
-      </w:r>
-      <w:r>
-        <w:rPr>
-          <w:rFonts w:ascii="Liberation Serif" w:hAnsi="Liberation Serif" w:cs="Liberation Serif"/>
-          <w:b/>
-          <w:bCs/>
-          <w:sz w:val="28"/>
-          <w:szCs w:val="28"/>
-        </w:rPr>
-      </w:r>
-    </w:p>
-    <w:p>
-      <w:pPr>
-        <w:pBdr/>
-        <w:spacing/>
-        <w:ind w:firstLine="0" w:left="0"/>
-        <w:jc w:val="both"/>
-        <w:rPr>
-          <w:rFonts w:ascii="Liberation Serif" w:hAnsi="Liberation Serif" w:eastAsia="Liberation Serif" w:cs="Liberation Serif"/>
-          <w:b/>
-          <w:bCs/>
-          <w:sz w:val="28"/>
-          <w:szCs w:val="28"/>
-          <w:highlight w:val="none"/>
-          <w:lang w:val="ru-RU"/>
-        </w:rPr>
-      </w:pPr>
-      <w:r>
-        <w:rPr>
-          <w:rFonts w:ascii="Liberation Serif" w:hAnsi="Liberation Serif" w:eastAsia="Liberation Serif" w:cs="Liberation Serif"/>
-          <w:b/>
-          <w:bCs/>
-          <w:sz w:val="28"/>
-          <w:szCs w:val="28"/>
-          <w:highlight w:val="none"/>
-          <w:lang w:val="ru-RU"/>
-        </w:rPr>
-        <w:t xml:space="preserve">Вариант № 3</w:t>
-      </w:r>
-      <w:r>
-        <w:rPr>
-          <w:rFonts w:ascii="Liberation Serif" w:hAnsi="Liberation Serif" w:cs="Liberation Serif"/>
-          <w:b/>
-          <w:bCs/>
-          <w:sz w:val="28"/>
-          <w:szCs w:val="28"/>
-        </w:rPr>
-      </w:r>
-    </w:p>
-    <w:p>
-      <w:pPr>
-        <w:pBdr/>
-        <w:spacing/>
         <w:ind w:firstLine="0" w:left="0"/>
         <w:jc w:val="both"/>
         <w:rPr>
@@ -1181,33 +1542,8 @@
           <w:sz w:val="28"/>
           <w:szCs w:val="28"/>
           <w:highlight w:val="none"/>
-          <w:lang w:val="ru-RU"/>
-        </w:rPr>
-      </w:pPr>
-      <w:r>
-        <w:rPr>
-          <w:rFonts w:ascii="Liberation Serif" w:hAnsi="Liberation Serif" w:eastAsia="Liberation Serif" w:cs="Liberation Serif"/>
-          <w:b/>
-          <w:bCs/>
-          <w:sz w:val="28"/>
-          <w:szCs w:val="28"/>
-          <w:highlight w:val="none"/>
-          <w:lang w:val="ru-RU"/>
-        </w:rPr>
-        <w:t xml:space="preserve">Цель работы</w:t>
-      </w:r>
-      <w:r>
-        <w:rPr>
-          <w:rFonts w:ascii="Liberation Serif" w:hAnsi="Liberation Serif" w:eastAsia="Liberation Serif" w:cs="Liberation Serif"/>
-          <w:b/>
-          <w:bCs/>
-          <w:sz w:val="28"/>
-          <w:szCs w:val="28"/>
-          <w:highlight w:val="none"/>
-          <w:lang w:val="en-US"/>
-        </w:rPr>
-        <w:t xml:space="preserve">:</w:t>
-      </w:r>
+        </w:rPr>
+      </w:pPr>
       <w:r>
         <w:rPr>
           <w:rFonts w:ascii="Liberation Serif" w:hAnsi="Liberation Serif" w:eastAsia="Liberation Serif" w:cs="Liberation Serif"/>
@@ -1216,9 +1552,8 @@
           <w:sz w:val="28"/>
           <w:szCs w:val="28"/>
           <w:highlight w:val="none"/>
-          <w:lang w:val="ru-RU"/>
-        </w:rPr>
-        <w:t xml:space="preserve"> Изучение принипов работы и получение практических навыков конфигурирования протокола динамической машрутизации </w:t>
+          <w:lang w:val="ru-RU" w:bidi="ru-RU"/>
+        </w:rPr>
       </w:r>
       <w:r>
         <w:rPr>
@@ -1228,9 +1563,8 @@
           <w:sz w:val="28"/>
           <w:szCs w:val="28"/>
           <w:highlight w:val="none"/>
-          <w:lang w:val="en-US"/>
-        </w:rPr>
-        <w:t xml:space="preserve">RIP</w:t>
+          <w:lang w:val="ru-RU" w:bidi="ru-RU"/>
+        </w:rPr>
       </w:r>
       <w:r>
         <w:rPr>
@@ -1240,199 +1574,6 @@
           <w:sz w:val="28"/>
           <w:szCs w:val="28"/>
           <w:highlight w:val="none"/>
-          <w:lang w:val="ru-RU"/>
-        </w:rPr>
-        <w:t xml:space="preserve">.</w:t>
-      </w:r>
-      <w:r>
-        <w:rPr>
-          <w:rFonts w:ascii="Liberation Serif" w:hAnsi="Liberation Serif" w:cs="Liberation Serif"/>
-          <w:b w:val="0"/>
-          <w:bCs w:val="0"/>
-          <w:sz w:val="28"/>
-          <w:szCs w:val="28"/>
-        </w:rPr>
-      </w:r>
-    </w:p>
-    <w:p>
-      <w:pPr>
-        <w:pBdr/>
-        <w:spacing/>
-        <w:ind w:firstLine="0" w:left="709"/>
-        <w:jc w:val="both"/>
-        <w:rPr>
-          <w:rFonts w:ascii="Liberation Serif" w:hAnsi="Liberation Serif" w:cs="Liberation Serif"/>
-          <w:b w:val="0"/>
-          <w:bCs w:val="0"/>
-          <w:sz w:val="28"/>
-          <w:szCs w:val="28"/>
-        </w:rPr>
-      </w:pPr>
-      <w:r>
-        <w:rPr>
-          <w:rFonts w:ascii="Liberation Serif" w:hAnsi="Liberation Serif" w:cs="Liberation Serif"/>
-          <w:b w:val="0"/>
-          <w:bCs w:val="0"/>
-          <w:sz w:val="28"/>
-          <w:szCs w:val="28"/>
-        </w:rPr>
-      </w:r>
-      <w:r>
-        <w:rPr>
-          <w:rFonts w:ascii="Liberation Serif" w:hAnsi="Liberation Serif" w:cs="Liberation Serif"/>
-          <w:b w:val="0"/>
-          <w:bCs w:val="0"/>
-          <w:sz w:val="28"/>
-          <w:szCs w:val="28"/>
-        </w:rPr>
-      </w:r>
-      <w:r>
-        <w:rPr>
-          <w:rFonts w:ascii="Liberation Serif" w:hAnsi="Liberation Serif" w:cs="Liberation Serif"/>
-          <w:b w:val="0"/>
-          <w:bCs w:val="0"/>
-          <w:sz w:val="28"/>
-          <w:szCs w:val="28"/>
-        </w:rPr>
-      </w:r>
-    </w:p>
-    <w:p>
-      <w:pPr>
-        <w:pBdr/>
-        <w:spacing/>
-        <w:ind w:firstLine="0" w:left="0"/>
-        <w:jc w:val="both"/>
-        <w:rPr>
-          <w:rFonts w:ascii="Liberation Serif" w:hAnsi="Liberation Serif" w:eastAsia="Liberation Serif" w:cs="Liberation Serif"/>
-          <w:b/>
-          <w:bCs/>
-          <w:sz w:val="28"/>
-          <w:szCs w:val="28"/>
-          <w:highlight w:val="none"/>
-          <w:lang w:val="ru-RU"/>
-        </w:rPr>
-      </w:pPr>
-      <w:r>
-        <w:rPr>
-          <w:rFonts w:ascii="Liberation Serif" w:hAnsi="Liberation Serif" w:eastAsia="Liberation Serif" w:cs="Liberation Serif"/>
-          <w:b/>
-          <w:bCs/>
-          <w:sz w:val="28"/>
-          <w:szCs w:val="28"/>
-          <w:highlight w:val="none"/>
-          <w:lang w:val="ru-RU"/>
-        </w:rPr>
-        <w:t xml:space="preserve">2. Топология сети</w:t>
-      </w:r>
-      <w:r>
-        <w:rPr>
-          <w:rFonts w:ascii="Liberation Serif" w:hAnsi="Liberation Serif" w:eastAsia="Liberation Serif" w:cs="Liberation Serif"/>
-          <w:b/>
-          <w:bCs/>
-          <w:sz w:val="28"/>
-          <w:szCs w:val="28"/>
-          <w:highlight w:val="none"/>
-          <w:lang w:val="ru-RU"/>
-        </w:rPr>
-      </w:r>
-    </w:p>
-    <w:p>
-      <w:pPr>
-        <w:pBdr/>
-        <w:spacing/>
-        <w:ind w:firstLine="0" w:left="0"/>
-        <w:jc w:val="both"/>
-        <w:rPr>
-          <w:rFonts w:ascii="Liberation Serif" w:hAnsi="Liberation Serif" w:eastAsia="Liberation Serif" w:cs="Liberation Serif"/>
-          <w:b w:val="0"/>
-          <w:bCs w:val="0"/>
-          <w:sz w:val="28"/>
-          <w:szCs w:val="28"/>
-          <w:highlight w:val="none"/>
-          <w:lang w:val="ru-RU" w:bidi="ru-RU"/>
-        </w:rPr>
-      </w:pPr>
-      <w:r>
-        <w:rPr>
-          <w:rFonts w:ascii="Liberation Serif" w:hAnsi="Liberation Serif" w:eastAsia="Liberation Serif" w:cs="Liberation Serif"/>
-          <w:b w:val="0"/>
-          <w:bCs w:val="0"/>
-          <w:sz w:val="28"/>
-          <w:szCs w:val="28"/>
-          <w:highlight w:val="none"/>
-          <w:lang w:val="ru-RU" w:bidi="ru-RU"/>
-        </w:rPr>
-        <w:t xml:space="preserve">Сеть представляет собой соединение 4 компьютеров и 2 машрутизаторов типа комбинированая звезда.</w:t>
-      </w:r>
-      <w:r>
-        <w:rPr>
-          <w:rFonts w:ascii="Liberation Serif" w:hAnsi="Liberation Serif" w:eastAsia="Liberation Serif" w:cs="Liberation Serif"/>
-          <w:b w:val="0"/>
-          <w:bCs w:val="0"/>
-          <w:sz w:val="28"/>
-          <w:szCs w:val="28"/>
-          <w:highlight w:val="none"/>
-        </w:rPr>
-      </w:r>
-    </w:p>
-    <w:p>
-      <w:pPr>
-        <w:pBdr/>
-        <w:spacing/>
-        <w:ind w:firstLine="0" w:left="0"/>
-        <w:jc w:val="both"/>
-        <w:rPr>
-          <w:rFonts w:ascii="Liberation Serif" w:hAnsi="Liberation Serif" w:eastAsia="Liberation Serif" w:cs="Liberation Serif"/>
-          <w:b w:val="0"/>
-          <w:bCs w:val="0"/>
-          <w:sz w:val="28"/>
-          <w:szCs w:val="28"/>
-          <w:highlight w:val="none"/>
-        </w:rPr>
-      </w:pPr>
-      <w:r>
-        <w:rPr>
-          <w:rFonts w:ascii="Liberation Serif" w:hAnsi="Liberation Serif" w:eastAsia="Liberation Serif" w:cs="Liberation Serif"/>
-          <w:b w:val="0"/>
-          <w:bCs w:val="0"/>
-          <w:sz w:val="28"/>
-          <w:szCs w:val="28"/>
-          <w:highlight w:val="none"/>
-          <w:lang w:val="ru-RU" w:bidi="ru-RU"/>
-        </w:rPr>
-      </w:r>
-      <w:r/>
-      <w:r>
-        <w:rPr>
-          <w:rFonts w:ascii="Liberation Serif" w:hAnsi="Liberation Serif" w:eastAsia="Liberation Serif" w:cs="Liberation Serif"/>
-          <w:b w:val="0"/>
-          <w:bCs w:val="0"/>
-          <w:sz w:val="28"/>
-          <w:szCs w:val="28"/>
-          <w:highlight w:val="none"/>
-          <w:lang w:val="ru-RU" w:bidi="ru-RU"/>
-        </w:rPr>
-      </w:r>
-      <w:r>
-        <w:rPr>
-          <w:rFonts w:ascii="Liberation Serif" w:hAnsi="Liberation Serif" w:eastAsia="Liberation Serif" w:cs="Liberation Serif"/>
-          <w:b w:val="0"/>
-          <w:bCs w:val="0"/>
-          <w:sz w:val="28"/>
-          <w:szCs w:val="28"/>
-          <w:highlight w:val="none"/>
-          <w:lang w:val="ru-RU" w:bidi="ru-RU"/>
-        </w:rPr>
-      </w:r>
-      <w:r>
-        <w:rPr>
-          <w:rFonts w:ascii="Liberation Serif" w:hAnsi="Liberation Serif" w:eastAsia="Liberation Serif" w:cs="Liberation Serif"/>
-          <w:b w:val="0"/>
-          <w:bCs w:val="0"/>
-          <w:sz w:val="28"/>
-          <w:szCs w:val="28"/>
-          <w:highlight w:val="none"/>
-          <w:lang w:val="ru-RU" w:bidi="ru-RU"/>
         </w:rPr>
       </w:r>
     </w:p>
@@ -1539,6 +1680,17 @@
           <w:szCs w:val="28"/>
         </w:rPr>
       </w:r>
+      <w:r>
+        <w:rPr>
+          <w:rFonts w:ascii="Liberation Serif" w:hAnsi="Liberation Serif" w:eastAsia="Liberation Serif" w:cs="Liberation Serif"/>
+          <w:b/>
+          <w:bCs/>
+          <w:sz w:val="28"/>
+          <w:szCs w:val="28"/>
+          <w:highlight w:val="none"/>
+          <w:lang w:val="ru-RU"/>
+        </w:rPr>
+      </w:r>
     </w:p>
     <w:p>
       <w:pPr>
@@ -1577,6 +1729,17 @@
           <w:szCs w:val="28"/>
         </w:rPr>
       </w:r>
+      <w:r>
+        <w:rPr>
+          <w:rFonts w:ascii="Liberation Serif" w:hAnsi="Liberation Serif" w:eastAsia="Liberation Serif" w:cs="Liberation Serif"/>
+          <w:b w:val="0"/>
+          <w:bCs w:val="0"/>
+          <w:sz w:val="28"/>
+          <w:szCs w:val="28"/>
+          <w:highlight w:val="none"/>
+          <w:lang w:val="ru-RU"/>
+        </w:rPr>
+      </w:r>
     </w:p>
     <w:p>
       <w:pPr>
@@ -1657,6 +1820,17 @@
           <w:szCs w:val="28"/>
         </w:rPr>
       </w:r>
+      <w:r>
+        <w:rPr>
+          <w:rFonts w:ascii="Liberation Serif" w:hAnsi="Liberation Serif" w:eastAsia="Liberation Serif" w:cs="Liberation Serif"/>
+          <w:b/>
+          <w:bCs/>
+          <w:sz w:val="28"/>
+          <w:szCs w:val="28"/>
+          <w:highlight w:val="none"/>
+          <w:lang w:val="ru-RU"/>
+        </w:rPr>
+      </w:r>
     </w:p>
     <w:p>
       <w:pPr>
@@ -1705,6 +1879,17 @@
           <w:bCs w:val="0"/>
           <w:sz w:val="28"/>
           <w:szCs w:val="28"/>
+        </w:rPr>
+      </w:r>
+      <w:r>
+        <w:rPr>
+          <w:rFonts w:ascii="Liberation Serif" w:hAnsi="Liberation Serif" w:eastAsia="Liberation Serif" w:cs="Liberation Serif"/>
+          <w:b w:val="0"/>
+          <w:bCs w:val="0"/>
+          <w:sz w:val="28"/>
+          <w:szCs w:val="28"/>
+          <w:highlight w:val="none"/>
+          <w:lang w:val="ru-RU"/>
         </w:rPr>
       </w:r>
     </w:p>
@@ -1745,10 +1930,8 @@
       <w:r>
         <w:rPr>
           <w:rFonts w:ascii="Times New Roman" w:hAnsi="Times New Roman" w:eastAsia="Times New Roman" w:cs="Times New Roman"/>
-          <w:b/>
-          <w:color w:val="000000"/>
           <w:sz w:val="24"/>
-          <w:highlight w:val="none"/>
+          <w:szCs w:val="24"/>
         </w:rPr>
       </w:r>
     </w:p>
@@ -1789,10 +1972,21 @@
           <w:szCs w:val="28"/>
         </w:rPr>
       </w:r>
+      <w:r>
+        <w:rPr>
+          <w:rFonts w:ascii="Liberation Serif" w:hAnsi="Liberation Serif" w:cs="Liberation Serif"/>
+          <w:b/>
+          <w:bCs/>
+          <w:color w:val="000000"/>
+          <w:sz w:val="28"/>
+          <w:szCs w:val="28"/>
+          <w:highlight w:val="none"/>
+        </w:rPr>
+      </w:r>
     </w:p>
     <w:p>
       <w:pPr>
-        <w:pStyle w:val="668"/>
+        <w:pStyle w:val="914"/>
         <w:numPr>
           <w:ilvl w:val="0"/>
           <w:numId w:val="3"/>
@@ -1836,10 +2030,17 @@
           <w:szCs w:val="28"/>
         </w:rPr>
       </w:r>
+      <w:r>
+        <w:rPr>
+          <w:rFonts w:ascii="Liberation Serif" w:hAnsi="Liberation Serif" w:cs="Liberation Serif"/>
+          <w:sz w:val="28"/>
+          <w:szCs w:val="28"/>
+        </w:rPr>
+      </w:r>
     </w:p>
     <w:p>
       <w:pPr>
-        <w:pStyle w:val="668"/>
+        <w:pStyle w:val="914"/>
         <w:numPr>
           <w:ilvl w:val="0"/>
           <w:numId w:val="3"/>
@@ -1883,10 +2084,17 @@
           <w:szCs w:val="28"/>
         </w:rPr>
       </w:r>
+      <w:r>
+        <w:rPr>
+          <w:rFonts w:ascii="Liberation Serif" w:hAnsi="Liberation Serif" w:cs="Liberation Serif"/>
+          <w:sz w:val="28"/>
+          <w:szCs w:val="28"/>
+        </w:rPr>
+      </w:r>
     </w:p>
     <w:p>
       <w:pPr>
-        <w:pStyle w:val="668"/>
+        <w:pStyle w:val="914"/>
         <w:numPr>
           <w:ilvl w:val="0"/>
           <w:numId w:val="3"/>
@@ -1930,6 +2138,13 @@
           <w:szCs w:val="28"/>
         </w:rPr>
       </w:r>
+      <w:r>
+        <w:rPr>
+          <w:rFonts w:ascii="Liberation Serif" w:hAnsi="Liberation Serif" w:cs="Liberation Serif"/>
+          <w:sz w:val="28"/>
+          <w:szCs w:val="28"/>
+        </w:rPr>
+      </w:r>
     </w:p>
     <w:p>
       <w:pPr>
@@ -1964,10 +2179,17 @@
           <w:szCs w:val="28"/>
         </w:rPr>
       </w:r>
+      <w:r>
+        <w:rPr>
+          <w:rFonts w:ascii="Liberation Serif" w:hAnsi="Liberation Serif" w:cs="Liberation Serif"/>
+          <w:sz w:val="28"/>
+          <w:szCs w:val="28"/>
+        </w:rPr>
+      </w:r>
     </w:p>
     <w:p>
       <w:pPr>
-        <w:pStyle w:val="668"/>
+        <w:pStyle w:val="914"/>
         <w:numPr>
           <w:ilvl w:val="0"/>
           <w:numId w:val="4"/>
@@ -2011,10 +2233,17 @@
           <w:szCs w:val="28"/>
         </w:rPr>
       </w:r>
+      <w:r>
+        <w:rPr>
+          <w:rFonts w:ascii="Liberation Serif" w:hAnsi="Liberation Serif" w:cs="Liberation Serif"/>
+          <w:sz w:val="28"/>
+          <w:szCs w:val="28"/>
+        </w:rPr>
+      </w:r>
     </w:p>
     <w:p>
       <w:pPr>
-        <w:pStyle w:val="668"/>
+        <w:pStyle w:val="914"/>
         <w:numPr>
           <w:ilvl w:val="0"/>
           <w:numId w:val="4"/>
@@ -2058,10 +2287,17 @@
           <w:szCs w:val="28"/>
         </w:rPr>
       </w:r>
+      <w:r>
+        <w:rPr>
+          <w:rFonts w:ascii="Liberation Serif" w:hAnsi="Liberation Serif" w:cs="Liberation Serif"/>
+          <w:sz w:val="28"/>
+          <w:szCs w:val="28"/>
+        </w:rPr>
+      </w:r>
     </w:p>
     <w:p>
       <w:pPr>
-        <w:pStyle w:val="668"/>
+        <w:pStyle w:val="914"/>
         <w:numPr>
           <w:ilvl w:val="0"/>
           <w:numId w:val="4"/>
@@ -2105,6 +2341,13 @@
           <w:szCs w:val="28"/>
         </w:rPr>
       </w:r>
+      <w:r>
+        <w:rPr>
+          <w:rFonts w:ascii="Liberation Serif" w:hAnsi="Liberation Serif" w:cs="Liberation Serif"/>
+          <w:sz w:val="28"/>
+          <w:szCs w:val="28"/>
+        </w:rPr>
+      </w:r>
     </w:p>
     <w:p>
       <w:pPr>
@@ -2139,10 +2382,17 @@
           <w:szCs w:val="28"/>
         </w:rPr>
       </w:r>
+      <w:r>
+        <w:rPr>
+          <w:rFonts w:ascii="Liberation Serif" w:hAnsi="Liberation Serif" w:cs="Liberation Serif"/>
+          <w:sz w:val="28"/>
+          <w:szCs w:val="28"/>
+        </w:rPr>
+      </w:r>
     </w:p>
     <w:p>
       <w:pPr>
-        <w:pStyle w:val="668"/>
+        <w:pStyle w:val="914"/>
         <w:numPr>
           <w:ilvl w:val="0"/>
           <w:numId w:val="5"/>
@@ -2186,10 +2436,17 @@
           <w:szCs w:val="28"/>
         </w:rPr>
       </w:r>
+      <w:r>
+        <w:rPr>
+          <w:rFonts w:ascii="Liberation Serif" w:hAnsi="Liberation Serif" w:cs="Liberation Serif"/>
+          <w:sz w:val="28"/>
+          <w:szCs w:val="28"/>
+        </w:rPr>
+      </w:r>
     </w:p>
     <w:p>
       <w:pPr>
-        <w:pStyle w:val="668"/>
+        <w:pStyle w:val="914"/>
         <w:numPr>
           <w:ilvl w:val="0"/>
           <w:numId w:val="5"/>
@@ -2233,10 +2490,17 @@
           <w:szCs w:val="28"/>
         </w:rPr>
       </w:r>
+      <w:r>
+        <w:rPr>
+          <w:rFonts w:ascii="Liberation Serif" w:hAnsi="Liberation Serif" w:cs="Liberation Serif"/>
+          <w:sz w:val="28"/>
+          <w:szCs w:val="28"/>
+        </w:rPr>
+      </w:r>
     </w:p>
     <w:p>
       <w:pPr>
-        <w:pStyle w:val="668"/>
+        <w:pStyle w:val="914"/>
         <w:numPr>
           <w:ilvl w:val="0"/>
           <w:numId w:val="5"/>
@@ -2280,6 +2544,13 @@
           <w:szCs w:val="28"/>
         </w:rPr>
       </w:r>
+      <w:r>
+        <w:rPr>
+          <w:rFonts w:ascii="Liberation Serif" w:hAnsi="Liberation Serif" w:cs="Liberation Serif"/>
+          <w:sz w:val="28"/>
+          <w:szCs w:val="28"/>
+        </w:rPr>
+      </w:r>
     </w:p>
     <w:p>
       <w:pPr>
@@ -2314,10 +2585,17 @@
           <w:szCs w:val="28"/>
         </w:rPr>
       </w:r>
+      <w:r>
+        <w:rPr>
+          <w:rFonts w:ascii="Liberation Serif" w:hAnsi="Liberation Serif" w:cs="Liberation Serif"/>
+          <w:sz w:val="28"/>
+          <w:szCs w:val="28"/>
+        </w:rPr>
+      </w:r>
     </w:p>
     <w:p>
       <w:pPr>
-        <w:pStyle w:val="668"/>
+        <w:pStyle w:val="914"/>
         <w:numPr>
           <w:ilvl w:val="0"/>
           <w:numId w:val="6"/>
@@ -2361,10 +2639,17 @@
           <w:szCs w:val="28"/>
         </w:rPr>
       </w:r>
+      <w:r>
+        <w:rPr>
+          <w:rFonts w:ascii="Liberation Serif" w:hAnsi="Liberation Serif" w:cs="Liberation Serif"/>
+          <w:sz w:val="28"/>
+          <w:szCs w:val="28"/>
+        </w:rPr>
+      </w:r>
     </w:p>
     <w:p>
       <w:pPr>
-        <w:pStyle w:val="668"/>
+        <w:pStyle w:val="914"/>
         <w:numPr>
           <w:ilvl w:val="0"/>
           <w:numId w:val="6"/>
@@ -2408,10 +2693,17 @@
           <w:szCs w:val="28"/>
         </w:rPr>
       </w:r>
+      <w:r>
+        <w:rPr>
+          <w:rFonts w:ascii="Liberation Serif" w:hAnsi="Liberation Serif" w:cs="Liberation Serif"/>
+          <w:sz w:val="28"/>
+          <w:szCs w:val="28"/>
+        </w:rPr>
+      </w:r>
     </w:p>
     <w:p>
       <w:pPr>
-        <w:pStyle w:val="668"/>
+        <w:pStyle w:val="914"/>
         <w:numPr>
           <w:ilvl w:val="0"/>
           <w:numId w:val="6"/>
@@ -2455,6 +2747,13 @@
           <w:szCs w:val="28"/>
         </w:rPr>
       </w:r>
+      <w:r>
+        <w:rPr>
+          <w:rFonts w:ascii="Liberation Serif" w:hAnsi="Liberation Serif" w:cs="Liberation Serif"/>
+          <w:sz w:val="28"/>
+          <w:szCs w:val="28"/>
+        </w:rPr>
+      </w:r>
     </w:p>
     <w:p>
       <w:pPr>
@@ -2503,6 +2802,16 @@
           <w:szCs w:val="28"/>
         </w:rPr>
       </w:r>
+      <w:r>
+        <w:rPr>
+          <w:rFonts w:ascii="Liberation Serif" w:hAnsi="Liberation Serif" w:eastAsia="Liberation Serif" w:cs="Liberation Serif"/>
+          <w:color w:val="000000"/>
+          <w:sz w:val="28"/>
+          <w:szCs w:val="28"/>
+          <w:highlight w:val="none"/>
+          <w:lang w:val="en-US"/>
+        </w:rPr>
+      </w:r>
     </w:p>
     <w:p>
       <w:pPr>
@@ -2539,6 +2848,17 @@
           <w:bCs w:val="0"/>
           <w:sz w:val="28"/>
           <w:szCs w:val="28"/>
+        </w:rPr>
+      </w:r>
+      <w:r>
+        <w:rPr>
+          <w:rFonts w:ascii="Liberation Serif" w:hAnsi="Liberation Serif" w:eastAsia="Liberation Serif" w:cs="Liberation Serif"/>
+          <w:b w:val="0"/>
+          <w:bCs w:val="0"/>
+          <w:sz w:val="28"/>
+          <w:szCs w:val="28"/>
+          <w:highlight w:val="none"/>
+          <w:lang w:val="en-US"/>
         </w:rPr>
       </w:r>
     </w:p>
@@ -2606,7 +2926,6 @@
         </w:rPr>
         <w:t xml:space="preserve">Router(config)# hostname Router0</w:t>
       </w:r>
-      <w:r/>
       <w:r>
         <w:rPr>
           <w:rFonts w:ascii="Liberation Serif" w:hAnsi="Liberation Serif" w:eastAsia="Liberation Serif" w:cs="Liberation Serif"/>
@@ -2619,17 +2938,6 @@
         </w:rPr>
       </w:r>
       <w:r/>
-      <w:r>
-        <w:rPr>
-          <w:rFonts w:ascii="Liberation Serif" w:hAnsi="Liberation Serif" w:eastAsia="Liberation Serif" w:cs="Liberation Serif"/>
-          <w:b w:val="0"/>
-          <w:bCs w:val="0"/>
-          <w:sz w:val="28"/>
-          <w:szCs w:val="28"/>
-          <w:highlight w:val="none"/>
-          <w:lang w:val="en-US"/>
-        </w:rPr>
-      </w:r>
     </w:p>
     <w:p>
       <w:pPr>
@@ -2739,7 +3047,6 @@
         </w:rPr>
         <w:t xml:space="preserve">Router0(config-if)# exit</w:t>
       </w:r>
-      <w:r/>
       <w:r>
         <w:rPr>
           <w:rFonts w:ascii="Liberation Serif" w:hAnsi="Liberation Serif" w:eastAsia="Liberation Serif" w:cs="Liberation Serif"/>
@@ -2752,17 +3059,6 @@
         </w:rPr>
       </w:r>
       <w:r/>
-      <w:r>
-        <w:rPr>
-          <w:rFonts w:ascii="Liberation Serif" w:hAnsi="Liberation Serif" w:eastAsia="Liberation Serif" w:cs="Liberation Serif"/>
-          <w:b w:val="0"/>
-          <w:bCs w:val="0"/>
-          <w:sz w:val="28"/>
-          <w:szCs w:val="28"/>
-          <w:highlight w:val="none"/>
-          <w:lang w:val="en-US"/>
-        </w:rPr>
-      </w:r>
     </w:p>
     <w:p>
       <w:pPr>
@@ -2872,7 +3168,6 @@
         </w:rPr>
         <w:t xml:space="preserve">Router0(config-if)# exit</w:t>
       </w:r>
-      <w:r/>
       <w:r>
         <w:rPr>
           <w:rFonts w:ascii="Liberation Serif" w:hAnsi="Liberation Serif" w:eastAsia="Liberation Serif" w:cs="Liberation Serif"/>
@@ -2885,17 +3180,6 @@
         </w:rPr>
       </w:r>
       <w:r/>
-      <w:r>
-        <w:rPr>
-          <w:rFonts w:ascii="Liberation Serif" w:hAnsi="Liberation Serif" w:eastAsia="Liberation Serif" w:cs="Liberation Serif"/>
-          <w:b w:val="0"/>
-          <w:bCs w:val="0"/>
-          <w:sz w:val="28"/>
-          <w:szCs w:val="28"/>
-          <w:highlight w:val="none"/>
-          <w:lang w:val="en-US"/>
-        </w:rPr>
-      </w:r>
     </w:p>
     <w:p>
       <w:pPr>
@@ -3005,7 +3289,6 @@
         </w:rPr>
         <w:t xml:space="preserve">Router0(config-if)# exit</w:t>
       </w:r>
-      <w:r/>
       <w:r>
         <w:rPr>
           <w:rFonts w:ascii="Liberation Serif" w:hAnsi="Liberation Serif" w:eastAsia="Liberation Serif" w:cs="Liberation Serif"/>
@@ -3018,17 +3301,6 @@
         </w:rPr>
       </w:r>
       <w:r/>
-      <w:r>
-        <w:rPr>
-          <w:rFonts w:ascii="Liberation Serif" w:hAnsi="Liberation Serif" w:eastAsia="Liberation Serif" w:cs="Liberation Serif"/>
-          <w:b w:val="0"/>
-          <w:bCs w:val="0"/>
-          <w:sz w:val="28"/>
-          <w:szCs w:val="28"/>
-          <w:highlight w:val="none"/>
-          <w:lang w:val="en-US"/>
-        </w:rPr>
-      </w:r>
     </w:p>
     <w:p>
       <w:pPr>
@@ -3138,7 +3410,6 @@
         </w:rPr>
         <w:t xml:space="preserve">Router0(config-if)# end</w:t>
       </w:r>
-      <w:r/>
       <w:r>
         <w:rPr>
           <w:rFonts w:ascii="Liberation Serif" w:hAnsi="Liberation Serif" w:eastAsia="Liberation Serif" w:cs="Liberation Serif"/>
@@ -3151,7 +3422,13 @@
         </w:rPr>
       </w:r>
       <w:r/>
-      <w:r>
+    </w:p>
+    <w:p>
+      <w:pPr>
+        <w:pBdr/>
+        <w:spacing/>
+        <w:ind w:firstLine="0" w:left="0"/>
+        <w:jc w:val="left"/>
         <w:rPr>
           <w:rFonts w:ascii="Liberation Serif" w:hAnsi="Liberation Serif" w:eastAsia="Liberation Serif" w:cs="Liberation Serif"/>
           <w:b w:val="0"/>
@@ -3161,6 +3438,40 @@
           <w:highlight w:val="none"/>
           <w:lang w:val="en-US"/>
         </w:rPr>
+      </w:pPr>
+      <w:r>
+        <w:rPr>
+          <w:rFonts w:ascii="Liberation Serif" w:hAnsi="Liberation Serif" w:eastAsia="Liberation Serif" w:cs="Liberation Serif"/>
+          <w:b w:val="0"/>
+          <w:bCs w:val="0"/>
+          <w:sz w:val="28"/>
+          <w:szCs w:val="28"/>
+          <w:highlight w:val="none"/>
+          <w:lang w:val="en-US"/>
+        </w:rPr>
+        <w:t xml:space="preserve">Router0# write memory</w:t>
+      </w:r>
+      <w:r>
+        <w:rPr>
+          <w:rFonts w:ascii="Liberation Serif" w:hAnsi="Liberation Serif" w:eastAsia="Liberation Serif" w:cs="Liberation Serif"/>
+          <w:b w:val="0"/>
+          <w:bCs w:val="0"/>
+          <w:sz w:val="28"/>
+          <w:szCs w:val="28"/>
+          <w:highlight w:val="none"/>
+          <w:lang w:val="en-US"/>
+        </w:rPr>
+      </w:r>
+      <w:r>
+        <w:rPr>
+          <w:rFonts w:ascii="Liberation Serif" w:hAnsi="Liberation Serif" w:eastAsia="Liberation Serif" w:cs="Liberation Serif"/>
+          <w:b w:val="0"/>
+          <w:bCs w:val="0"/>
+          <w:sz w:val="28"/>
+          <w:szCs w:val="28"/>
+          <w:highlight w:val="none"/>
+          <w:lang w:val="en-US"/>
+        </w:rPr>
       </w:r>
     </w:p>
     <w:p>
@@ -3189,7 +3500,7 @@
           <w:highlight w:val="none"/>
           <w:lang w:val="en-US"/>
         </w:rPr>
-        <w:t xml:space="preserve">Router0# write memory</w:t>
+        <w:t xml:space="preserve">Router: 1</w:t>
       </w:r>
       <w:r>
         <w:rPr>
@@ -3202,33 +3513,6 @@
       </w:r>
       <w:r>
         <w:rPr>
-          <w:rFonts w:ascii="Liberation Serif" w:hAnsi="Liberation Serif" w:cs="Liberation Serif"/>
-          <w:b w:val="0"/>
-          <w:bCs w:val="0"/>
-          <w:sz w:val="28"/>
-          <w:szCs w:val="28"/>
-        </w:rPr>
-      </w:r>
-      <w:r>
-        <w:rPr>
-          <w:rFonts w:ascii="Liberation Serif" w:hAnsi="Liberation Serif" w:cs="Liberation Serif"/>
-          <w:b w:val="0"/>
-          <w:bCs w:val="0"/>
-          <w:sz w:val="28"/>
-          <w:szCs w:val="28"/>
-        </w:rPr>
-      </w:r>
-      <w:r>
-        <w:rPr>
-          <w:rFonts w:ascii="Liberation Serif" w:hAnsi="Liberation Serif" w:cs="Liberation Serif"/>
-          <w:b w:val="0"/>
-          <w:bCs w:val="0"/>
-          <w:sz w:val="28"/>
-          <w:szCs w:val="28"/>
-        </w:rPr>
-      </w:r>
-      <w:r>
-        <w:rPr>
           <w:rFonts w:ascii="Liberation Serif" w:hAnsi="Liberation Serif" w:eastAsia="Liberation Serif" w:cs="Liberation Serif"/>
           <w:b w:val="0"/>
           <w:bCs w:val="0"/>
@@ -3236,44 +3520,6 @@
           <w:szCs w:val="28"/>
           <w:highlight w:val="none"/>
           <w:lang w:val="en-US"/>
-        </w:rPr>
-      </w:r>
-    </w:p>
-    <w:p>
-      <w:pPr>
-        <w:pBdr/>
-        <w:spacing/>
-        <w:ind w:firstLine="0" w:left="0"/>
-        <w:jc w:val="left"/>
-        <w:rPr>
-          <w:rFonts w:ascii="Liberation Serif" w:hAnsi="Liberation Serif" w:eastAsia="Liberation Serif" w:cs="Liberation Serif"/>
-          <w:b w:val="0"/>
-          <w:bCs w:val="0"/>
-          <w:sz w:val="28"/>
-          <w:szCs w:val="28"/>
-          <w:highlight w:val="none"/>
-          <w:lang w:val="en-US"/>
-        </w:rPr>
-      </w:pPr>
-      <w:r>
-        <w:rPr>
-          <w:rFonts w:ascii="Liberation Serif" w:hAnsi="Liberation Serif" w:eastAsia="Liberation Serif" w:cs="Liberation Serif"/>
-          <w:b w:val="0"/>
-          <w:bCs w:val="0"/>
-          <w:sz w:val="28"/>
-          <w:szCs w:val="28"/>
-          <w:highlight w:val="none"/>
-          <w:lang w:val="en-US"/>
-        </w:rPr>
-        <w:t xml:space="preserve">Router: 1</w:t>
-      </w:r>
-      <w:r>
-        <w:rPr>
-          <w:rFonts w:ascii="Liberation Serif" w:hAnsi="Liberation Serif" w:cs="Liberation Serif"/>
-          <w:b w:val="0"/>
-          <w:bCs w:val="0"/>
-          <w:sz w:val="28"/>
-          <w:szCs w:val="28"/>
         </w:rPr>
       </w:r>
     </w:p>
@@ -3341,7 +3587,6 @@
         </w:rPr>
         <w:t xml:space="preserve">Router(config)# hostname Router1</w:t>
       </w:r>
-      <w:r/>
       <w:r>
         <w:rPr>
           <w:rFonts w:ascii="Liberation Serif" w:hAnsi="Liberation Serif" w:eastAsia="Liberation Serif" w:cs="Liberation Serif"/>
@@ -3354,17 +3599,6 @@
         </w:rPr>
       </w:r>
       <w:r/>
-      <w:r>
-        <w:rPr>
-          <w:rFonts w:ascii="Liberation Serif" w:hAnsi="Liberation Serif" w:eastAsia="Liberation Serif" w:cs="Liberation Serif"/>
-          <w:b w:val="0"/>
-          <w:bCs w:val="0"/>
-          <w:sz w:val="28"/>
-          <w:szCs w:val="28"/>
-          <w:highlight w:val="none"/>
-          <w:lang w:val="en-US"/>
-        </w:rPr>
-      </w:r>
     </w:p>
     <w:p>
       <w:pPr>
@@ -3474,7 +3708,6 @@
         </w:rPr>
         <w:t xml:space="preserve">Router1(config-if)# exit</w:t>
       </w:r>
-      <w:r/>
       <w:r>
         <w:rPr>
           <w:rFonts w:ascii="Liberation Serif" w:hAnsi="Liberation Serif" w:eastAsia="Liberation Serif" w:cs="Liberation Serif"/>
@@ -3487,17 +3720,6 @@
         </w:rPr>
       </w:r>
       <w:r/>
-      <w:r>
-        <w:rPr>
-          <w:rFonts w:ascii="Liberation Serif" w:hAnsi="Liberation Serif" w:eastAsia="Liberation Serif" w:cs="Liberation Serif"/>
-          <w:b w:val="0"/>
-          <w:bCs w:val="0"/>
-          <w:sz w:val="28"/>
-          <w:szCs w:val="28"/>
-          <w:highlight w:val="none"/>
-          <w:lang w:val="en-US"/>
-        </w:rPr>
-      </w:r>
     </w:p>
     <w:p>
       <w:pPr>
@@ -3607,7 +3829,6 @@
         </w:rPr>
         <w:t xml:space="preserve">Router1(config-if)# end</w:t>
       </w:r>
-      <w:r/>
       <w:r>
         <w:rPr>
           <w:rFonts w:ascii="Liberation Serif" w:hAnsi="Liberation Serif" w:eastAsia="Liberation Serif" w:cs="Liberation Serif"/>
@@ -3620,7 +3841,13 @@
         </w:rPr>
       </w:r>
       <w:r/>
-      <w:r>
+    </w:p>
+    <w:p>
+      <w:pPr>
+        <w:pBdr/>
+        <w:spacing/>
+        <w:ind w:firstLine="0" w:left="0"/>
+        <w:jc w:val="left"/>
         <w:rPr>
           <w:rFonts w:ascii="Liberation Serif" w:hAnsi="Liberation Serif" w:eastAsia="Liberation Serif" w:cs="Liberation Serif"/>
           <w:b w:val="0"/>
@@ -3630,6 +3857,38 @@
           <w:highlight w:val="none"/>
           <w:lang w:val="en-US"/>
         </w:rPr>
+      </w:pPr>
+      <w:r>
+        <w:rPr>
+          <w:rFonts w:ascii="Liberation Serif" w:hAnsi="Liberation Serif" w:eastAsia="Liberation Serif" w:cs="Liberation Serif"/>
+          <w:b w:val="0"/>
+          <w:bCs w:val="0"/>
+          <w:sz w:val="28"/>
+          <w:szCs w:val="28"/>
+          <w:highlight w:val="none"/>
+          <w:lang w:val="en-US"/>
+        </w:rPr>
+        <w:t xml:space="preserve">Router1# write memory</w:t>
+      </w:r>
+      <w:r>
+        <w:rPr>
+          <w:rFonts w:ascii="Liberation Serif" w:hAnsi="Liberation Serif" w:cs="Liberation Serif"/>
+          <w:b w:val="0"/>
+          <w:bCs w:val="0"/>
+          <w:sz w:val="28"/>
+          <w:szCs w:val="28"/>
+        </w:rPr>
+      </w:r>
+      <w:r>
+        <w:rPr>
+          <w:rFonts w:ascii="Liberation Serif" w:hAnsi="Liberation Serif" w:eastAsia="Liberation Serif" w:cs="Liberation Serif"/>
+          <w:b w:val="0"/>
+          <w:bCs w:val="0"/>
+          <w:sz w:val="28"/>
+          <w:szCs w:val="28"/>
+          <w:highlight w:val="none"/>
+          <w:lang w:val="en-US"/>
+        </w:rPr>
       </w:r>
     </w:p>
     <w:p>
@@ -3639,13 +3898,55 @@
         <w:ind w:firstLine="0" w:left="0"/>
         <w:jc w:val="left"/>
         <w:rPr>
+          <w:rFonts w:ascii="Liberation Serif" w:hAnsi="Liberation Serif" w:cs="Liberation Serif"/>
+          <w:b w:val="0"/>
+          <w:bCs w:val="0"/>
+          <w:sz w:val="28"/>
+          <w:szCs w:val="28"/>
+        </w:rPr>
+      </w:pPr>
+      <w:r>
+        <w:rPr>
+          <w:rFonts w:ascii="Liberation Serif" w:hAnsi="Liberation Serif" w:cs="Liberation Serif"/>
+          <w:b w:val="0"/>
+          <w:bCs w:val="0"/>
+          <w:sz w:val="28"/>
+          <w:szCs w:val="28"/>
+        </w:rPr>
+      </w:r>
+      <w:r>
+        <w:rPr>
+          <w:rFonts w:ascii="Liberation Serif" w:hAnsi="Liberation Serif" w:cs="Liberation Serif"/>
+          <w:b w:val="0"/>
+          <w:bCs w:val="0"/>
+          <w:sz w:val="28"/>
+          <w:szCs w:val="28"/>
+        </w:rPr>
+      </w:r>
+      <w:r>
+        <w:rPr>
+          <w:rFonts w:ascii="Liberation Serif" w:hAnsi="Liberation Serif" w:cs="Liberation Serif"/>
+          <w:b w:val="0"/>
+          <w:bCs w:val="0"/>
+          <w:sz w:val="28"/>
+          <w:szCs w:val="28"/>
+        </w:rPr>
+      </w:r>
+    </w:p>
+    <w:p>
+      <w:pPr>
+        <w:pBdr/>
+        <w:spacing/>
+        <w:ind w:firstLine="0" w:left="0"/>
+        <w:jc w:val="left"/>
+        <w:rPr>
           <w:rFonts w:ascii="Liberation Serif" w:hAnsi="Liberation Serif" w:eastAsia="Liberation Serif" w:cs="Liberation Serif"/>
           <w:b w:val="0"/>
           <w:bCs w:val="0"/>
           <w:sz w:val="28"/>
           <w:szCs w:val="28"/>
           <w:highlight w:val="none"/>
-          <w:lang w:val="en-US"/>
+          <w:lang w:val="ru-RU"/>
         </w:rPr>
       </w:pPr>
       <w:r>
@@ -3656,11 +3957,10 @@
           <w:sz w:val="28"/>
           <w:szCs w:val="28"/>
           <w:highlight w:val="none"/>
-          <w:lang w:val="en-US"/>
-        </w:rPr>
-        <w:t xml:space="preserve">Router1# write memory</w:t>
+          <w:lang w:val="ru-RU"/>
+        </w:rPr>
+        <w:t xml:space="preserve">Теперь настроим протокол </w:t>
       </w:r>
-      <w:r/>
       <w:r>
         <w:rPr>
           <w:rFonts w:ascii="Liberation Serif" w:hAnsi="Liberation Serif" w:eastAsia="Liberation Serif" w:cs="Liberation Serif"/>
@@ -3671,6 +3971,7 @@
           <w:highlight w:val="none"/>
           <w:lang w:val="en-US"/>
         </w:rPr>
+        <w:t xml:space="preserve">RIP </w:t>
       </w:r>
       <w:r>
         <w:rPr>
@@ -3680,8 +3981,9 @@
           <w:sz w:val="28"/>
           <w:szCs w:val="28"/>
           <w:highlight w:val="none"/>
-          <w:lang w:val="en-US"/>
-        </w:rPr>
+          <w:lang w:val="ru-RU"/>
+        </w:rPr>
+        <w:t xml:space="preserve">для двух этих роутеров.</w:t>
       </w:r>
       <w:r>
         <w:rPr>
@@ -3692,6 +3994,17 @@
           <w:szCs w:val="28"/>
         </w:rPr>
       </w:r>
+      <w:r>
+        <w:rPr>
+          <w:rFonts w:ascii="Liberation Serif" w:hAnsi="Liberation Serif" w:eastAsia="Liberation Serif" w:cs="Liberation Serif"/>
+          <w:b w:val="0"/>
+          <w:bCs w:val="0"/>
+          <w:sz w:val="28"/>
+          <w:szCs w:val="28"/>
+          <w:highlight w:val="none"/>
+          <w:lang w:val="ru-RU"/>
+        </w:rPr>
+      </w:r>
     </w:p>
     <w:p>
       <w:pPr>
@@ -3699,6 +4012,29 @@
         <w:spacing/>
         <w:ind w:firstLine="0" w:left="0"/>
         <w:jc w:val="left"/>
+        <w:rPr>
+          <w:rFonts w:ascii="Liberation Serif" w:hAnsi="Liberation Serif" w:eastAsia="Liberation Serif" w:cs="Liberation Serif"/>
+          <w:b w:val="0"/>
+          <w:bCs w:val="0"/>
+          <w:sz w:val="28"/>
+          <w:szCs w:val="28"/>
+          <w:highlight w:val="none"/>
+          <w:lang w:val="en-US"/>
+        </w:rPr>
+      </w:pPr>
+      <w:r>
+        <w:rPr>
+          <w:rFonts w:ascii="Liberation Serif" w:hAnsi="Liberation Serif" w:eastAsia="Liberation Serif" w:cs="Liberation Serif"/>
+          <w:b w:val="0"/>
+          <w:bCs w:val="0"/>
+          <w:sz w:val="28"/>
+          <w:szCs w:val="28"/>
+          <w:highlight w:val="none"/>
+          <w:lang w:val="en-US"/>
+        </w:rPr>
+        <w:t xml:space="preserve">Router0</w:t>
+      </w:r>
+      <w:r>
         <w:rPr>
           <w:rFonts w:ascii="Liberation Serif" w:hAnsi="Liberation Serif" w:cs="Liberation Serif"/>
           <w:b w:val="0"/>
@@ -3706,41 +4042,8 @@
           <w:sz w:val="28"/>
           <w:szCs w:val="28"/>
         </w:rPr>
-      </w:pPr>
-      <w:r>
-        <w:rPr>
-          <w:rFonts w:ascii="Liberation Serif" w:hAnsi="Liberation Serif" w:cs="Liberation Serif"/>
-          <w:b w:val="0"/>
-          <w:bCs w:val="0"/>
-          <w:sz w:val="28"/>
-          <w:szCs w:val="28"/>
-        </w:rPr>
       </w:r>
       <w:r>
-        <w:rPr>
-          <w:rFonts w:ascii="Liberation Serif" w:hAnsi="Liberation Serif" w:cs="Liberation Serif"/>
-          <w:b w:val="0"/>
-          <w:bCs w:val="0"/>
-          <w:sz w:val="28"/>
-          <w:szCs w:val="28"/>
-        </w:rPr>
-      </w:r>
-      <w:r>
-        <w:rPr>
-          <w:rFonts w:ascii="Liberation Serif" w:hAnsi="Liberation Serif" w:cs="Liberation Serif"/>
-          <w:b w:val="0"/>
-          <w:bCs w:val="0"/>
-          <w:sz w:val="28"/>
-          <w:szCs w:val="28"/>
-        </w:rPr>
-      </w:r>
-    </w:p>
-    <w:p>
-      <w:pPr>
-        <w:pBdr/>
-        <w:spacing/>
-        <w:ind w:firstLine="0" w:left="0"/>
-        <w:jc w:val="left"/>
         <w:rPr>
           <w:rFonts w:ascii="Liberation Serif" w:hAnsi="Liberation Serif" w:eastAsia="Liberation Serif" w:cs="Liberation Serif"/>
           <w:b w:val="0"/>
@@ -3748,90 +4051,7 @@
           <w:sz w:val="28"/>
           <w:szCs w:val="28"/>
           <w:highlight w:val="none"/>
-          <w:lang w:val="ru-RU"/>
-        </w:rPr>
-      </w:pPr>
-      <w:r>
-        <w:rPr>
-          <w:rFonts w:ascii="Liberation Serif" w:hAnsi="Liberation Serif" w:eastAsia="Liberation Serif" w:cs="Liberation Serif"/>
-          <w:b w:val="0"/>
-          <w:bCs w:val="0"/>
-          <w:sz w:val="28"/>
-          <w:szCs w:val="28"/>
-          <w:highlight w:val="none"/>
-          <w:lang w:val="ru-RU"/>
-        </w:rPr>
-        <w:t xml:space="preserve">Теперь настроим протокол </w:t>
-      </w:r>
-      <w:r>
-        <w:rPr>
-          <w:rFonts w:ascii="Liberation Serif" w:hAnsi="Liberation Serif" w:eastAsia="Liberation Serif" w:cs="Liberation Serif"/>
-          <w:b w:val="0"/>
-          <w:bCs w:val="0"/>
-          <w:sz w:val="28"/>
-          <w:szCs w:val="28"/>
-          <w:highlight w:val="none"/>
           <w:lang w:val="en-US"/>
-        </w:rPr>
-        <w:t xml:space="preserve">RIP </w:t>
-      </w:r>
-      <w:r>
-        <w:rPr>
-          <w:rFonts w:ascii="Liberation Serif" w:hAnsi="Liberation Serif" w:eastAsia="Liberation Serif" w:cs="Liberation Serif"/>
-          <w:b w:val="0"/>
-          <w:bCs w:val="0"/>
-          <w:sz w:val="28"/>
-          <w:szCs w:val="28"/>
-          <w:highlight w:val="none"/>
-          <w:lang w:val="ru-RU"/>
-        </w:rPr>
-        <w:t xml:space="preserve">для двух этих роутеров.</w:t>
-      </w:r>
-      <w:r>
-        <w:rPr>
-          <w:rFonts w:ascii="Liberation Serif" w:hAnsi="Liberation Serif" w:cs="Liberation Serif"/>
-          <w:b w:val="0"/>
-          <w:bCs w:val="0"/>
-          <w:sz w:val="28"/>
-          <w:szCs w:val="28"/>
-        </w:rPr>
-      </w:r>
-    </w:p>
-    <w:p>
-      <w:pPr>
-        <w:pBdr/>
-        <w:spacing/>
-        <w:ind w:firstLine="0" w:left="0"/>
-        <w:jc w:val="left"/>
-        <w:rPr>
-          <w:rFonts w:ascii="Liberation Serif" w:hAnsi="Liberation Serif" w:eastAsia="Liberation Serif" w:cs="Liberation Serif"/>
-          <w:b w:val="0"/>
-          <w:bCs w:val="0"/>
-          <w:sz w:val="28"/>
-          <w:szCs w:val="28"/>
-          <w:highlight w:val="none"/>
-          <w:lang w:val="en-US"/>
-        </w:rPr>
-      </w:pPr>
-      <w:r>
-        <w:rPr>
-          <w:rFonts w:ascii="Liberation Serif" w:hAnsi="Liberation Serif" w:eastAsia="Liberation Serif" w:cs="Liberation Serif"/>
-          <w:b w:val="0"/>
-          <w:bCs w:val="0"/>
-          <w:sz w:val="28"/>
-          <w:szCs w:val="28"/>
-          <w:highlight w:val="none"/>
-          <w:lang w:val="en-US"/>
-        </w:rPr>
-        <w:t xml:space="preserve">Router0</w:t>
-      </w:r>
-      <w:r>
-        <w:rPr>
-          <w:rFonts w:ascii="Liberation Serif" w:hAnsi="Liberation Serif" w:cs="Liberation Serif"/>
-          <w:b w:val="0"/>
-          <w:bCs w:val="0"/>
-          <w:sz w:val="28"/>
-          <w:szCs w:val="28"/>
         </w:rPr>
       </w:r>
     </w:p>
@@ -4039,7 +4259,15 @@
         </w:rPr>
         <w:t xml:space="preserve">Router0# write memory</w:t>
       </w:r>
-      <w:r/>
+      <w:r>
+        <w:rPr>
+          <w:rFonts w:ascii="Liberation Serif" w:hAnsi="Liberation Serif" w:cs="Liberation Serif"/>
+          <w:b w:val="0"/>
+          <w:bCs w:val="0"/>
+          <w:sz w:val="28"/>
+          <w:szCs w:val="28"/>
+        </w:rPr>
+      </w:r>
       <w:r>
         <w:rPr>
           <w:rFonts w:ascii="Liberation Serif" w:hAnsi="Liberation Serif" w:eastAsia="Liberation Serif" w:cs="Liberation Serif"/>
@@ -4051,6 +4279,35 @@
           <w:lang w:val="en-US"/>
         </w:rPr>
       </w:r>
+    </w:p>
+    <w:p>
+      <w:pPr>
+        <w:pBdr/>
+        <w:spacing/>
+        <w:ind w:firstLine="0" w:left="0"/>
+        <w:jc w:val="left"/>
+        <w:rPr>
+          <w:rFonts w:ascii="Liberation Serif" w:hAnsi="Liberation Serif" w:eastAsia="Liberation Serif" w:cs="Liberation Serif"/>
+          <w:b w:val="0"/>
+          <w:bCs w:val="0"/>
+          <w:sz w:val="28"/>
+          <w:szCs w:val="28"/>
+          <w:highlight w:val="none"/>
+          <w:lang w:val="en-US"/>
+        </w:rPr>
+      </w:pPr>
+      <w:r>
+        <w:rPr>
+          <w:rFonts w:ascii="Liberation Serif" w:hAnsi="Liberation Serif" w:eastAsia="Liberation Serif" w:cs="Liberation Serif"/>
+          <w:b w:val="0"/>
+          <w:bCs w:val="0"/>
+          <w:sz w:val="28"/>
+          <w:szCs w:val="28"/>
+          <w:highlight w:val="none"/>
+          <w:lang w:val="en-US"/>
+        </w:rPr>
+        <w:t xml:space="preserve">Router1</w:t>
+      </w:r>
       <w:r>
         <w:rPr>
           <w:rFonts w:ascii="Liberation Serif" w:hAnsi="Liberation Serif" w:cs="Liberation Serif"/>
@@ -4060,13 +4317,7 @@
           <w:szCs w:val="28"/>
         </w:rPr>
       </w:r>
-    </w:p>
-    <w:p>
-      <w:pPr>
-        <w:pBdr/>
-        <w:spacing/>
-        <w:ind w:firstLine="0" w:left="0"/>
-        <w:jc w:val="left"/>
+      <w:r>
         <w:rPr>
           <w:rFonts w:ascii="Liberation Serif" w:hAnsi="Liberation Serif" w:eastAsia="Liberation Serif" w:cs="Liberation Serif"/>
           <w:b w:val="0"/>
@@ -4075,27 +4326,6 @@
           <w:szCs w:val="28"/>
           <w:highlight w:val="none"/>
           <w:lang w:val="en-US"/>
-        </w:rPr>
-      </w:pPr>
-      <w:r>
-        <w:rPr>
-          <w:rFonts w:ascii="Liberation Serif" w:hAnsi="Liberation Serif" w:eastAsia="Liberation Serif" w:cs="Liberation Serif"/>
-          <w:b w:val="0"/>
-          <w:bCs w:val="0"/>
-          <w:sz w:val="28"/>
-          <w:szCs w:val="28"/>
-          <w:highlight w:val="none"/>
-          <w:lang w:val="en-US"/>
-        </w:rPr>
-        <w:t xml:space="preserve">Router1</w:t>
-      </w:r>
-      <w:r>
-        <w:rPr>
-          <w:rFonts w:ascii="Liberation Serif" w:hAnsi="Liberation Serif" w:cs="Liberation Serif"/>
-          <w:b w:val="0"/>
-          <w:bCs w:val="0"/>
-          <w:sz w:val="28"/>
-          <w:szCs w:val="28"/>
         </w:rPr>
       </w:r>
     </w:p>
@@ -4259,7 +4489,15 @@
         </w:rPr>
         <w:t xml:space="preserve">Router1# write memory</w:t>
       </w:r>
-      <w:r/>
+      <w:r>
+        <w:rPr>
+          <w:rFonts w:ascii="Liberation Serif" w:hAnsi="Liberation Serif" w:cs="Liberation Serif"/>
+          <w:b w:val="0"/>
+          <w:bCs w:val="0"/>
+          <w:sz w:val="28"/>
+          <w:szCs w:val="28"/>
+        </w:rPr>
+      </w:r>
       <w:r>
         <w:rPr>
           <w:rFonts w:ascii="Liberation Serif" w:hAnsi="Liberation Serif" w:eastAsia="Liberation Serif" w:cs="Liberation Serif"/>
@@ -4271,7 +4509,13 @@
           <w:lang w:val="en-US"/>
         </w:rPr>
       </w:r>
-      <w:r>
+    </w:p>
+    <w:p>
+      <w:pPr>
+        <w:pBdr/>
+        <w:spacing/>
+        <w:ind w:firstLine="0" w:left="0"/>
+        <w:jc w:val="left"/>
         <w:rPr>
           <w:rFonts w:ascii="Liberation Serif" w:hAnsi="Liberation Serif" w:cs="Liberation Serif"/>
           <w:b w:val="0"/>
@@ -4279,6 +4523,33 @@
           <w:sz w:val="28"/>
           <w:szCs w:val="28"/>
         </w:rPr>
+      </w:pPr>
+      <w:r>
+        <w:rPr>
+          <w:rFonts w:ascii="Liberation Serif" w:hAnsi="Liberation Serif" w:cs="Liberation Serif"/>
+          <w:b w:val="0"/>
+          <w:bCs w:val="0"/>
+          <w:sz w:val="28"/>
+          <w:szCs w:val="28"/>
+        </w:rPr>
+      </w:r>
+      <w:r>
+        <w:rPr>
+          <w:rFonts w:ascii="Liberation Serif" w:hAnsi="Liberation Serif" w:cs="Liberation Serif"/>
+          <w:b w:val="0"/>
+          <w:bCs w:val="0"/>
+          <w:sz w:val="28"/>
+          <w:szCs w:val="28"/>
+        </w:rPr>
+      </w:r>
+      <w:r>
+        <w:rPr>
+          <w:rFonts w:ascii="Liberation Serif" w:hAnsi="Liberation Serif" w:cs="Liberation Serif"/>
+          <w:b w:val="0"/>
+          <w:bCs w:val="0"/>
+          <w:sz w:val="28"/>
+          <w:szCs w:val="28"/>
+        </w:rPr>
       </w:r>
     </w:p>
     <w:p>
@@ -4288,97 +4559,134 @@
         <w:ind w:firstLine="0" w:left="0"/>
         <w:jc w:val="left"/>
         <w:rPr>
+          <w:rFonts w:ascii="Liberation Serif" w:hAnsi="Liberation Serif" w:eastAsia="Liberation Serif" w:cs="Liberation Serif"/>
+          <w:b/>
+          <w:bCs/>
+          <w:sz w:val="28"/>
+          <w:szCs w:val="28"/>
+          <w:highlight w:val="none"/>
+          <w:lang w:val="ru-RU"/>
+        </w:rPr>
+      </w:pPr>
+      <w:r>
+        <w:rPr>
+          <w:rFonts w:ascii="Liberation Serif" w:hAnsi="Liberation Serif" w:eastAsia="Liberation Serif" w:cs="Liberation Serif"/>
+          <w:b/>
+          <w:bCs/>
+          <w:sz w:val="28"/>
+          <w:szCs w:val="28"/>
+          <w:highlight w:val="none"/>
+          <w:lang w:val="en-US"/>
+        </w:rPr>
+        <w:t xml:space="preserve">4. </w:t>
+      </w:r>
+      <w:r>
+        <w:rPr>
+          <w:rFonts w:ascii="Liberation Serif" w:hAnsi="Liberation Serif" w:eastAsia="Liberation Serif" w:cs="Liberation Serif"/>
+          <w:b/>
+          <w:bCs/>
+          <w:sz w:val="28"/>
+          <w:szCs w:val="28"/>
+          <w:highlight w:val="none"/>
+          <w:lang w:val="ru-RU"/>
+        </w:rPr>
+        <w:t xml:space="preserve">Проверка подключения и работы сети.</w:t>
+      </w:r>
+      <w:r>
+        <w:rPr>
+          <w:rFonts w:ascii="Liberation Serif" w:hAnsi="Liberation Serif" w:cs="Liberation Serif"/>
+          <w:b/>
+          <w:bCs/>
+          <w:sz w:val="28"/>
+          <w:szCs w:val="28"/>
+        </w:rPr>
+      </w:r>
+      <w:r>
+        <w:rPr>
+          <w:rFonts w:ascii="Liberation Serif" w:hAnsi="Liberation Serif" w:eastAsia="Liberation Serif" w:cs="Liberation Serif"/>
+          <w:b/>
+          <w:bCs/>
+          <w:sz w:val="28"/>
+          <w:szCs w:val="28"/>
+          <w:highlight w:val="none"/>
+          <w:lang w:val="ru-RU"/>
+        </w:rPr>
+      </w:r>
+    </w:p>
+    <w:p>
+      <w:pPr>
+        <w:pBdr/>
+        <w:spacing/>
+        <w:ind w:firstLine="0" w:left="0"/>
+        <w:jc w:val="left"/>
+        <w:rPr>
+          <w:rFonts w:ascii="Liberation Serif" w:hAnsi="Liberation Serif" w:eastAsia="Liberation Serif" w:cs="Liberation Serif"/>
+          <w:b w:val="0"/>
+          <w:bCs w:val="0"/>
+          <w:sz w:val="28"/>
+          <w:szCs w:val="28"/>
+          <w:highlight w:val="none"/>
+          <w:lang w:val="ru-RU"/>
+        </w:rPr>
+      </w:pPr>
+      <w:r>
+        <w:rPr>
+          <w:rFonts w:ascii="Liberation Serif" w:hAnsi="Liberation Serif" w:eastAsia="Liberation Serif" w:cs="Liberation Serif"/>
+          <w:b w:val="0"/>
+          <w:bCs w:val="0"/>
+          <w:sz w:val="28"/>
+          <w:szCs w:val="28"/>
+          <w:highlight w:val="none"/>
+          <w:lang w:val="ru-RU"/>
+        </w:rPr>
+        <w:t xml:space="preserve">Проверим подключение командами пинг с ПК0 до всех остальных конечных устройств.</w:t>
+      </w:r>
+      <w:r>
+        <w:rPr>
+          <w:rFonts w:ascii="Liberation Serif" w:hAnsi="Liberation Serif" w:eastAsia="Liberation Serif" w:cs="Liberation Serif"/>
+          <w:b w:val="0"/>
+          <w:bCs w:val="0"/>
+          <w:sz w:val="28"/>
+          <w:szCs w:val="28"/>
+          <w:highlight w:val="none"/>
+          <w:lang w:val="en-US"/>
+        </w:rPr>
+        <w:t xml:space="preserve"> </w:t>
+      </w:r>
+      <w:r>
+        <w:rPr>
+          <w:rFonts w:ascii="Liberation Serif" w:hAnsi="Liberation Serif" w:eastAsia="Liberation Serif" w:cs="Liberation Serif"/>
+          <w:b w:val="0"/>
+          <w:bCs w:val="0"/>
+          <w:sz w:val="28"/>
+          <w:szCs w:val="28"/>
+          <w:highlight w:val="none"/>
+          <w:lang w:val="ru-RU"/>
+        </w:rPr>
+        <w:t xml:space="preserve">Так же воспользуемся командой </w:t>
+      </w:r>
+      <w:r>
+        <w:rPr>
+          <w:rFonts w:ascii="Liberation Serif" w:hAnsi="Liberation Serif" w:eastAsia="Liberation Serif" w:cs="Liberation Serif"/>
+          <w:b w:val="0"/>
+          <w:bCs w:val="0"/>
+          <w:sz w:val="28"/>
+          <w:szCs w:val="28"/>
+          <w:highlight w:val="none"/>
+          <w:lang w:val="en-US"/>
+        </w:rPr>
+        <w:t xml:space="preserve">tracert.</w:t>
+      </w:r>
+      <w:r>
+        <w:rPr>
           <w:rFonts w:ascii="Liberation Serif" w:hAnsi="Liberation Serif" w:cs="Liberation Serif"/>
           <w:b w:val="0"/>
           <w:bCs w:val="0"/>
           <w:sz w:val="28"/>
           <w:szCs w:val="28"/>
         </w:rPr>
-      </w:pPr>
-      <w:r>
-        <w:rPr>
-          <w:rFonts w:ascii="Liberation Serif" w:hAnsi="Liberation Serif" w:cs="Liberation Serif"/>
-          <w:b w:val="0"/>
-          <w:bCs w:val="0"/>
-          <w:sz w:val="28"/>
-          <w:szCs w:val="28"/>
-        </w:rPr>
       </w:r>
       <w:r>
-        <w:rPr>
-          <w:rFonts w:ascii="Liberation Serif" w:hAnsi="Liberation Serif" w:cs="Liberation Serif"/>
-          <w:b w:val="0"/>
-          <w:bCs w:val="0"/>
-          <w:sz w:val="28"/>
-          <w:szCs w:val="28"/>
-        </w:rPr>
-      </w:r>
-      <w:r>
-        <w:rPr>
-          <w:rFonts w:ascii="Liberation Serif" w:hAnsi="Liberation Serif" w:cs="Liberation Serif"/>
-          <w:b w:val="0"/>
-          <w:bCs w:val="0"/>
-          <w:sz w:val="28"/>
-          <w:szCs w:val="28"/>
-        </w:rPr>
-      </w:r>
-    </w:p>
-    <w:p>
-      <w:pPr>
-        <w:pBdr/>
-        <w:spacing/>
-        <w:ind w:firstLine="0" w:left="0"/>
-        <w:jc w:val="left"/>
-        <w:rPr>
-          <w:rFonts w:ascii="Liberation Serif" w:hAnsi="Liberation Serif" w:eastAsia="Liberation Serif" w:cs="Liberation Serif"/>
-          <w:b/>
-          <w:bCs/>
-          <w:sz w:val="28"/>
-          <w:szCs w:val="28"/>
-          <w:highlight w:val="none"/>
-          <w:lang w:val="ru-RU"/>
-        </w:rPr>
-      </w:pPr>
-      <w:r>
-        <w:rPr>
-          <w:rFonts w:ascii="Liberation Serif" w:hAnsi="Liberation Serif" w:eastAsia="Liberation Serif" w:cs="Liberation Serif"/>
-          <w:b/>
-          <w:bCs/>
-          <w:sz w:val="28"/>
-          <w:szCs w:val="28"/>
-          <w:highlight w:val="none"/>
-          <w:lang w:val="en-US"/>
-        </w:rPr>
-        <w:t xml:space="preserve">4. </w:t>
-      </w:r>
-      <w:r>
-        <w:rPr>
-          <w:rFonts w:ascii="Liberation Serif" w:hAnsi="Liberation Serif" w:eastAsia="Liberation Serif" w:cs="Liberation Serif"/>
-          <w:b/>
-          <w:bCs/>
-          <w:sz w:val="28"/>
-          <w:szCs w:val="28"/>
-          <w:highlight w:val="none"/>
-          <w:lang w:val="ru-RU"/>
-        </w:rPr>
-        <w:t xml:space="preserve">Проверка подключения и работы сети.</w:t>
-      </w:r>
-      <w:r>
-        <w:rPr>
-          <w:rFonts w:ascii="Liberation Serif" w:hAnsi="Liberation Serif" w:cs="Liberation Serif"/>
-          <w:b/>
-          <w:bCs/>
-          <w:sz w:val="28"/>
-          <w:szCs w:val="28"/>
-        </w:rPr>
-      </w:r>
-    </w:p>
-    <w:p>
-      <w:pPr>
-        <w:pBdr/>
-        <w:spacing/>
-        <w:ind w:firstLine="0" w:left="0"/>
-        <w:jc w:val="left"/>
         <w:rPr>
           <w:rFonts w:ascii="Liberation Serif" w:hAnsi="Liberation Serif" w:eastAsia="Liberation Serif" w:cs="Liberation Serif"/>
           <w:b w:val="0"/>
@@ -4387,63 +4695,6 @@
           <w:szCs w:val="28"/>
           <w:highlight w:val="none"/>
           <w:lang w:val="ru-RU"/>
-        </w:rPr>
-      </w:pPr>
-      <w:r>
-        <w:rPr>
-          <w:rFonts w:ascii="Liberation Serif" w:hAnsi="Liberation Serif" w:eastAsia="Liberation Serif" w:cs="Liberation Serif"/>
-          <w:b w:val="0"/>
-          <w:bCs w:val="0"/>
-          <w:sz w:val="28"/>
-          <w:szCs w:val="28"/>
-          <w:highlight w:val="none"/>
-          <w:lang w:val="ru-RU"/>
-        </w:rPr>
-        <w:t xml:space="preserve">Проверим подключение командами пинг с ПК0 до всех остальных конечных устройств.</w:t>
-      </w:r>
-      <w:r>
-        <w:rPr>
-          <w:rFonts w:ascii="Liberation Serif" w:hAnsi="Liberation Serif" w:eastAsia="Liberation Serif" w:cs="Liberation Serif"/>
-          <w:b w:val="0"/>
-          <w:bCs w:val="0"/>
-          <w:sz w:val="28"/>
-          <w:szCs w:val="28"/>
-          <w:highlight w:val="none"/>
-          <w:lang w:val="en-US"/>
-        </w:rPr>
-        <w:t xml:space="preserve"> </w:t>
-      </w:r>
-      <w:r>
-        <w:rPr>
-          <w:rFonts w:ascii="Liberation Serif" w:hAnsi="Liberation Serif" w:eastAsia="Liberation Serif" w:cs="Liberation Serif"/>
-          <w:b w:val="0"/>
-          <w:bCs w:val="0"/>
-          <w:sz w:val="28"/>
-          <w:szCs w:val="28"/>
-          <w:highlight w:val="none"/>
-          <w:lang w:val="ru-RU"/>
-        </w:rPr>
-        <w:t xml:space="preserve">Так же воспользуемся командой </w:t>
-      </w:r>
-      <w:r>
-        <w:rPr>
-          <w:rFonts w:ascii="Liberation Serif" w:hAnsi="Liberation Serif" w:eastAsia="Liberation Serif" w:cs="Liberation Serif"/>
-          <w:b w:val="0"/>
-          <w:bCs w:val="0"/>
-          <w:sz w:val="28"/>
-          <w:szCs w:val="28"/>
-          <w:highlight w:val="none"/>
-          <w:lang w:val="en-US"/>
-        </w:rPr>
-        <w:t xml:space="preserve">tracert.</w:t>
-      </w:r>
-      <w:r>
-        <w:rPr>
-          <w:rFonts w:ascii="Liberation Serif" w:hAnsi="Liberation Serif" w:cs="Liberation Serif"/>
-          <w:b w:val="0"/>
-          <w:bCs w:val="0"/>
-          <w:sz w:val="28"/>
-          <w:szCs w:val="28"/>
         </w:rPr>
       </w:r>
     </w:p>
@@ -4550,13 +4801,7 @@
           <w:szCs w:val="28"/>
         </w:rPr>
       </w:r>
-    </w:p>
-    <w:p>
-      <w:pPr>
-        <w:pBdr/>
-        <w:spacing/>
-        <w:ind w:firstLine="0" w:left="0"/>
-        <w:jc w:val="center"/>
+      <w:r>
         <w:rPr>
           <w:rFonts w:ascii="Liberation Serif" w:hAnsi="Liberation Serif" w:eastAsia="Liberation Serif" w:cs="Liberation Serif"/>
           <w:b w:val="0"/>
@@ -4566,8 +4811,14 @@
           <w:highlight w:val="none"/>
           <w:lang w:val="ru-RU"/>
         </w:rPr>
-      </w:pPr>
-      <w:r>
+      </w:r>
+    </w:p>
+    <w:p>
+      <w:pPr>
+        <w:pBdr/>
+        <w:spacing/>
+        <w:ind w:firstLine="0" w:left="0"/>
+        <w:jc w:val="center"/>
         <w:rPr>
           <w:rFonts w:ascii="Liberation Serif" w:hAnsi="Liberation Serif" w:eastAsia="Liberation Serif" w:cs="Liberation Serif"/>
           <w:b w:val="0"/>
@@ -4577,6 +4828,17 @@
           <w:highlight w:val="none"/>
           <w:lang w:val="ru-RU"/>
         </w:rPr>
+      </w:pPr>
+      <w:r>
+        <w:rPr>
+          <w:rFonts w:ascii="Liberation Serif" w:hAnsi="Liberation Serif" w:eastAsia="Liberation Serif" w:cs="Liberation Serif"/>
+          <w:b w:val="0"/>
+          <w:bCs w:val="0"/>
+          <w:sz w:val="28"/>
+          <w:szCs w:val="28"/>
+          <w:highlight w:val="none"/>
+          <w:lang w:val="ru-RU"/>
+        </w:rPr>
         <w:t xml:space="preserve">Рисунок 2 – Результаты </w:t>
       </w:r>
       <w:r>
@@ -4617,6 +4879,15 @@
       </w:r>
       <w:r>
         <w:rPr>
+          <w:rFonts w:ascii="Liberation Serif" w:hAnsi="Liberation Serif" w:cs="Liberation Serif"/>
+          <w:b w:val="0"/>
+          <w:bCs w:val="0"/>
+          <w:sz w:val="28"/>
+          <w:szCs w:val="28"/>
+        </w:rPr>
+      </w:r>
+      <w:r>
+        <w:rPr>
           <w:rFonts w:ascii="Liberation Serif" w:hAnsi="Liberation Serif" w:eastAsia="Liberation Serif" w:cs="Liberation Serif"/>
           <w:b w:val="0"/>
           <w:bCs w:val="0"/>
@@ -4626,13 +4897,65 @@
           <w:lang w:val="ru-RU"/>
         </w:rPr>
       </w:r>
+    </w:p>
+    <w:p>
+      <w:pPr>
+        <w:pBdr/>
+        <w:spacing/>
+        <w:ind w:firstLine="0" w:left="0"/>
+        <w:jc w:val="left"/>
+        <w:rPr>
+          <w:rFonts w:ascii="Liberation Serif" w:hAnsi="Liberation Serif" w:eastAsia="Liberation Serif" w:cs="Liberation Serif"/>
+          <w:b/>
+          <w:bCs/>
+          <w:sz w:val="28"/>
+          <w:szCs w:val="28"/>
+          <w:highlight w:val="none"/>
+          <w:lang w:val="ru-RU"/>
+        </w:rPr>
+      </w:pPr>
       <w:r>
         <w:rPr>
+          <w:rFonts w:ascii="Liberation Serif" w:hAnsi="Liberation Serif" w:eastAsia="Liberation Serif" w:cs="Liberation Serif"/>
+          <w:b/>
+          <w:bCs/>
+          <w:sz w:val="28"/>
+          <w:szCs w:val="28"/>
+          <w:highlight w:val="none"/>
+          <w:lang w:val="en-US"/>
+        </w:rPr>
+        <w:t xml:space="preserve">5. </w:t>
+      </w:r>
+      <w:r>
+        <w:rPr>
+          <w:rFonts w:ascii="Liberation Serif" w:hAnsi="Liberation Serif" w:eastAsia="Liberation Serif" w:cs="Liberation Serif"/>
+          <w:b/>
+          <w:bCs/>
+          <w:sz w:val="28"/>
+          <w:szCs w:val="28"/>
+          <w:highlight w:val="none"/>
+          <w:lang w:val="ru-RU"/>
+        </w:rPr>
+        <w:t xml:space="preserve">Вывод</w:t>
+      </w:r>
+      <w:r>
+        <w:rPr>
           <w:rFonts w:ascii="Liberation Serif" w:hAnsi="Liberation Serif" w:cs="Liberation Serif"/>
-          <w:b w:val="0"/>
-          <w:bCs w:val="0"/>
-          <w:sz w:val="28"/>
-          <w:szCs w:val="28"/>
+          <w:b/>
+          <w:bCs/>
+          <w:sz w:val="28"/>
+          <w:szCs w:val="28"/>
+        </w:rPr>
+      </w:r>
+      <w:r>
+        <w:rPr>
+          <w:rFonts w:ascii="Liberation Serif" w:hAnsi="Liberation Serif" w:eastAsia="Liberation Serif" w:cs="Liberation Serif"/>
+          <w:b/>
+          <w:bCs/>
+          <w:sz w:val="28"/>
+          <w:szCs w:val="28"/>
+          <w:highlight w:val="none"/>
+          <w:lang w:val="ru-RU"/>
         </w:rPr>
       </w:r>
     </w:p>
@@ -4641,50 +4964,57 @@
         <w:pBdr/>
         <w:spacing/>
         <w:ind w:firstLine="0" w:left="0"/>
-        <w:jc w:val="left"/>
+        <w:jc w:val="both"/>
+        <w:rPr/>
+      </w:pPr>
+      <w:r>
         <w:rPr>
           <w:rFonts w:ascii="Liberation Serif" w:hAnsi="Liberation Serif" w:eastAsia="Liberation Serif" w:cs="Liberation Serif"/>
-          <w:b/>
-          <w:bCs/>
+          <w:b w:val="0"/>
+          <w:bCs w:val="0"/>
           <w:sz w:val="28"/>
           <w:szCs w:val="28"/>
           <w:highlight w:val="none"/>
           <w:lang w:val="ru-RU"/>
         </w:rPr>
-      </w:pPr>
-      <w:r>
-        <w:rPr>
-          <w:rFonts w:ascii="Liberation Serif" w:hAnsi="Liberation Serif" w:eastAsia="Liberation Serif" w:cs="Liberation Serif"/>
-          <w:b/>
-          <w:bCs/>
-          <w:sz w:val="28"/>
-          <w:szCs w:val="28"/>
-          <w:highlight w:val="none"/>
-          <w:lang w:val="en-US"/>
-        </w:rPr>
-        <w:t xml:space="preserve">5. </w:t>
+        <w:t xml:space="preserve">В</w:t>
       </w:r>
       <w:r>
         <w:rPr>
           <w:rFonts w:ascii="Liberation Serif" w:hAnsi="Liberation Serif" w:eastAsia="Liberation Serif" w:cs="Liberation Serif"/>
-          <w:b/>
-          <w:bCs/>
+          <w:b w:val="0"/>
+          <w:bCs w:val="0"/>
           <w:sz w:val="28"/>
           <w:szCs w:val="28"/>
           <w:highlight w:val="none"/>
           <w:lang w:val="ru-RU"/>
         </w:rPr>
-        <w:t xml:space="preserve">Вывод</w:t>
+        <w:t xml:space="preserve"> ходе выполнения данной лабораторной работы была спроектирована и реализована компьютерная сеть, состоящая из двух маршрутизаторов (Router0 и Router1) и четырех персональных компьютеров (ПК0, ПК1, ПК2, ПК3). Сеть была разделена на пять логических подсетей:</w:t>
       </w:r>
       <w:r>
         <w:rPr>
-          <w:rFonts w:ascii="Liberation Serif" w:hAnsi="Liberation Serif" w:cs="Liberation Serif"/>
-          <w:b/>
-          <w:bCs/>
-          <w:sz w:val="28"/>
-          <w:szCs w:val="28"/>
-        </w:rPr>
+          <w:rFonts w:ascii="Liberation Serif" w:hAnsi="Liberation Serif" w:eastAsia="Liberation Serif" w:cs="Liberation Serif"/>
+          <w:b w:val="0"/>
+          <w:bCs w:val="0"/>
+          <w:sz w:val="28"/>
+          <w:szCs w:val="28"/>
+          <w:highlight w:val="none"/>
+          <w:lang w:val="ru-RU"/>
+        </w:rPr>
+        <w:t xml:space="preserve"> четыре локальные сети для подключения оконечных устройств (198.162.1.0/24, 198.162.2.0/24, 198.162.3.0/24, 198.162.4.0/24) и одна транзитная сеть (10.1.1.0/24) для соединения маршрутизаторов между собой.</w:t>
       </w:r>
+      <w:r>
+        <w:rPr>
+          <w:rFonts w:ascii="Liberation Serif" w:hAnsi="Liberation Serif" w:eastAsia="Liberation Serif" w:cs="Liberation Serif"/>
+          <w:b w:val="0"/>
+          <w:bCs w:val="0"/>
+          <w:sz w:val="28"/>
+          <w:szCs w:val="28"/>
+          <w:highlight w:val="none"/>
+          <w:lang w:val="ru-RU"/>
+        </w:rPr>
+      </w:r>
+      <w:r/>
     </w:p>
     <w:p>
       <w:pPr>
@@ -4704,7 +5034,7 @@
           <w:highlight w:val="none"/>
           <w:lang w:val="ru-RU"/>
         </w:rPr>
-        <w:t xml:space="preserve">В ходе выполнения данной лабораторной работы была спроектирована и реализована компьютерная сеть, состоящая из двух маршрутизаторов (Router0 и Router1) и четырех персональных компьютеров (ПК0, ПК1, ПК2, ПК3). Сеть была разделена на пять логических подсетей:</w:t>
+        <w:t xml:space="preserve">В процессе работы были решены следующие задачи:</w:t>
       </w:r>
       <w:r>
         <w:rPr>
@@ -4716,121 +5046,12 @@
           <w:highlight w:val="none"/>
           <w:lang w:val="ru-RU"/>
         </w:rPr>
-        <w:t xml:space="preserve"> четыре локальные сети для подключения оконечных устройств (198.162.1.0/24, 198.162.2.0/24, 198.162.3.0/24, 198.162.4.0/24) и одна транзитная сеть (10.1.1.0/24) для соединения маршрутизаторов между собой.</w:t>
       </w:r>
-      <w:r>
-        <w:rPr>
-          <w:rFonts w:ascii="Liberation Serif" w:hAnsi="Liberation Serif" w:eastAsia="Liberation Serif" w:cs="Liberation Serif"/>
-          <w:b w:val="0"/>
-          <w:bCs w:val="0"/>
-          <w:sz w:val="28"/>
-          <w:szCs w:val="28"/>
-          <w:highlight w:val="none"/>
-          <w:lang w:val="ru-RU"/>
-        </w:rPr>
-      </w:r>
-      <w:r>
-        <w:rPr>
-          <w:rFonts w:ascii="Liberation Serif" w:hAnsi="Liberation Serif" w:eastAsia="Liberation Serif" w:cs="Liberation Serif"/>
-          <w:b w:val="0"/>
-          <w:bCs w:val="0"/>
-          <w:sz w:val="28"/>
-          <w:szCs w:val="28"/>
-          <w:highlight w:val="none"/>
-          <w:lang w:val="ru-RU"/>
-        </w:rPr>
-      </w:r>
-      <w:r>
-        <w:rPr>
-          <w:rFonts w:ascii="Liberation Serif" w:hAnsi="Liberation Serif" w:eastAsia="Liberation Serif" w:cs="Liberation Serif"/>
-          <w:b w:val="0"/>
-          <w:bCs w:val="0"/>
-          <w:sz w:val="28"/>
-          <w:szCs w:val="28"/>
-          <w:highlight w:val="none"/>
-          <w:lang w:val="ru-RU"/>
-        </w:rPr>
-      </w:r>
-      <w:r>
-        <w:rPr>
-          <w:rFonts w:ascii="Liberation Serif" w:hAnsi="Liberation Serif" w:eastAsia="Liberation Serif" w:cs="Liberation Serif"/>
-          <w:b w:val="0"/>
-          <w:bCs w:val="0"/>
-          <w:sz w:val="28"/>
-          <w:szCs w:val="28"/>
-          <w:highlight w:val="none"/>
-          <w:lang w:val="ru-RU"/>
-        </w:rPr>
-      </w:r>
+      <w:r/>
     </w:p>
     <w:p>
       <w:pPr>
-        <w:pBdr/>
-        <w:spacing/>
-        <w:ind w:firstLine="0" w:left="0"/>
-        <w:jc w:val="both"/>
-        <w:rPr/>
-      </w:pPr>
-      <w:r>
-        <w:rPr>
-          <w:rFonts w:ascii="Liberation Serif" w:hAnsi="Liberation Serif" w:eastAsia="Liberation Serif" w:cs="Liberation Serif"/>
-          <w:b w:val="0"/>
-          <w:bCs w:val="0"/>
-          <w:sz w:val="28"/>
-          <w:szCs w:val="28"/>
-          <w:highlight w:val="none"/>
-          <w:lang w:val="ru-RU"/>
-        </w:rPr>
-        <w:t xml:space="preserve">В процессе работы были решены следующие задачи:</w:t>
-      </w:r>
-      <w:r>
-        <w:rPr>
-          <w:rFonts w:ascii="Liberation Serif" w:hAnsi="Liberation Serif" w:eastAsia="Liberation Serif" w:cs="Liberation Serif"/>
-          <w:b w:val="0"/>
-          <w:bCs w:val="0"/>
-          <w:sz w:val="28"/>
-          <w:szCs w:val="28"/>
-          <w:highlight w:val="none"/>
-          <w:lang w:val="ru-RU"/>
-        </w:rPr>
-      </w:r>
-      <w:r>
-        <w:rPr>
-          <w:rFonts w:ascii="Liberation Serif" w:hAnsi="Liberation Serif" w:eastAsia="Liberation Serif" w:cs="Liberation Serif"/>
-          <w:b w:val="0"/>
-          <w:bCs w:val="0"/>
-          <w:sz w:val="28"/>
-          <w:szCs w:val="28"/>
-          <w:highlight w:val="none"/>
-          <w:lang w:val="ru-RU"/>
-        </w:rPr>
-      </w:r>
-      <w:r>
-        <w:rPr>
-          <w:rFonts w:ascii="Liberation Serif" w:hAnsi="Liberation Serif" w:eastAsia="Liberation Serif" w:cs="Liberation Serif"/>
-          <w:b w:val="0"/>
-          <w:bCs w:val="0"/>
-          <w:sz w:val="28"/>
-          <w:szCs w:val="28"/>
-          <w:highlight w:val="none"/>
-          <w:lang w:val="ru-RU"/>
-        </w:rPr>
-      </w:r>
-      <w:r>
-        <w:rPr>
-          <w:rFonts w:ascii="Liberation Serif" w:hAnsi="Liberation Serif" w:eastAsia="Liberation Serif" w:cs="Liberation Serif"/>
-          <w:b w:val="0"/>
-          <w:bCs w:val="0"/>
-          <w:sz w:val="28"/>
-          <w:szCs w:val="28"/>
-          <w:highlight w:val="none"/>
-          <w:lang w:val="ru-RU"/>
-        </w:rPr>
-      </w:r>
-    </w:p>
-    <w:p>
-      <w:pPr>
-        <w:pStyle w:val="668"/>
+        <w:pStyle w:val="914"/>
         <w:numPr>
           <w:ilvl w:val="0"/>
           <w:numId w:val="7"/>
@@ -4864,43 +5085,11 @@
           <w:lang w:val="ru-RU"/>
         </w:rPr>
       </w:r>
-      <w:r>
-        <w:rPr>
-          <w:rFonts w:ascii="Liberation Serif" w:hAnsi="Liberation Serif" w:eastAsia="Liberation Serif" w:cs="Liberation Serif"/>
-          <w:b w:val="0"/>
-          <w:bCs w:val="0"/>
-          <w:sz w:val="28"/>
-          <w:szCs w:val="28"/>
-          <w:highlight w:val="none"/>
-          <w:lang w:val="ru-RU"/>
-        </w:rPr>
-      </w:r>
-      <w:r>
-        <w:rPr>
-          <w:rFonts w:ascii="Liberation Serif" w:hAnsi="Liberation Serif" w:eastAsia="Liberation Serif" w:cs="Liberation Serif"/>
-          <w:b w:val="0"/>
-          <w:bCs w:val="0"/>
-          <w:sz w:val="28"/>
-          <w:szCs w:val="28"/>
-          <w:highlight w:val="none"/>
-          <w:lang w:val="ru-RU"/>
-        </w:rPr>
-      </w:r>
-      <w:r>
-        <w:rPr>
-          <w:rFonts w:ascii="Liberation Serif" w:hAnsi="Liberation Serif" w:eastAsia="Liberation Serif" w:cs="Liberation Serif"/>
-          <w:b w:val="0"/>
-          <w:bCs w:val="0"/>
-          <w:sz w:val="28"/>
-          <w:szCs w:val="28"/>
-          <w:highlight w:val="none"/>
-          <w:lang w:val="ru-RU"/>
-        </w:rPr>
-      </w:r>
+      <w:r/>
     </w:p>
     <w:p>
       <w:pPr>
-        <w:pStyle w:val="668"/>
+        <w:pStyle w:val="914"/>
         <w:numPr>
           <w:ilvl w:val="0"/>
           <w:numId w:val="7"/>
@@ -4934,43 +5123,11 @@
           <w:lang w:val="ru-RU"/>
         </w:rPr>
       </w:r>
-      <w:r>
-        <w:rPr>
-          <w:rFonts w:ascii="Liberation Serif" w:hAnsi="Liberation Serif" w:eastAsia="Liberation Serif" w:cs="Liberation Serif"/>
-          <w:b w:val="0"/>
-          <w:bCs w:val="0"/>
-          <w:sz w:val="28"/>
-          <w:szCs w:val="28"/>
-          <w:highlight w:val="none"/>
-          <w:lang w:val="ru-RU"/>
-        </w:rPr>
-      </w:r>
-      <w:r>
-        <w:rPr>
-          <w:rFonts w:ascii="Liberation Serif" w:hAnsi="Liberation Serif" w:eastAsia="Liberation Serif" w:cs="Liberation Serif"/>
-          <w:b w:val="0"/>
-          <w:bCs w:val="0"/>
-          <w:sz w:val="28"/>
-          <w:szCs w:val="28"/>
-          <w:highlight w:val="none"/>
-          <w:lang w:val="ru-RU"/>
-        </w:rPr>
-      </w:r>
-      <w:r>
-        <w:rPr>
-          <w:rFonts w:ascii="Liberation Serif" w:hAnsi="Liberation Serif" w:eastAsia="Liberation Serif" w:cs="Liberation Serif"/>
-          <w:b w:val="0"/>
-          <w:bCs w:val="0"/>
-          <w:sz w:val="28"/>
-          <w:szCs w:val="28"/>
-          <w:highlight w:val="none"/>
-          <w:lang w:val="ru-RU"/>
-        </w:rPr>
-      </w:r>
+      <w:r/>
     </w:p>
     <w:p>
       <w:pPr>
-        <w:pStyle w:val="668"/>
+        <w:pStyle w:val="914"/>
         <w:numPr>
           <w:ilvl w:val="0"/>
           <w:numId w:val="7"/>
@@ -5020,46 +5177,13 @@
           <w:sz w:val="28"/>
           <w:szCs w:val="28"/>
           <w:highlight w:val="none"/>
-          <w:lang w:val="ru-RU" w:bidi="ru-RU"/>
-        </w:rPr>
-      </w:r>
-      <w:r>
-        <w:rPr>
-          <w:rFonts w:ascii="Liberation Serif" w:hAnsi="Liberation Serif" w:eastAsia="Liberation Serif" w:cs="Liberation Serif"/>
-          <w:b w:val="0"/>
-          <w:bCs w:val="0"/>
-          <w:sz w:val="28"/>
-          <w:szCs w:val="28"/>
-          <w:highlight w:val="none"/>
-          <w:lang w:val="ru-RU" w:bidi="ru-RU"/>
-        </w:rPr>
-      </w:r>
-      <w:r>
-        <w:rPr>
-          <w:rFonts w:ascii="Liberation Serif" w:hAnsi="Liberation Serif" w:eastAsia="Liberation Serif" w:cs="Liberation Serif"/>
-          <w:b w:val="0"/>
-          <w:bCs w:val="0"/>
-          <w:sz w:val="28"/>
-          <w:szCs w:val="28"/>
-          <w:highlight w:val="none"/>
-          <w:lang w:val="ru-RU"/>
-        </w:rPr>
-      </w:r>
-      <w:r>
-        <w:rPr>
-          <w:rFonts w:ascii="Liberation Serif" w:hAnsi="Liberation Serif" w:eastAsia="Liberation Serif" w:cs="Liberation Serif"/>
-          <w:b w:val="0"/>
-          <w:bCs w:val="0"/>
-          <w:sz w:val="28"/>
-          <w:szCs w:val="28"/>
-          <w:highlight w:val="none"/>
           <w:lang w:val="ru-RU"/>
         </w:rPr>
       </w:r>
     </w:p>
     <w:p>
       <w:pPr>
-        <w:pStyle w:val="668"/>
+        <w:pStyle w:val="914"/>
         <w:numPr>
           <w:ilvl w:val="0"/>
           <w:numId w:val="7"/>
@@ -5093,6 +5217,22 @@
           <w:lang w:val="ru-RU"/>
         </w:rPr>
       </w:r>
+      <w:r/>
+    </w:p>
+    <w:p>
+      <w:pPr>
+        <w:pBdr/>
+        <w:spacing/>
+        <w:ind w:firstLine="0" w:left="0"/>
+        <w:jc w:val="both"/>
+        <w:rPr>
+          <w:rFonts w:ascii="Liberation Serif" w:hAnsi="Liberation Serif" w:cs="Liberation Serif"/>
+          <w:b w:val="0"/>
+          <w:bCs w:val="0"/>
+          <w:sz w:val="28"/>
+          <w:szCs w:val="28"/>
+        </w:rPr>
+      </w:pPr>
       <w:r>
         <w:rPr>
           <w:rFonts w:ascii="Liberation Serif" w:hAnsi="Liberation Serif" w:eastAsia="Liberation Serif" w:cs="Liberation Serif"/>
@@ -5103,6 +5243,7 @@
           <w:highlight w:val="none"/>
           <w:lang w:val="ru-RU"/>
         </w:rPr>
+        <w:t xml:space="preserve">Р</w:t>
       </w:r>
       <w:r>
         <w:rPr>
@@ -5114,6 +5255,7 @@
           <w:highlight w:val="none"/>
           <w:lang w:val="ru-RU"/>
         </w:rPr>
+        <w:t xml:space="preserve">езультаты тестирования подтвердили корректность выполненных настроек. Все компьютеры успешно обмениваются данными друг с другом, включая трафик между разными подсетями, проходящий через маршрутизаторы. Протокол RIP v2 обеспечил автоматическое заполнение та</w:t>
       </w:r>
       <w:r>
         <w:rPr>
@@ -5125,77 +5267,15 @@
           <w:highlight w:val="none"/>
           <w:lang w:val="ru-RU"/>
         </w:rPr>
+        <w:t xml:space="preserve">блиц маршрутизации, что исключило необходимость ручного прописывания статических маршрутов.</w:t>
       </w:r>
-    </w:p>
-    <w:p>
-      <w:pPr>
-        <w:pBdr/>
-        <w:spacing/>
-        <w:ind w:firstLine="0" w:left="0"/>
-        <w:jc w:val="both"/>
+      <w:r>
         <w:rPr>
           <w:rFonts w:ascii="Liberation Serif" w:hAnsi="Liberation Serif" w:cs="Liberation Serif"/>
           <w:b w:val="0"/>
           <w:bCs w:val="0"/>
           <w:sz w:val="28"/>
           <w:szCs w:val="28"/>
-        </w:rPr>
-      </w:pPr>
-      <w:r>
-        <w:rPr>
-          <w:rFonts w:ascii="Liberation Serif" w:hAnsi="Liberation Serif" w:eastAsia="Liberation Serif" w:cs="Liberation Serif"/>
-          <w:b w:val="0"/>
-          <w:bCs w:val="0"/>
-          <w:sz w:val="28"/>
-          <w:szCs w:val="28"/>
-          <w:highlight w:val="none"/>
-          <w:lang w:val="ru-RU"/>
-        </w:rPr>
-        <w:t xml:space="preserve">Результаты тестирования подтвердили корректность выполненных настроек. Все компьютеры успешно обмениваются данными друг с другом, включая трафик между разными подсетями, проходящий через маршрутизаторы. Протокол RIP v2 обеспечил автоматическое заполнение та</w:t>
-      </w:r>
-      <w:r>
-        <w:rPr>
-          <w:rFonts w:ascii="Liberation Serif" w:hAnsi="Liberation Serif" w:eastAsia="Liberation Serif" w:cs="Liberation Serif"/>
-          <w:b w:val="0"/>
-          <w:bCs w:val="0"/>
-          <w:sz w:val="28"/>
-          <w:szCs w:val="28"/>
-          <w:highlight w:val="none"/>
-          <w:lang w:val="ru-RU"/>
-        </w:rPr>
-        <w:t xml:space="preserve">блиц маршрутизации, что исключило необходимость ручного прописывания статических маршрутов.</w:t>
-      </w:r>
-      <w:r>
-        <w:rPr>
-          <w:rFonts w:ascii="Liberation Serif" w:hAnsi="Liberation Serif" w:eastAsia="Liberation Serif" w:cs="Liberation Serif"/>
-          <w:b w:val="0"/>
-          <w:bCs w:val="0"/>
-          <w:sz w:val="28"/>
-          <w:szCs w:val="28"/>
-          <w:highlight w:val="none"/>
-          <w:lang w:val="ru-RU"/>
-        </w:rPr>
-      </w:r>
-      <w:r>
-        <w:rPr>
-          <w:rFonts w:ascii="Liberation Serif" w:hAnsi="Liberation Serif" w:eastAsia="Liberation Serif" w:cs="Liberation Serif"/>
-          <w:b w:val="0"/>
-          <w:bCs w:val="0"/>
-          <w:sz w:val="28"/>
-          <w:szCs w:val="28"/>
-          <w:highlight w:val="none"/>
-          <w:lang w:val="ru-RU"/>
-        </w:rPr>
-      </w:r>
-      <w:r>
-        <w:rPr>
-          <w:rFonts w:ascii="Liberation Serif" w:hAnsi="Liberation Serif" w:eastAsia="Liberation Serif" w:cs="Liberation Serif"/>
-          <w:b/>
-          <w:bCs/>
-          <w:sz w:val="28"/>
-          <w:szCs w:val="28"/>
-          <w:highlight w:val="none"/>
-          <w:lang w:val="ru-RU"/>
         </w:rPr>
       </w:r>
       <w:r>
@@ -5231,7 +5311,6 @@
         <w:ind/>
         <w:rPr/>
       </w:pPr>
-      <w:r/>
       <w:r>
         <w:separator/>
       </w:r>
@@ -5246,7 +5325,6 @@
         <w:ind/>
         <w:rPr/>
       </w:pPr>
-      <w:r/>
       <w:r>
         <w:continuationSeparator/>
       </w:r>
@@ -5266,7 +5344,6 @@
         <w:ind/>
         <w:rPr/>
       </w:pPr>
-      <w:r/>
       <w:r>
         <w:separator/>
       </w:r>
@@ -5281,7 +5358,6 @@
         <w:ind/>
         <w:rPr/>
       </w:pPr>
-      <w:r/>
       <w:r>
         <w:continuationSeparator/>
       </w:r>
@@ -5295,7 +5371,7 @@
 <w:hdr xmlns:wpc="http://schemas.microsoft.com/office/word/2010/wordprocessingCanvas" xmlns:mc="http://schemas.openxmlformats.org/markup-compatibility/2006" xmlns:o="urn:schemas-microsoft-com:office:office" xmlns:r="http://schemas.openxmlformats.org/officeDocument/2006/relationships" xmlns:m="http://schemas.openxmlformats.org/officeDocument/2006/math" xmlns:v="urn:schemas-microsoft-com:vml" xmlns:wp14="http://schemas.microsoft.com/office/word/2010/wordprocessingDrawing" xmlns:wp="http://schemas.openxmlformats.org/drawingml/2006/wordprocessingDrawing" xmlns:w10="urn:schemas-microsoft-com:office:word" xmlns:w="http://schemas.openxmlformats.org/wordprocessingml/2006/main" xmlns:w14="http://schemas.microsoft.com/office/word/2010/wordml" xmlns:w15="http://schemas.microsoft.com/office/word/2012/wordml" xmlns:wpg="http://schemas.microsoft.com/office/word/2010/wordprocessingGroup" xmlns:wpi="http://schemas.microsoft.com/office/word/2010/wordprocessingInk" xmlns:wne="http://schemas.microsoft.com/office/word/2006/wordml" xmlns:a="http://schemas.openxmlformats.org/drawingml/2006/main" xmlns:wps="http://schemas.microsoft.com/office/word/2010/wordprocessingShape" mc:Ignorable="w14 w15 wp14">
   <w:p>
     <w:pPr>
-      <w:pStyle w:val="176"/>
+      <w:pStyle w:val="885"/>
       <w:pBdr/>
       <w:spacing/>
       <w:ind/>
@@ -6484,9 +6560,9 @@
     <w:lsdException w:name="Bibliography" w:uiPriority="37"/>
     <w:lsdException w:name="TOC Heading" w:uiPriority="39" w:qFormat="1"/>
   </w:latentStyles>
-  <w:style w:type="table" w:styleId="12">
+  <w:style w:type="table" w:styleId="725">
     <w:name w:val="Table Grid"/>
-    <w:basedOn w:val="665"/>
+    <w:basedOn w:val="911"/>
     <w:uiPriority w:val="59"/>
     <w:pPr>
       <w:pBdr/>
@@ -6683,9 +6759,9 @@
       </w:tcPr>
     </w:tblStylePr>
   </w:style>
-  <w:style w:type="table" w:styleId="13">
+  <w:style w:type="table" w:styleId="726">
     <w:name w:val="Table Grid Light"/>
-    <w:basedOn w:val="665"/>
+    <w:basedOn w:val="911"/>
     <w:uiPriority w:val="59"/>
     <w:pPr>
       <w:pBdr/>
@@ -6882,9 +6958,9 @@
       </w:tcPr>
     </w:tblStylePr>
   </w:style>
-  <w:style w:type="table" w:styleId="14">
+  <w:style w:type="table" w:styleId="727">
     <w:name w:val="Plain Table 1"/>
-    <w:basedOn w:val="665"/>
+    <w:basedOn w:val="911"/>
     <w:uiPriority w:val="59"/>
     <w:pPr>
       <w:pBdr/>
@@ -7107,9 +7183,9 @@
       </w:tcPr>
     </w:tblStylePr>
   </w:style>
-  <w:style w:type="table" w:styleId="15">
+  <w:style w:type="table" w:styleId="728">
     <w:name w:val="Plain Table 2"/>
-    <w:basedOn w:val="665"/>
+    <w:basedOn w:val="911"/>
     <w:uiPriority w:val="59"/>
     <w:pPr>
       <w:pBdr/>
@@ -7340,9 +7416,9 @@
       </w:tcPr>
     </w:tblStylePr>
   </w:style>
-  <w:style w:type="table" w:styleId="16">
+  <w:style w:type="table" w:styleId="729">
     <w:name w:val="Plain Table 3"/>
-    <w:basedOn w:val="665"/>
+    <w:basedOn w:val="911"/>
     <w:uiPriority w:val="99"/>
     <w:pPr>
       <w:pBdr/>
@@ -7570,9 +7646,9 @@
       </w:tcPr>
     </w:tblStylePr>
   </w:style>
-  <w:style w:type="table" w:styleId="17">
+  <w:style w:type="table" w:styleId="730">
     <w:name w:val="Plain Table 4"/>
-    <w:basedOn w:val="665"/>
+    <w:basedOn w:val="911"/>
     <w:uiPriority w:val="99"/>
     <w:pPr>
       <w:pBdr/>
@@ -7786,9 +7862,9 @@
       </w:tcPr>
     </w:tblStylePr>
   </w:style>
-  <w:style w:type="table" w:styleId="18">
+  <w:style w:type="table" w:styleId="731">
     <w:name w:val="Plain Table 5"/>
-    <w:basedOn w:val="665"/>
+    <w:basedOn w:val="911"/>
     <w:uiPriority w:val="99"/>
     <w:pPr>
       <w:pBdr/>
@@ -8019,9 +8095,9 @@
       </w:tcPr>
     </w:tblStylePr>
   </w:style>
-  <w:style w:type="table" w:styleId="19">
+  <w:style w:type="table" w:styleId="732">
     <w:name w:val="Grid Table 1 Light"/>
-    <w:basedOn w:val="665"/>
+    <w:basedOn w:val="911"/>
     <w:uiPriority w:val="99"/>
     <w:pPr>
       <w:pBdr/>
@@ -8242,9 +8318,9 @@
       </w:tcPr>
     </w:tblStylePr>
   </w:style>
-  <w:style w:type="table" w:styleId="20">
+  <w:style w:type="table" w:styleId="733">
     <w:name w:val="Grid Table 1 Light - Accent 1"/>
-    <w:basedOn w:val="665"/>
+    <w:basedOn w:val="911"/>
     <w:uiPriority w:val="99"/>
     <w:pPr>
       <w:pBdr/>
@@ -8465,9 +8541,9 @@
       </w:tcPr>
     </w:tblStylePr>
   </w:style>
-  <w:style w:type="table" w:styleId="21">
+  <w:style w:type="table" w:styleId="734">
     <w:name w:val="Grid Table 1 Light - Accent 2"/>
-    <w:basedOn w:val="665"/>
+    <w:basedOn w:val="911"/>
     <w:uiPriority w:val="99"/>
     <w:pPr>
       <w:pBdr/>
@@ -8688,9 +8764,9 @@
       </w:tcPr>
     </w:tblStylePr>
   </w:style>
-  <w:style w:type="table" w:styleId="22">
+  <w:style w:type="table" w:styleId="735">
     <w:name w:val="Grid Table 1 Light - Accent 3"/>
-    <w:basedOn w:val="665"/>
+    <w:basedOn w:val="911"/>
     <w:uiPriority w:val="99"/>
     <w:pPr>
       <w:pBdr/>
@@ -8911,9 +8987,9 @@
       </w:tcPr>
     </w:tblStylePr>
   </w:style>
-  <w:style w:type="table" w:styleId="23">
+  <w:style w:type="table" w:styleId="736">
     <w:name w:val="Grid Table 1 Light - Accent 4"/>
-    <w:basedOn w:val="665"/>
+    <w:basedOn w:val="911"/>
     <w:uiPriority w:val="99"/>
     <w:pPr>
       <w:pBdr/>
@@ -9134,9 +9210,9 @@
       </w:tcPr>
     </w:tblStylePr>
   </w:style>
-  <w:style w:type="table" w:styleId="24">
+  <w:style w:type="table" w:styleId="737">
     <w:name w:val="Grid Table 1 Light - Accent 5"/>
-    <w:basedOn w:val="665"/>
+    <w:basedOn w:val="911"/>
     <w:uiPriority w:val="99"/>
     <w:pPr>
       <w:pBdr/>
@@ -9357,9 +9433,9 @@
       </w:tcPr>
     </w:tblStylePr>
   </w:style>
-  <w:style w:type="table" w:styleId="25">
+  <w:style w:type="table" w:styleId="738">
     <w:name w:val="Grid Table 1 Light - Accent 6"/>
-    <w:basedOn w:val="665"/>
+    <w:basedOn w:val="911"/>
     <w:uiPriority w:val="99"/>
     <w:pPr>
       <w:pBdr/>
@@ -9580,9 +9656,9 @@
       </w:tcPr>
     </w:tblStylePr>
   </w:style>
-  <w:style w:type="table" w:styleId="26">
+  <w:style w:type="table" w:styleId="739">
     <w:name w:val="Grid Table 2"/>
-    <w:basedOn w:val="665"/>
+    <w:basedOn w:val="911"/>
     <w:uiPriority w:val="99"/>
     <w:pPr>
       <w:pBdr/>
@@ -9812,9 +9888,9 @@
       </w:tcPr>
     </w:tblStylePr>
   </w:style>
-  <w:style w:type="table" w:styleId="27">
+  <w:style w:type="table" w:styleId="740">
     <w:name w:val="Grid Table 2 - Accent 1"/>
-    <w:basedOn w:val="665"/>
+    <w:basedOn w:val="911"/>
     <w:uiPriority w:val="99"/>
     <w:pPr>
       <w:pBdr/>
@@ -10044,9 +10120,9 @@
       </w:tcPr>
     </w:tblStylePr>
   </w:style>
-  <w:style w:type="table" w:styleId="28">
+  <w:style w:type="table" w:styleId="741">
     <w:name w:val="Grid Table 2 - Accent 2"/>
-    <w:basedOn w:val="665"/>
+    <w:basedOn w:val="911"/>
     <w:uiPriority w:val="99"/>
     <w:pPr>
       <w:pBdr/>
@@ -10276,9 +10352,9 @@
       </w:tcPr>
     </w:tblStylePr>
   </w:style>
-  <w:style w:type="table" w:styleId="29">
+  <w:style w:type="table" w:styleId="742">
     <w:name w:val="Grid Table 2 - Accent 3"/>
-    <w:basedOn w:val="665"/>
+    <w:basedOn w:val="911"/>
     <w:uiPriority w:val="99"/>
     <w:pPr>
       <w:pBdr/>
@@ -10508,9 +10584,9 @@
       </w:tcPr>
     </w:tblStylePr>
   </w:style>
-  <w:style w:type="table" w:styleId="30">
+  <w:style w:type="table" w:styleId="743">
     <w:name w:val="Grid Table 2 - Accent 4"/>
-    <w:basedOn w:val="665"/>
+    <w:basedOn w:val="911"/>
     <w:uiPriority w:val="99"/>
     <w:pPr>
       <w:pBdr/>
@@ -10740,9 +10816,9 @@
       </w:tcPr>
     </w:tblStylePr>
   </w:style>
-  <w:style w:type="table" w:styleId="31">
+  <w:style w:type="table" w:styleId="744">
     <w:name w:val="Grid Table 2 - Accent 5"/>
-    <w:basedOn w:val="665"/>
+    <w:basedOn w:val="911"/>
     <w:uiPriority w:val="99"/>
     <w:pPr>
       <w:pBdr/>
@@ -10972,9 +11048,9 @@
       </w:tcPr>
     </w:tblStylePr>
   </w:style>
-  <w:style w:type="table" w:styleId="32">
+  <w:style w:type="table" w:styleId="745">
     <w:name w:val="Grid Table 2 - Accent 6"/>
-    <w:basedOn w:val="665"/>
+    <w:basedOn w:val="911"/>
     <w:uiPriority w:val="99"/>
     <w:pPr>
       <w:pBdr/>
@@ -11204,9 +11280,9 @@
       </w:tcPr>
     </w:tblStylePr>
   </w:style>
-  <w:style w:type="table" w:styleId="33">
+  <w:style w:type="table" w:styleId="746">
     <w:name w:val="Grid Table 3"/>
-    <w:basedOn w:val="665"/>
+    <w:basedOn w:val="911"/>
     <w:uiPriority w:val="99"/>
     <w:pPr>
       <w:pBdr/>
@@ -11305,29 +11381,6 @@
         <w:tblBorders/>
       </w:tblPr>
       <w:tcPr>
-        <w:shd w:color="ffffff"/>
-        <w:tcBorders>
-          <w:top w:val="none" w:color="000000" w:sz="4" w:space="0"/>
-          <w:left w:val="none" w:color="000000" w:sz="4" w:space="0"/>
-          <w:bottom w:val="none" w:color="000000" w:sz="4" w:space="0"/>
-          <w:right w:val="none" w:color="000000" w:sz="4" w:space="0"/>
-        </w:tcBorders>
-      </w:tcPr>
-    </w:tblStylePr>
-    <w:tblStylePr w:type="firstRow">
-      <w:rPr>
-        <w:b/>
-        <w:color w:val="404040"/>
-      </w:rPr>
-      <w:pPr>
-        <w:pBdr/>
-        <w:spacing/>
-        <w:ind/>
-      </w:pPr>
-      <w:tblPr>
-        <w:tblBorders/>
-      </w:tblPr>
-      <w:tcPr>
         <w:shd w:val="clear" w:color="ffffff"/>
         <w:tcBorders>
           <w:top w:val="none" w:color="000000" w:sz="4" w:space="0"/>
@@ -11337,30 +11390,7 @@
         </w:tcBorders>
       </w:tcPr>
     </w:tblStylePr>
-    <w:tblStylePr w:type="lastCol">
-      <w:rPr>
-        <w:i/>
-        <w:color w:val="404040"/>
-      </w:rPr>
-      <w:pPr>
-        <w:pBdr/>
-        <w:spacing/>
-        <w:ind/>
-      </w:pPr>
-      <w:tblPr>
-        <w:tblBorders/>
-      </w:tblPr>
-      <w:tcPr>
-        <w:shd w:color="ffffff"/>
-        <w:tcBorders>
-          <w:top w:val="none" w:color="000000" w:sz="4" w:space="0"/>
-          <w:left w:val="none" w:color="000000" w:sz="4" w:space="0"/>
-          <w:bottom w:val="none" w:color="000000" w:sz="4" w:space="0"/>
-          <w:right w:val="none" w:color="000000" w:sz="4" w:space="0"/>
-        </w:tcBorders>
-      </w:tcPr>
-    </w:tblStylePr>
-    <w:tblStylePr w:type="lastRow">
+    <w:tblStylePr w:type="firstRow">
       <w:rPr>
         <w:b/>
         <w:color w:val="404040"/>
@@ -11383,6 +11413,52 @@
         </w:tcBorders>
       </w:tcPr>
     </w:tblStylePr>
+    <w:tblStylePr w:type="lastCol">
+      <w:rPr>
+        <w:i/>
+        <w:color w:val="404040"/>
+      </w:rPr>
+      <w:pPr>
+        <w:pBdr/>
+        <w:spacing/>
+        <w:ind/>
+      </w:pPr>
+      <w:tblPr>
+        <w:tblBorders/>
+      </w:tblPr>
+      <w:tcPr>
+        <w:shd w:val="clear" w:color="ffffff"/>
+        <w:tcBorders>
+          <w:top w:val="none" w:color="000000" w:sz="4" w:space="0"/>
+          <w:left w:val="none" w:color="000000" w:sz="4" w:space="0"/>
+          <w:bottom w:val="none" w:color="000000" w:sz="4" w:space="0"/>
+          <w:right w:val="none" w:color="000000" w:sz="4" w:space="0"/>
+        </w:tcBorders>
+      </w:tcPr>
+    </w:tblStylePr>
+    <w:tblStylePr w:type="lastRow">
+      <w:rPr>
+        <w:b/>
+        <w:color w:val="404040"/>
+      </w:rPr>
+      <w:pPr>
+        <w:pBdr/>
+        <w:spacing/>
+        <w:ind/>
+      </w:pPr>
+      <w:tblPr>
+        <w:tblBorders/>
+      </w:tblPr>
+      <w:tcPr>
+        <w:shd w:val="clear" w:color="ffffff"/>
+        <w:tcBorders>
+          <w:top w:val="none" w:color="000000" w:sz="4" w:space="0"/>
+          <w:left w:val="none" w:color="000000" w:sz="4" w:space="0"/>
+          <w:bottom w:val="none" w:color="000000" w:sz="4" w:space="0"/>
+          <w:right w:val="none" w:color="000000" w:sz="4" w:space="0"/>
+        </w:tcBorders>
+      </w:tcPr>
+    </w:tblStylePr>
     <w:tblStylePr w:type="nwCell">
       <w:pPr>
         <w:pBdr/>
@@ -11449,9 +11525,9 @@
       </w:tcPr>
     </w:tblStylePr>
   </w:style>
-  <w:style w:type="table" w:styleId="34">
+  <w:style w:type="table" w:styleId="747">
     <w:name w:val="Grid Table 3 - Accent 1"/>
-    <w:basedOn w:val="665"/>
+    <w:basedOn w:val="911"/>
     <w:uiPriority w:val="99"/>
     <w:pPr>
       <w:pBdr/>
@@ -11550,29 +11626,6 @@
         <w:tblBorders/>
       </w:tblPr>
       <w:tcPr>
-        <w:shd w:color="ffffff"/>
-        <w:tcBorders>
-          <w:top w:val="none" w:color="000000" w:sz="4" w:space="0"/>
-          <w:left w:val="none" w:color="000000" w:sz="4" w:space="0"/>
-          <w:bottom w:val="none" w:color="000000" w:sz="4" w:space="0"/>
-          <w:right w:val="none" w:color="000000" w:sz="4" w:space="0"/>
-        </w:tcBorders>
-      </w:tcPr>
-    </w:tblStylePr>
-    <w:tblStylePr w:type="firstRow">
-      <w:rPr>
-        <w:b/>
-        <w:color w:val="404040"/>
-      </w:rPr>
-      <w:pPr>
-        <w:pBdr/>
-        <w:spacing/>
-        <w:ind/>
-      </w:pPr>
-      <w:tblPr>
-        <w:tblBorders/>
-      </w:tblPr>
-      <w:tcPr>
         <w:shd w:val="clear" w:color="ffffff"/>
         <w:tcBorders>
           <w:top w:val="none" w:color="000000" w:sz="4" w:space="0"/>
@@ -11582,30 +11635,7 @@
         </w:tcBorders>
       </w:tcPr>
     </w:tblStylePr>
-    <w:tblStylePr w:type="lastCol">
-      <w:rPr>
-        <w:i/>
-        <w:color w:val="404040"/>
-      </w:rPr>
-      <w:pPr>
-        <w:pBdr/>
-        <w:spacing/>
-        <w:ind/>
-      </w:pPr>
-      <w:tblPr>
-        <w:tblBorders/>
-      </w:tblPr>
-      <w:tcPr>
-        <w:shd w:color="ffffff"/>
-        <w:tcBorders>
-          <w:top w:val="none" w:color="000000" w:sz="4" w:space="0"/>
-          <w:left w:val="none" w:color="000000" w:sz="4" w:space="0"/>
-          <w:bottom w:val="none" w:color="000000" w:sz="4" w:space="0"/>
-          <w:right w:val="none" w:color="000000" w:sz="4" w:space="0"/>
-        </w:tcBorders>
-      </w:tcPr>
-    </w:tblStylePr>
-    <w:tblStylePr w:type="lastRow">
+    <w:tblStylePr w:type="firstRow">
       <w:rPr>
         <w:b/>
         <w:color w:val="404040"/>
@@ -11628,6 +11658,52 @@
         </w:tcBorders>
       </w:tcPr>
     </w:tblStylePr>
+    <w:tblStylePr w:type="lastCol">
+      <w:rPr>
+        <w:i/>
+        <w:color w:val="404040"/>
+      </w:rPr>
+      <w:pPr>
+        <w:pBdr/>
+        <w:spacing/>
+        <w:ind/>
+      </w:pPr>
+      <w:tblPr>
+        <w:tblBorders/>
+      </w:tblPr>
+      <w:tcPr>
+        <w:shd w:val="clear" w:color="ffffff"/>
+        <w:tcBorders>
+          <w:top w:val="none" w:color="000000" w:sz="4" w:space="0"/>
+          <w:left w:val="none" w:color="000000" w:sz="4" w:space="0"/>
+          <w:bottom w:val="none" w:color="000000" w:sz="4" w:space="0"/>
+          <w:right w:val="none" w:color="000000" w:sz="4" w:space="0"/>
+        </w:tcBorders>
+      </w:tcPr>
+    </w:tblStylePr>
+    <w:tblStylePr w:type="lastRow">
+      <w:rPr>
+        <w:b/>
+        <w:color w:val="404040"/>
+      </w:rPr>
+      <w:pPr>
+        <w:pBdr/>
+        <w:spacing/>
+        <w:ind/>
+      </w:pPr>
+      <w:tblPr>
+        <w:tblBorders/>
+      </w:tblPr>
+      <w:tcPr>
+        <w:shd w:val="clear" w:color="ffffff"/>
+        <w:tcBorders>
+          <w:top w:val="none" w:color="000000" w:sz="4" w:space="0"/>
+          <w:left w:val="none" w:color="000000" w:sz="4" w:space="0"/>
+          <w:bottom w:val="none" w:color="000000" w:sz="4" w:space="0"/>
+          <w:right w:val="none" w:color="000000" w:sz="4" w:space="0"/>
+        </w:tcBorders>
+      </w:tcPr>
+    </w:tblStylePr>
     <w:tblStylePr w:type="nwCell">
       <w:pPr>
         <w:pBdr/>
@@ -11694,9 +11770,9 @@
       </w:tcPr>
     </w:tblStylePr>
   </w:style>
-  <w:style w:type="table" w:styleId="35">
+  <w:style w:type="table" w:styleId="748">
     <w:name w:val="Grid Table 3 - Accent 2"/>
-    <w:basedOn w:val="665"/>
+    <w:basedOn w:val="911"/>
     <w:uiPriority w:val="99"/>
     <w:pPr>
       <w:pBdr/>
@@ -11795,29 +11871,6 @@
         <w:tblBorders/>
       </w:tblPr>
       <w:tcPr>
-        <w:shd w:color="ffffff"/>
-        <w:tcBorders>
-          <w:top w:val="none" w:color="000000" w:sz="4" w:space="0"/>
-          <w:left w:val="none" w:color="000000" w:sz="4" w:space="0"/>
-          <w:bottom w:val="none" w:color="000000" w:sz="4" w:space="0"/>
-          <w:right w:val="none" w:color="000000" w:sz="4" w:space="0"/>
-        </w:tcBorders>
-      </w:tcPr>
-    </w:tblStylePr>
-    <w:tblStylePr w:type="firstRow">
-      <w:rPr>
-        <w:b/>
-        <w:color w:val="404040"/>
-      </w:rPr>
-      <w:pPr>
-        <w:pBdr/>
-        <w:spacing/>
-        <w:ind/>
-      </w:pPr>
-      <w:tblPr>
-        <w:tblBorders/>
-      </w:tblPr>
-      <w:tcPr>
         <w:shd w:val="clear" w:color="ffffff"/>
         <w:tcBorders>
           <w:top w:val="none" w:color="000000" w:sz="4" w:space="0"/>
@@ -11827,30 +11880,7 @@
         </w:tcBorders>
       </w:tcPr>
     </w:tblStylePr>
-    <w:tblStylePr w:type="lastCol">
-      <w:rPr>
-        <w:i/>
-        <w:color w:val="404040"/>
-      </w:rPr>
-      <w:pPr>
-        <w:pBdr/>
-        <w:spacing/>
-        <w:ind/>
-      </w:pPr>
-      <w:tblPr>
-        <w:tblBorders/>
-      </w:tblPr>
-      <w:tcPr>
-        <w:shd w:color="ffffff"/>
-        <w:tcBorders>
-          <w:top w:val="none" w:color="000000" w:sz="4" w:space="0"/>
-          <w:left w:val="none" w:color="000000" w:sz="4" w:space="0"/>
-          <w:bottom w:val="none" w:color="000000" w:sz="4" w:space="0"/>
-          <w:right w:val="none" w:color="000000" w:sz="4" w:space="0"/>
-        </w:tcBorders>
-      </w:tcPr>
-    </w:tblStylePr>
-    <w:tblStylePr w:type="lastRow">
+    <w:tblStylePr w:type="firstRow">
       <w:rPr>
         <w:b/>
         <w:color w:val="404040"/>
@@ -11873,6 +11903,52 @@
         </w:tcBorders>
       </w:tcPr>
     </w:tblStylePr>
+    <w:tblStylePr w:type="lastCol">
+      <w:rPr>
+        <w:i/>
+        <w:color w:val="404040"/>
+      </w:rPr>
+      <w:pPr>
+        <w:pBdr/>
+        <w:spacing/>
+        <w:ind/>
+      </w:pPr>
+      <w:tblPr>
+        <w:tblBorders/>
+      </w:tblPr>
+      <w:tcPr>
+        <w:shd w:val="clear" w:color="ffffff"/>
+        <w:tcBorders>
+          <w:top w:val="none" w:color="000000" w:sz="4" w:space="0"/>
+          <w:left w:val="none" w:color="000000" w:sz="4" w:space="0"/>
+          <w:bottom w:val="none" w:color="000000" w:sz="4" w:space="0"/>
+          <w:right w:val="none" w:color="000000" w:sz="4" w:space="0"/>
+        </w:tcBorders>
+      </w:tcPr>
+    </w:tblStylePr>
+    <w:tblStylePr w:type="lastRow">
+      <w:rPr>
+        <w:b/>
+        <w:color w:val="404040"/>
+      </w:rPr>
+      <w:pPr>
+        <w:pBdr/>
+        <w:spacing/>
+        <w:ind/>
+      </w:pPr>
+      <w:tblPr>
+        <w:tblBorders/>
+      </w:tblPr>
+      <w:tcPr>
+        <w:shd w:val="clear" w:color="ffffff"/>
+        <w:tcBorders>
+          <w:top w:val="none" w:color="000000" w:sz="4" w:space="0"/>
+          <w:left w:val="none" w:color="000000" w:sz="4" w:space="0"/>
+          <w:bottom w:val="none" w:color="000000" w:sz="4" w:space="0"/>
+          <w:right w:val="none" w:color="000000" w:sz="4" w:space="0"/>
+        </w:tcBorders>
+      </w:tcPr>
+    </w:tblStylePr>
     <w:tblStylePr w:type="nwCell">
       <w:pPr>
         <w:pBdr/>
@@ -11939,9 +12015,9 @@
       </w:tcPr>
     </w:tblStylePr>
   </w:style>
-  <w:style w:type="table" w:styleId="36">
+  <w:style w:type="table" w:styleId="749">
     <w:name w:val="Grid Table 3 - Accent 3"/>
-    <w:basedOn w:val="665"/>
+    <w:basedOn w:val="911"/>
     <w:uiPriority w:val="99"/>
     <w:pPr>
       <w:pBdr/>
@@ -12040,29 +12116,6 @@
         <w:tblBorders/>
       </w:tblPr>
       <w:tcPr>
-        <w:shd w:color="ffffff"/>
-        <w:tcBorders>
-          <w:top w:val="none" w:color="000000" w:sz="4" w:space="0"/>
-          <w:left w:val="none" w:color="000000" w:sz="4" w:space="0"/>
-          <w:bottom w:val="none" w:color="000000" w:sz="4" w:space="0"/>
-          <w:right w:val="none" w:color="000000" w:sz="4" w:space="0"/>
-        </w:tcBorders>
-      </w:tcPr>
-    </w:tblStylePr>
-    <w:tblStylePr w:type="firstRow">
-      <w:rPr>
-        <w:b/>
-        <w:color w:val="404040"/>
-      </w:rPr>
-      <w:pPr>
-        <w:pBdr/>
-        <w:spacing/>
-        <w:ind/>
-      </w:pPr>
-      <w:tblPr>
-        <w:tblBorders/>
-      </w:tblPr>
-      <w:tcPr>
         <w:shd w:val="clear" w:color="ffffff"/>
         <w:tcBorders>
           <w:top w:val="none" w:color="000000" w:sz="4" w:space="0"/>
@@ -12072,30 +12125,7 @@
         </w:tcBorders>
       </w:tcPr>
     </w:tblStylePr>
-    <w:tblStylePr w:type="lastCol">
-      <w:rPr>
-        <w:i/>
-        <w:color w:val="404040"/>
-      </w:rPr>
-      <w:pPr>
-        <w:pBdr/>
-        <w:spacing/>
-        <w:ind/>
-      </w:pPr>
-      <w:tblPr>
-        <w:tblBorders/>
-      </w:tblPr>
-      <w:tcPr>
-        <w:shd w:color="ffffff"/>
-        <w:tcBorders>
-          <w:top w:val="none" w:color="000000" w:sz="4" w:space="0"/>
-          <w:left w:val="none" w:color="000000" w:sz="4" w:space="0"/>
-          <w:bottom w:val="none" w:color="000000" w:sz="4" w:space="0"/>
-          <w:right w:val="none" w:color="000000" w:sz="4" w:space="0"/>
-        </w:tcBorders>
-      </w:tcPr>
-    </w:tblStylePr>
-    <w:tblStylePr w:type="lastRow">
+    <w:tblStylePr w:type="firstRow">
       <w:rPr>
         <w:b/>
         <w:color w:val="404040"/>
@@ -12118,6 +12148,52 @@
         </w:tcBorders>
       </w:tcPr>
     </w:tblStylePr>
+    <w:tblStylePr w:type="lastCol">
+      <w:rPr>
+        <w:i/>
+        <w:color w:val="404040"/>
+      </w:rPr>
+      <w:pPr>
+        <w:pBdr/>
+        <w:spacing/>
+        <w:ind/>
+      </w:pPr>
+      <w:tblPr>
+        <w:tblBorders/>
+      </w:tblPr>
+      <w:tcPr>
+        <w:shd w:val="clear" w:color="ffffff"/>
+        <w:tcBorders>
+          <w:top w:val="none" w:color="000000" w:sz="4" w:space="0"/>
+          <w:left w:val="none" w:color="000000" w:sz="4" w:space="0"/>
+          <w:bottom w:val="none" w:color="000000" w:sz="4" w:space="0"/>
+          <w:right w:val="none" w:color="000000" w:sz="4" w:space="0"/>
+        </w:tcBorders>
+      </w:tcPr>
+    </w:tblStylePr>
+    <w:tblStylePr w:type="lastRow">
+      <w:rPr>
+        <w:b/>
+        <w:color w:val="404040"/>
+      </w:rPr>
+      <w:pPr>
+        <w:pBdr/>
+        <w:spacing/>
+        <w:ind/>
+      </w:pPr>
+      <w:tblPr>
+        <w:tblBorders/>
+      </w:tblPr>
+      <w:tcPr>
+        <w:shd w:val="clear" w:color="ffffff"/>
+        <w:tcBorders>
+          <w:top w:val="none" w:color="000000" w:sz="4" w:space="0"/>
+          <w:left w:val="none" w:color="000000" w:sz="4" w:space="0"/>
+          <w:bottom w:val="none" w:color="000000" w:sz="4" w:space="0"/>
+          <w:right w:val="none" w:color="000000" w:sz="4" w:space="0"/>
+        </w:tcBorders>
+      </w:tcPr>
+    </w:tblStylePr>
     <w:tblStylePr w:type="nwCell">
       <w:pPr>
         <w:pBdr/>
@@ -12184,9 +12260,9 @@
       </w:tcPr>
     </w:tblStylePr>
   </w:style>
-  <w:style w:type="table" w:styleId="37">
+  <w:style w:type="table" w:styleId="750">
     <w:name w:val="Grid Table 3 - Accent 4"/>
-    <w:basedOn w:val="665"/>
+    <w:basedOn w:val="911"/>
     <w:uiPriority w:val="99"/>
     <w:pPr>
       <w:pBdr/>
@@ -12285,29 +12361,6 @@
         <w:tblBorders/>
       </w:tblPr>
       <w:tcPr>
-        <w:shd w:color="ffffff"/>
-        <w:tcBorders>
-          <w:top w:val="none" w:color="000000" w:sz="4" w:space="0"/>
-          <w:left w:val="none" w:color="000000" w:sz="4" w:space="0"/>
-          <w:bottom w:val="none" w:color="000000" w:sz="4" w:space="0"/>
-          <w:right w:val="none" w:color="000000" w:sz="4" w:space="0"/>
-        </w:tcBorders>
-      </w:tcPr>
-    </w:tblStylePr>
-    <w:tblStylePr w:type="firstRow">
-      <w:rPr>
-        <w:b/>
-        <w:color w:val="404040"/>
-      </w:rPr>
-      <w:pPr>
-        <w:pBdr/>
-        <w:spacing/>
-        <w:ind/>
-      </w:pPr>
-      <w:tblPr>
-        <w:tblBorders/>
-      </w:tblPr>
-      <w:tcPr>
         <w:shd w:val="clear" w:color="ffffff"/>
         <w:tcBorders>
           <w:top w:val="none" w:color="000000" w:sz="4" w:space="0"/>
@@ -12317,30 +12370,7 @@
         </w:tcBorders>
       </w:tcPr>
     </w:tblStylePr>
-    <w:tblStylePr w:type="lastCol">
-      <w:rPr>
-        <w:i/>
-        <w:color w:val="404040"/>
-      </w:rPr>
-      <w:pPr>
-        <w:pBdr/>
-        <w:spacing/>
-        <w:ind/>
-      </w:pPr>
-      <w:tblPr>
-        <w:tblBorders/>
-      </w:tblPr>
-      <w:tcPr>
-        <w:shd w:color="ffffff"/>
-        <w:tcBorders>
-          <w:top w:val="none" w:color="000000" w:sz="4" w:space="0"/>
-          <w:left w:val="none" w:color="000000" w:sz="4" w:space="0"/>
-          <w:bottom w:val="none" w:color="000000" w:sz="4" w:space="0"/>
-          <w:right w:val="none" w:color="000000" w:sz="4" w:space="0"/>
-        </w:tcBorders>
-      </w:tcPr>
-    </w:tblStylePr>
-    <w:tblStylePr w:type="lastRow">
+    <w:tblStylePr w:type="firstRow">
       <w:rPr>
         <w:b/>
         <w:color w:val="404040"/>
@@ -12363,6 +12393,52 @@
         </w:tcBorders>
       </w:tcPr>
     </w:tblStylePr>
+    <w:tblStylePr w:type="lastCol">
+      <w:rPr>
+        <w:i/>
+        <w:color w:val="404040"/>
+      </w:rPr>
+      <w:pPr>
+        <w:pBdr/>
+        <w:spacing/>
+        <w:ind/>
+      </w:pPr>
+      <w:tblPr>
+        <w:tblBorders/>
+      </w:tblPr>
+      <w:tcPr>
+        <w:shd w:val="clear" w:color="ffffff"/>
+        <w:tcBorders>
+          <w:top w:val="none" w:color="000000" w:sz="4" w:space="0"/>
+          <w:left w:val="none" w:color="000000" w:sz="4" w:space="0"/>
+          <w:bottom w:val="none" w:color="000000" w:sz="4" w:space="0"/>
+          <w:right w:val="none" w:color="000000" w:sz="4" w:space="0"/>
+        </w:tcBorders>
+      </w:tcPr>
+    </w:tblStylePr>
+    <w:tblStylePr w:type="lastRow">
+      <w:rPr>
+        <w:b/>
+        <w:color w:val="404040"/>
+      </w:rPr>
+      <w:pPr>
+        <w:pBdr/>
+        <w:spacing/>
+        <w:ind/>
+      </w:pPr>
+      <w:tblPr>
+        <w:tblBorders/>
+      </w:tblPr>
+      <w:tcPr>
+        <w:shd w:val="clear" w:color="ffffff"/>
+        <w:tcBorders>
+          <w:top w:val="none" w:color="000000" w:sz="4" w:space="0"/>
+          <w:left w:val="none" w:color="000000" w:sz="4" w:space="0"/>
+          <w:bottom w:val="none" w:color="000000" w:sz="4" w:space="0"/>
+          <w:right w:val="none" w:color="000000" w:sz="4" w:space="0"/>
+        </w:tcBorders>
+      </w:tcPr>
+    </w:tblStylePr>
     <w:tblStylePr w:type="nwCell">
       <w:pPr>
         <w:pBdr/>
@@ -12429,9 +12505,9 @@
       </w:tcPr>
     </w:tblStylePr>
   </w:style>
-  <w:style w:type="table" w:styleId="38">
+  <w:style w:type="table" w:styleId="751">
     <w:name w:val="Grid Table 3 - Accent 5"/>
-    <w:basedOn w:val="665"/>
+    <w:basedOn w:val="911"/>
     <w:uiPriority w:val="99"/>
     <w:pPr>
       <w:pBdr/>
@@ -12530,29 +12606,6 @@
         <w:tblBorders/>
       </w:tblPr>
       <w:tcPr>
-        <w:shd w:color="ffffff"/>
-        <w:tcBorders>
-          <w:top w:val="none" w:color="000000" w:sz="4" w:space="0"/>
-          <w:left w:val="none" w:color="000000" w:sz="4" w:space="0"/>
-          <w:bottom w:val="none" w:color="000000" w:sz="4" w:space="0"/>
-          <w:right w:val="none" w:color="000000" w:sz="4" w:space="0"/>
-        </w:tcBorders>
-      </w:tcPr>
-    </w:tblStylePr>
-    <w:tblStylePr w:type="firstRow">
-      <w:rPr>
-        <w:b/>
-        <w:color w:val="404040"/>
-      </w:rPr>
-      <w:pPr>
-        <w:pBdr/>
-        <w:spacing/>
-        <w:ind/>
-      </w:pPr>
-      <w:tblPr>
-        <w:tblBorders/>
-      </w:tblPr>
-      <w:tcPr>
         <w:shd w:val="clear" w:color="ffffff"/>
         <w:tcBorders>
           <w:top w:val="none" w:color="000000" w:sz="4" w:space="0"/>
@@ -12562,30 +12615,7 @@
         </w:tcBorders>
       </w:tcPr>
     </w:tblStylePr>
-    <w:tblStylePr w:type="lastCol">
-      <w:rPr>
-        <w:i/>
-        <w:color w:val="404040"/>
-      </w:rPr>
-      <w:pPr>
-        <w:pBdr/>
-        <w:spacing/>
-        <w:ind/>
-      </w:pPr>
-      <w:tblPr>
-        <w:tblBorders/>
-      </w:tblPr>
-      <w:tcPr>
-        <w:shd w:color="ffffff"/>
-        <w:tcBorders>
-          <w:top w:val="none" w:color="000000" w:sz="4" w:space="0"/>
-          <w:left w:val="none" w:color="000000" w:sz="4" w:space="0"/>
-          <w:bottom w:val="none" w:color="000000" w:sz="4" w:space="0"/>
-          <w:right w:val="none" w:color="000000" w:sz="4" w:space="0"/>
-        </w:tcBorders>
-      </w:tcPr>
-    </w:tblStylePr>
-    <w:tblStylePr w:type="lastRow">
+    <w:tblStylePr w:type="firstRow">
       <w:rPr>
         <w:b/>
         <w:color w:val="404040"/>
@@ -12608,6 +12638,52 @@
         </w:tcBorders>
       </w:tcPr>
     </w:tblStylePr>
+    <w:tblStylePr w:type="lastCol">
+      <w:rPr>
+        <w:i/>
+        <w:color w:val="404040"/>
+      </w:rPr>
+      <w:pPr>
+        <w:pBdr/>
+        <w:spacing/>
+        <w:ind/>
+      </w:pPr>
+      <w:tblPr>
+        <w:tblBorders/>
+      </w:tblPr>
+      <w:tcPr>
+        <w:shd w:val="clear" w:color="ffffff"/>
+        <w:tcBorders>
+          <w:top w:val="none" w:color="000000" w:sz="4" w:space="0"/>
+          <w:left w:val="none" w:color="000000" w:sz="4" w:space="0"/>
+          <w:bottom w:val="none" w:color="000000" w:sz="4" w:space="0"/>
+          <w:right w:val="none" w:color="000000" w:sz="4" w:space="0"/>
+        </w:tcBorders>
+      </w:tcPr>
+    </w:tblStylePr>
+    <w:tblStylePr w:type="lastRow">
+      <w:rPr>
+        <w:b/>
+        <w:color w:val="404040"/>
+      </w:rPr>
+      <w:pPr>
+        <w:pBdr/>
+        <w:spacing/>
+        <w:ind/>
+      </w:pPr>
+      <w:tblPr>
+        <w:tblBorders/>
+      </w:tblPr>
+      <w:tcPr>
+        <w:shd w:val="clear" w:color="ffffff"/>
+        <w:tcBorders>
+          <w:top w:val="none" w:color="000000" w:sz="4" w:space="0"/>
+          <w:left w:val="none" w:color="000000" w:sz="4" w:space="0"/>
+          <w:bottom w:val="none" w:color="000000" w:sz="4" w:space="0"/>
+          <w:right w:val="none" w:color="000000" w:sz="4" w:space="0"/>
+        </w:tcBorders>
+      </w:tcPr>
+    </w:tblStylePr>
     <w:tblStylePr w:type="nwCell">
       <w:pPr>
         <w:pBdr/>
@@ -12674,9 +12750,9 @@
       </w:tcPr>
     </w:tblStylePr>
   </w:style>
-  <w:style w:type="table" w:styleId="39">
+  <w:style w:type="table" w:styleId="752">
     <w:name w:val="Grid Table 3 - Accent 6"/>
-    <w:basedOn w:val="665"/>
+    <w:basedOn w:val="911"/>
     <w:uiPriority w:val="99"/>
     <w:pPr>
       <w:pBdr/>
@@ -12775,29 +12851,6 @@
         <w:tblBorders/>
       </w:tblPr>
       <w:tcPr>
-        <w:shd w:color="ffffff"/>
-        <w:tcBorders>
-          <w:top w:val="none" w:color="000000" w:sz="4" w:space="0"/>
-          <w:left w:val="none" w:color="000000" w:sz="4" w:space="0"/>
-          <w:bottom w:val="none" w:color="000000" w:sz="4" w:space="0"/>
-          <w:right w:val="none" w:color="000000" w:sz="4" w:space="0"/>
-        </w:tcBorders>
-      </w:tcPr>
-    </w:tblStylePr>
-    <w:tblStylePr w:type="firstRow">
-      <w:rPr>
-        <w:b/>
-        <w:color w:val="404040"/>
-      </w:rPr>
-      <w:pPr>
-        <w:pBdr/>
-        <w:spacing/>
-        <w:ind/>
-      </w:pPr>
-      <w:tblPr>
-        <w:tblBorders/>
-      </w:tblPr>
-      <w:tcPr>
         <w:shd w:val="clear" w:color="ffffff"/>
         <w:tcBorders>
           <w:top w:val="none" w:color="000000" w:sz="4" w:space="0"/>
@@ -12807,30 +12860,7 @@
         </w:tcBorders>
       </w:tcPr>
     </w:tblStylePr>
-    <w:tblStylePr w:type="lastCol">
-      <w:rPr>
-        <w:i/>
-        <w:color w:val="404040"/>
-      </w:rPr>
-      <w:pPr>
-        <w:pBdr/>
-        <w:spacing/>
-        <w:ind/>
-      </w:pPr>
-      <w:tblPr>
-        <w:tblBorders/>
-      </w:tblPr>
-      <w:tcPr>
-        <w:shd w:color="ffffff"/>
-        <w:tcBorders>
-          <w:top w:val="none" w:color="000000" w:sz="4" w:space="0"/>
-          <w:left w:val="none" w:color="000000" w:sz="4" w:space="0"/>
-          <w:bottom w:val="none" w:color="000000" w:sz="4" w:space="0"/>
-          <w:right w:val="none" w:color="000000" w:sz="4" w:space="0"/>
-        </w:tcBorders>
-      </w:tcPr>
-    </w:tblStylePr>
-    <w:tblStylePr w:type="lastRow">
+    <w:tblStylePr w:type="firstRow">
       <w:rPr>
         <w:b/>
         <w:color w:val="404040"/>
@@ -12853,6 +12883,52 @@
         </w:tcBorders>
       </w:tcPr>
     </w:tblStylePr>
+    <w:tblStylePr w:type="lastCol">
+      <w:rPr>
+        <w:i/>
+        <w:color w:val="404040"/>
+      </w:rPr>
+      <w:pPr>
+        <w:pBdr/>
+        <w:spacing/>
+        <w:ind/>
+      </w:pPr>
+      <w:tblPr>
+        <w:tblBorders/>
+      </w:tblPr>
+      <w:tcPr>
+        <w:shd w:val="clear" w:color="ffffff"/>
+        <w:tcBorders>
+          <w:top w:val="none" w:color="000000" w:sz="4" w:space="0"/>
+          <w:left w:val="none" w:color="000000" w:sz="4" w:space="0"/>
+          <w:bottom w:val="none" w:color="000000" w:sz="4" w:space="0"/>
+          <w:right w:val="none" w:color="000000" w:sz="4" w:space="0"/>
+        </w:tcBorders>
+      </w:tcPr>
+    </w:tblStylePr>
+    <w:tblStylePr w:type="lastRow">
+      <w:rPr>
+        <w:b/>
+        <w:color w:val="404040"/>
+      </w:rPr>
+      <w:pPr>
+        <w:pBdr/>
+        <w:spacing/>
+        <w:ind/>
+      </w:pPr>
+      <w:tblPr>
+        <w:tblBorders/>
+      </w:tblPr>
+      <w:tcPr>
+        <w:shd w:val="clear" w:color="ffffff"/>
+        <w:tcBorders>
+          <w:top w:val="none" w:color="000000" w:sz="4" w:space="0"/>
+          <w:left w:val="none" w:color="000000" w:sz="4" w:space="0"/>
+          <w:bottom w:val="none" w:color="000000" w:sz="4" w:space="0"/>
+          <w:right w:val="none" w:color="000000" w:sz="4" w:space="0"/>
+        </w:tcBorders>
+      </w:tcPr>
+    </w:tblStylePr>
     <w:tblStylePr w:type="nwCell">
       <w:pPr>
         <w:pBdr/>
@@ -12919,9 +12995,9 @@
       </w:tcPr>
     </w:tblStylePr>
   </w:style>
-  <w:style w:type="table" w:styleId="40">
+  <w:style w:type="table" w:styleId="753">
     <w:name w:val="Grid Table 4"/>
-    <w:basedOn w:val="665"/>
+    <w:basedOn w:val="911"/>
     <w:uiPriority w:val="59"/>
     <w:pPr>
       <w:pBdr/>
@@ -13152,9 +13228,9 @@
       </w:tcPr>
     </w:tblStylePr>
   </w:style>
-  <w:style w:type="table" w:styleId="41">
+  <w:style w:type="table" w:styleId="754">
     <w:name w:val="Grid Table 4 - Accent 1"/>
-    <w:basedOn w:val="665"/>
+    <w:basedOn w:val="911"/>
     <w:uiPriority w:val="59"/>
     <w:pPr>
       <w:pBdr/>
@@ -13385,9 +13461,9 @@
       </w:tcPr>
     </w:tblStylePr>
   </w:style>
-  <w:style w:type="table" w:styleId="42">
+  <w:style w:type="table" w:styleId="755">
     <w:name w:val="Grid Table 4 - Accent 2"/>
-    <w:basedOn w:val="665"/>
+    <w:basedOn w:val="911"/>
     <w:uiPriority w:val="59"/>
     <w:pPr>
       <w:pBdr/>
@@ -13618,9 +13694,9 @@
       </w:tcPr>
     </w:tblStylePr>
   </w:style>
-  <w:style w:type="table" w:styleId="43">
+  <w:style w:type="table" w:styleId="756">
     <w:name w:val="Grid Table 4 - Accent 3"/>
-    <w:basedOn w:val="665"/>
+    <w:basedOn w:val="911"/>
     <w:uiPriority w:val="59"/>
     <w:pPr>
       <w:pBdr/>
@@ -13851,9 +13927,9 @@
       </w:tcPr>
     </w:tblStylePr>
   </w:style>
-  <w:style w:type="table" w:styleId="44">
+  <w:style w:type="table" w:styleId="757">
     <w:name w:val="Grid Table 4 - Accent 4"/>
-    <w:basedOn w:val="665"/>
+    <w:basedOn w:val="911"/>
     <w:uiPriority w:val="59"/>
     <w:pPr>
       <w:pBdr/>
@@ -14084,9 +14160,9 @@
       </w:tcPr>
     </w:tblStylePr>
   </w:style>
-  <w:style w:type="table" w:styleId="45">
+  <w:style w:type="table" w:styleId="758">
     <w:name w:val="Grid Table 4 - Accent 5"/>
-    <w:basedOn w:val="665"/>
+    <w:basedOn w:val="911"/>
     <w:uiPriority w:val="59"/>
     <w:pPr>
       <w:pBdr/>
@@ -14317,9 +14393,9 @@
       </w:tcPr>
     </w:tblStylePr>
   </w:style>
-  <w:style w:type="table" w:styleId="46">
+  <w:style w:type="table" w:styleId="759">
     <w:name w:val="Grid Table 4 - Accent 6"/>
-    <w:basedOn w:val="665"/>
+    <w:basedOn w:val="911"/>
     <w:uiPriority w:val="59"/>
     <w:pPr>
       <w:pBdr/>
@@ -14550,9 +14626,9 @@
       </w:tcPr>
     </w:tblStylePr>
   </w:style>
-  <w:style w:type="table" w:styleId="47">
+  <w:style w:type="table" w:styleId="760">
     <w:name w:val="Grid Table 5 Dark"/>
-    <w:basedOn w:val="665"/>
+    <w:basedOn w:val="911"/>
     <w:uiPriority w:val="99"/>
     <w:pPr>
       <w:pBdr/>
@@ -14778,9 +14854,9 @@
       </w:tcPr>
     </w:tblStylePr>
   </w:style>
-  <w:style w:type="table" w:styleId="48">
+  <w:style w:type="table" w:styleId="761">
     <w:name w:val="Grid Table 5 Dark- Accent 1"/>
-    <w:basedOn w:val="665"/>
+    <w:basedOn w:val="911"/>
     <w:uiPriority w:val="99"/>
     <w:pPr>
       <w:pBdr/>
@@ -15006,9 +15082,9 @@
       </w:tcPr>
     </w:tblStylePr>
   </w:style>
-  <w:style w:type="table" w:styleId="49">
+  <w:style w:type="table" w:styleId="762">
     <w:name w:val="Grid Table 5 Dark - Accent 2"/>
-    <w:basedOn w:val="665"/>
+    <w:basedOn w:val="911"/>
     <w:uiPriority w:val="99"/>
     <w:pPr>
       <w:pBdr/>
@@ -15234,9 +15310,9 @@
       </w:tcPr>
     </w:tblStylePr>
   </w:style>
-  <w:style w:type="table" w:styleId="50">
+  <w:style w:type="table" w:styleId="763">
     <w:name w:val="Grid Table 5 Dark - Accent 3"/>
-    <w:basedOn w:val="665"/>
+    <w:basedOn w:val="911"/>
     <w:uiPriority w:val="99"/>
     <w:pPr>
       <w:pBdr/>
@@ -15462,9 +15538,9 @@
       </w:tcPr>
     </w:tblStylePr>
   </w:style>
-  <w:style w:type="table" w:styleId="51">
+  <w:style w:type="table" w:styleId="764">
     <w:name w:val="Grid Table 5 Dark- Accent 4"/>
-    <w:basedOn w:val="665"/>
+    <w:basedOn w:val="911"/>
     <w:uiPriority w:val="99"/>
     <w:pPr>
       <w:pBdr/>
@@ -15690,9 +15766,9 @@
       </w:tcPr>
     </w:tblStylePr>
   </w:style>
-  <w:style w:type="table" w:styleId="52">
+  <w:style w:type="table" w:styleId="765">
     <w:name w:val="Grid Table 5 Dark - Accent 5"/>
-    <w:basedOn w:val="665"/>
+    <w:basedOn w:val="911"/>
     <w:uiPriority w:val="99"/>
     <w:pPr>
       <w:pBdr/>
@@ -15918,9 +15994,9 @@
       </w:tcPr>
     </w:tblStylePr>
   </w:style>
-  <w:style w:type="table" w:styleId="53">
+  <w:style w:type="table" w:styleId="766">
     <w:name w:val="Grid Table 5 Dark - Accent 6"/>
-    <w:basedOn w:val="665"/>
+    <w:basedOn w:val="911"/>
     <w:uiPriority w:val="99"/>
     <w:pPr>
       <w:pBdr/>
@@ -16146,9 +16222,9 @@
       </w:tcPr>
     </w:tblStylePr>
   </w:style>
-  <w:style w:type="table" w:styleId="54">
+  <w:style w:type="table" w:styleId="767">
     <w:name w:val="Grid Table 6 Colorful"/>
-    <w:basedOn w:val="665"/>
+    <w:basedOn w:val="911"/>
     <w:uiPriority w:val="99"/>
     <w:pPr>
       <w:pBdr/>
@@ -16376,9 +16452,9 @@
       </w:tcPr>
     </w:tblStylePr>
   </w:style>
-  <w:style w:type="table" w:styleId="55">
+  <w:style w:type="table" w:styleId="768">
     <w:name w:val="Grid Table 6 Colorful - Accent 1"/>
-    <w:basedOn w:val="665"/>
+    <w:basedOn w:val="911"/>
     <w:uiPriority w:val="99"/>
     <w:pPr>
       <w:pBdr/>
@@ -16606,9 +16682,9 @@
       </w:tcPr>
     </w:tblStylePr>
   </w:style>
-  <w:style w:type="table" w:styleId="56">
+  <w:style w:type="table" w:styleId="769">
     <w:name w:val="Grid Table 6 Colorful - Accent 2"/>
-    <w:basedOn w:val="665"/>
+    <w:basedOn w:val="911"/>
     <w:uiPriority w:val="99"/>
     <w:pPr>
       <w:pBdr/>
@@ -16836,9 +16912,9 @@
       </w:tcPr>
     </w:tblStylePr>
   </w:style>
-  <w:style w:type="table" w:styleId="57">
+  <w:style w:type="table" w:styleId="770">
     <w:name w:val="Grid Table 6 Colorful - Accent 3"/>
-    <w:basedOn w:val="665"/>
+    <w:basedOn w:val="911"/>
     <w:uiPriority w:val="99"/>
     <w:pPr>
       <w:pBdr/>
@@ -17066,9 +17142,9 @@
       </w:tcPr>
     </w:tblStylePr>
   </w:style>
-  <w:style w:type="table" w:styleId="58">
+  <w:style w:type="table" w:styleId="771">
     <w:name w:val="Grid Table 6 Colorful - Accent 4"/>
-    <w:basedOn w:val="665"/>
+    <w:basedOn w:val="911"/>
     <w:uiPriority w:val="99"/>
     <w:pPr>
       <w:pBdr/>
@@ -17296,9 +17372,9 @@
       </w:tcPr>
     </w:tblStylePr>
   </w:style>
-  <w:style w:type="table" w:styleId="59">
+  <w:style w:type="table" w:styleId="772">
     <w:name w:val="Grid Table 6 Colorful - Accent 5"/>
-    <w:basedOn w:val="665"/>
+    <w:basedOn w:val="911"/>
     <w:uiPriority w:val="99"/>
     <w:pPr>
       <w:pBdr/>
@@ -17526,9 +17602,9 @@
       </w:tcPr>
     </w:tblStylePr>
   </w:style>
-  <w:style w:type="table" w:styleId="60">
+  <w:style w:type="table" w:styleId="773">
     <w:name w:val="Grid Table 6 Colorful - Accent 6"/>
-    <w:basedOn w:val="665"/>
+    <w:basedOn w:val="911"/>
     <w:uiPriority w:val="99"/>
     <w:pPr>
       <w:pBdr/>
@@ -17756,9 +17832,9 @@
       </w:tcPr>
     </w:tblStylePr>
   </w:style>
-  <w:style w:type="table" w:styleId="61">
+  <w:style w:type="table" w:styleId="774">
     <w:name w:val="Grid Table 7 Colorful"/>
-    <w:basedOn w:val="665"/>
+    <w:basedOn w:val="911"/>
     <w:uiPriority w:val="99"/>
     <w:pPr>
       <w:pBdr/>
@@ -17860,11 +17936,11 @@
         <w:tblBorders/>
       </w:tblPr>
       <w:tcPr>
-        <w:shd w:color="ffffff"/>
+        <w:shd w:val="clear" w:color="ffffff"/>
         <w:tcBorders>
-          <w:top w:val="none"/>
-          <w:left w:val="none"/>
-          <w:bottom w:val="none"/>
+          <w:top w:val="none" w:color="000000" w:sz="4" w:space="0"/>
+          <w:left w:val="none" w:color="000000" w:sz="4" w:space="0"/>
+          <w:bottom w:val="none" w:color="000000" w:sz="4" w:space="0"/>
           <w:right w:val="single" w:color="000000" w:themeColor="text1" w:themeTint="80" w:sz="4" w:space="0"/>
         </w:tcBorders>
       </w:tcPr>
@@ -17887,10 +17963,10 @@
       <w:tcPr>
         <w:shd w:val="clear" w:color="ffffff" w:themeColor="light1" w:fill="ffffff" w:themeFill="light1"/>
         <w:tcBorders>
-          <w:top w:val="none"/>
-          <w:left w:val="none"/>
+          <w:top w:val="none" w:color="000000" w:sz="4" w:space="0"/>
+          <w:left w:val="none" w:color="000000" w:sz="4" w:space="0"/>
           <w:bottom w:val="single" w:color="000000" w:themeColor="text1" w:themeTint="80" w:sz="4" w:space="0"/>
-          <w:right w:val="none"/>
+          <w:right w:val="none" w:color="000000" w:sz="4" w:space="0"/>
         </w:tcBorders>
       </w:tcPr>
     </w:tblStylePr>
@@ -17910,12 +17986,12 @@
         <w:tblBorders/>
       </w:tblPr>
       <w:tcPr>
-        <w:shd w:color="ffffff"/>
+        <w:shd w:val="clear" w:color="ffffff"/>
         <w:tcBorders>
-          <w:top w:val="none"/>
+          <w:top w:val="none" w:color="000000" w:sz="4" w:space="0"/>
           <w:left w:val="single" w:color="000000" w:themeColor="text1" w:themeTint="80" w:sz="4" w:space="0"/>
-          <w:bottom w:val="none"/>
-          <w:right w:val="none"/>
+          <w:bottom w:val="none" w:color="000000" w:sz="4" w:space="0"/>
+          <w:right w:val="none" w:color="000000" w:sz="4" w:space="0"/>
         </w:tcBorders>
       </w:tcPr>
     </w:tblStylePr>
@@ -17938,9 +18014,9 @@
         <w:shd w:val="clear" w:color="ffffff" w:themeColor="light1" w:fill="ffffff" w:themeFill="light1"/>
         <w:tcBorders>
           <w:top w:val="single" w:color="000000" w:themeColor="text1" w:themeTint="80" w:sz="4" w:space="0"/>
-          <w:left w:val="none"/>
-          <w:bottom w:val="none"/>
-          <w:right w:val="none"/>
+          <w:left w:val="none" w:color="000000" w:sz="4" w:space="0"/>
+          <w:bottom w:val="none" w:color="000000" w:sz="4" w:space="0"/>
+          <w:right w:val="none" w:color="000000" w:sz="4" w:space="0"/>
         </w:tcBorders>
       </w:tcPr>
     </w:tblStylePr>
@@ -18010,9 +18086,9 @@
       </w:tcPr>
     </w:tblStylePr>
   </w:style>
-  <w:style w:type="table" w:styleId="62">
+  <w:style w:type="table" w:styleId="775">
     <w:name w:val="Grid Table 7 Colorful - Accent 1"/>
-    <w:basedOn w:val="665"/>
+    <w:basedOn w:val="911"/>
     <w:uiPriority w:val="99"/>
     <w:pPr>
       <w:pBdr/>
@@ -18114,11 +18190,11 @@
         <w:tblBorders/>
       </w:tblPr>
       <w:tcPr>
-        <w:shd w:color="ffffff"/>
+        <w:shd w:val="clear" w:color="ffffff"/>
         <w:tcBorders>
-          <w:top w:val="none"/>
-          <w:left w:val="none"/>
-          <w:bottom w:val="none"/>
+          <w:top w:val="none" w:color="000000" w:sz="4" w:space="0"/>
+          <w:left w:val="none" w:color="000000" w:sz="4" w:space="0"/>
+          <w:bottom w:val="none" w:color="000000" w:sz="4" w:space="0"/>
           <w:right w:val="single" w:color="000000" w:themeColor="accent1" w:themeTint="80" w:sz="4" w:space="0"/>
         </w:tcBorders>
       </w:tcPr>
@@ -18141,10 +18217,10 @@
       <w:tcPr>
         <w:shd w:val="clear" w:color="ffffff" w:themeColor="light1" w:fill="ffffff" w:themeFill="light1"/>
         <w:tcBorders>
-          <w:top w:val="none"/>
-          <w:left w:val="none"/>
+          <w:top w:val="none" w:color="000000" w:sz="4" w:space="0"/>
+          <w:left w:val="none" w:color="000000" w:sz="4" w:space="0"/>
           <w:bottom w:val="single" w:color="000000" w:themeColor="accent1" w:themeTint="80" w:sz="4" w:space="0"/>
-          <w:right w:val="none"/>
+          <w:right w:val="none" w:color="000000" w:sz="4" w:space="0"/>
         </w:tcBorders>
       </w:tcPr>
     </w:tblStylePr>
@@ -18164,12 +18240,12 @@
         <w:tblBorders/>
       </w:tblPr>
       <w:tcPr>
-        <w:shd w:color="ffffff"/>
+        <w:shd w:val="clear" w:color="ffffff"/>
         <w:tcBorders>
-          <w:top w:val="none"/>
+          <w:top w:val="none" w:color="000000" w:sz="4" w:space="0"/>
           <w:left w:val="single" w:color="000000" w:themeColor="accent1" w:themeTint="80" w:sz="4" w:space="0"/>
-          <w:bottom w:val="none"/>
-          <w:right w:val="none"/>
+          <w:bottom w:val="none" w:color="000000" w:sz="4" w:space="0"/>
+          <w:right w:val="none" w:color="000000" w:sz="4" w:space="0"/>
         </w:tcBorders>
       </w:tcPr>
     </w:tblStylePr>
@@ -18192,9 +18268,9 @@
         <w:shd w:val="clear" w:color="ffffff" w:themeColor="light1" w:fill="ffffff" w:themeFill="light1"/>
         <w:tcBorders>
           <w:top w:val="single" w:color="000000" w:themeColor="accent1" w:themeTint="80" w:sz="4" w:space="0"/>
-          <w:left w:val="none"/>
-          <w:bottom w:val="none"/>
-          <w:right w:val="none"/>
+          <w:left w:val="none" w:color="000000" w:sz="4" w:space="0"/>
+          <w:bottom w:val="none" w:color="000000" w:sz="4" w:space="0"/>
+          <w:right w:val="none" w:color="000000" w:sz="4" w:space="0"/>
         </w:tcBorders>
       </w:tcPr>
     </w:tblStylePr>
@@ -18264,9 +18340,9 @@
       </w:tcPr>
     </w:tblStylePr>
   </w:style>
-  <w:style w:type="table" w:styleId="63">
+  <w:style w:type="table" w:styleId="776">
     <w:name w:val="Grid Table 7 Colorful - Accent 2"/>
-    <w:basedOn w:val="665"/>
+    <w:basedOn w:val="911"/>
     <w:uiPriority w:val="99"/>
     <w:pPr>
       <w:pBdr/>
@@ -18368,11 +18444,11 @@
         <w:tblBorders/>
       </w:tblPr>
       <w:tcPr>
-        <w:shd w:color="ffffff"/>
+        <w:shd w:val="clear" w:color="ffffff"/>
         <w:tcBorders>
-          <w:top w:val="none"/>
-          <w:left w:val="none"/>
-          <w:bottom w:val="none"/>
+          <w:top w:val="none" w:color="000000" w:sz="4" w:space="0"/>
+          <w:left w:val="none" w:color="000000" w:sz="4" w:space="0"/>
+          <w:bottom w:val="none" w:color="000000" w:sz="4" w:space="0"/>
           <w:right w:val="single" w:color="000000" w:themeColor="accent2" w:themeTint="97" w:sz="4" w:space="0"/>
         </w:tcBorders>
       </w:tcPr>
@@ -18395,10 +18471,10 @@
       <w:tcPr>
         <w:shd w:val="clear" w:color="ffffff" w:themeColor="light1" w:fill="ffffff" w:themeFill="light1"/>
         <w:tcBorders>
-          <w:top w:val="none"/>
-          <w:left w:val="none"/>
+          <w:top w:val="none" w:color="000000" w:sz="4" w:space="0"/>
+          <w:left w:val="none" w:color="000000" w:sz="4" w:space="0"/>
           <w:bottom w:val="single" w:color="000000" w:themeColor="accent2" w:themeTint="97" w:sz="4" w:space="0"/>
-          <w:right w:val="none"/>
+          <w:right w:val="none" w:color="000000" w:sz="4" w:space="0"/>
         </w:tcBorders>
       </w:tcPr>
     </w:tblStylePr>
@@ -18418,12 +18494,12 @@
         <w:tblBorders/>
       </w:tblPr>
       <w:tcPr>
-        <w:shd w:color="ffffff"/>
+        <w:shd w:val="clear" w:color="ffffff"/>
         <w:tcBorders>
-          <w:top w:val="none"/>
+          <w:top w:val="none" w:color="000000" w:sz="4" w:space="0"/>
           <w:left w:val="single" w:color="000000" w:themeColor="accent2" w:themeTint="97" w:sz="4" w:space="0"/>
-          <w:bottom w:val="none"/>
-          <w:right w:val="none"/>
+          <w:bottom w:val="none" w:color="000000" w:sz="4" w:space="0"/>
+          <w:right w:val="none" w:color="000000" w:sz="4" w:space="0"/>
         </w:tcBorders>
       </w:tcPr>
     </w:tblStylePr>
@@ -18446,9 +18522,9 @@
         <w:shd w:val="clear" w:color="ffffff" w:themeColor="light1" w:fill="ffffff" w:themeFill="light1"/>
         <w:tcBorders>
           <w:top w:val="single" w:color="000000" w:themeColor="accent2" w:themeTint="97" w:sz="4" w:space="0"/>
-          <w:left w:val="none"/>
-          <w:bottom w:val="none"/>
-          <w:right w:val="none"/>
+          <w:left w:val="none" w:color="000000" w:sz="4" w:space="0"/>
+          <w:bottom w:val="none" w:color="000000" w:sz="4" w:space="0"/>
+          <w:right w:val="none" w:color="000000" w:sz="4" w:space="0"/>
         </w:tcBorders>
       </w:tcPr>
     </w:tblStylePr>
@@ -18518,9 +18594,9 @@
       </w:tcPr>
     </w:tblStylePr>
   </w:style>
-  <w:style w:type="table" w:styleId="64">
+  <w:style w:type="table" w:styleId="777">
     <w:name w:val="Grid Table 7 Colorful - Accent 3"/>
-    <w:basedOn w:val="665"/>
+    <w:basedOn w:val="911"/>
     <w:uiPriority w:val="99"/>
     <w:pPr>
       <w:pBdr/>
@@ -18622,11 +18698,11 @@
         <w:tblBorders/>
       </w:tblPr>
       <w:tcPr>
-        <w:shd w:color="ffffff"/>
+        <w:shd w:val="clear" w:color="ffffff"/>
         <w:tcBorders>
-          <w:top w:val="none"/>
-          <w:left w:val="none"/>
-          <w:bottom w:val="none"/>
+          <w:top w:val="none" w:color="000000" w:sz="4" w:space="0"/>
+          <w:left w:val="none" w:color="000000" w:sz="4" w:space="0"/>
+          <w:bottom w:val="none" w:color="000000" w:sz="4" w:space="0"/>
           <w:right w:val="single" w:color="000000" w:themeColor="accent3" w:themeTint="FE" w:sz="4" w:space="0"/>
         </w:tcBorders>
       </w:tcPr>
@@ -18649,10 +18725,10 @@
       <w:tcPr>
         <w:shd w:val="clear" w:color="ffffff" w:themeColor="light1" w:fill="ffffff" w:themeFill="light1"/>
         <w:tcBorders>
-          <w:top w:val="none"/>
-          <w:left w:val="none"/>
+          <w:top w:val="none" w:color="000000" w:sz="4" w:space="0"/>
+          <w:left w:val="none" w:color="000000" w:sz="4" w:space="0"/>
           <w:bottom w:val="single" w:color="000000" w:themeColor="accent3" w:themeTint="FE" w:sz="4" w:space="0"/>
-          <w:right w:val="none"/>
+          <w:right w:val="none" w:color="000000" w:sz="4" w:space="0"/>
         </w:tcBorders>
       </w:tcPr>
     </w:tblStylePr>
@@ -18672,12 +18748,12 @@
         <w:tblBorders/>
       </w:tblPr>
       <w:tcPr>
-        <w:shd w:color="ffffff"/>
+        <w:shd w:val="clear" w:color="ffffff"/>
         <w:tcBorders>
-          <w:top w:val="none"/>
+          <w:top w:val="none" w:color="000000" w:sz="4" w:space="0"/>
           <w:left w:val="single" w:color="000000" w:themeColor="accent3" w:themeTint="FE" w:sz="4" w:space="0"/>
-          <w:bottom w:val="none"/>
-          <w:right w:val="none"/>
+          <w:bottom w:val="none" w:color="000000" w:sz="4" w:space="0"/>
+          <w:right w:val="none" w:color="000000" w:sz="4" w:space="0"/>
         </w:tcBorders>
       </w:tcPr>
     </w:tblStylePr>
@@ -18700,9 +18776,9 @@
         <w:shd w:val="clear" w:color="ffffff" w:themeColor="light1" w:fill="ffffff" w:themeFill="light1"/>
         <w:tcBorders>
           <w:top w:val="single" w:color="000000" w:themeColor="accent3" w:themeTint="FE" w:sz="4" w:space="0"/>
-          <w:left w:val="none"/>
-          <w:bottom w:val="none"/>
-          <w:right w:val="none"/>
+          <w:left w:val="none" w:color="000000" w:sz="4" w:space="0"/>
+          <w:bottom w:val="none" w:color="000000" w:sz="4" w:space="0"/>
+          <w:right w:val="none" w:color="000000" w:sz="4" w:space="0"/>
         </w:tcBorders>
       </w:tcPr>
     </w:tblStylePr>
@@ -18772,9 +18848,9 @@
       </w:tcPr>
     </w:tblStylePr>
   </w:style>
-  <w:style w:type="table" w:styleId="65">
+  <w:style w:type="table" w:styleId="778">
     <w:name w:val="Grid Table 7 Colorful - Accent 4"/>
-    <w:basedOn w:val="665"/>
+    <w:basedOn w:val="911"/>
     <w:uiPriority w:val="99"/>
     <w:pPr>
       <w:pBdr/>
@@ -18876,11 +18952,11 @@
         <w:tblBorders/>
       </w:tblPr>
       <w:tcPr>
-        <w:shd w:color="ffffff"/>
+        <w:shd w:val="clear" w:color="ffffff"/>
         <w:tcBorders>
-          <w:top w:val="none"/>
-          <w:left w:val="none"/>
-          <w:bottom w:val="none"/>
+          <w:top w:val="none" w:color="000000" w:sz="4" w:space="0"/>
+          <w:left w:val="none" w:color="000000" w:sz="4" w:space="0"/>
+          <w:bottom w:val="none" w:color="000000" w:sz="4" w:space="0"/>
           <w:right w:val="single" w:color="000000" w:themeColor="accent4" w:themeTint="9A" w:sz="4" w:space="0"/>
         </w:tcBorders>
       </w:tcPr>
@@ -18903,10 +18979,10 @@
       <w:tcPr>
         <w:shd w:val="clear" w:color="ffffff" w:themeColor="light1" w:fill="ffffff" w:themeFill="light1"/>
         <w:tcBorders>
-          <w:top w:val="none"/>
-          <w:left w:val="none"/>
+          <w:top w:val="none" w:color="000000" w:sz="4" w:space="0"/>
+          <w:left w:val="none" w:color="000000" w:sz="4" w:space="0"/>
           <w:bottom w:val="single" w:color="000000" w:themeColor="accent4" w:themeTint="9A" w:sz="4" w:space="0"/>
-          <w:right w:val="none"/>
+          <w:right w:val="none" w:color="000000" w:sz="4" w:space="0"/>
         </w:tcBorders>
       </w:tcPr>
     </w:tblStylePr>
@@ -18926,12 +19002,12 @@
         <w:tblBorders/>
       </w:tblPr>
       <w:tcPr>
-        <w:shd w:color="ffffff"/>
+        <w:shd w:val="clear" w:color="ffffff"/>
         <w:tcBorders>
-          <w:top w:val="none"/>
+          <w:top w:val="none" w:color="000000" w:sz="4" w:space="0"/>
           <w:left w:val="single" w:color="000000" w:themeColor="accent4" w:themeTint="9A" w:sz="4" w:space="0"/>
-          <w:bottom w:val="none"/>
-          <w:right w:val="none"/>
+          <w:bottom w:val="none" w:color="000000" w:sz="4" w:space="0"/>
+          <w:right w:val="none" w:color="000000" w:sz="4" w:space="0"/>
         </w:tcBorders>
       </w:tcPr>
     </w:tblStylePr>
@@ -18954,9 +19030,9 @@
         <w:shd w:val="clear" w:color="ffffff" w:themeColor="light1" w:fill="ffffff" w:themeFill="light1"/>
         <w:tcBorders>
           <w:top w:val="single" w:color="000000" w:themeColor="accent4" w:themeTint="9A" w:sz="4" w:space="0"/>
-          <w:left w:val="none"/>
-          <w:bottom w:val="none"/>
-          <w:right w:val="none"/>
+          <w:left w:val="none" w:color="000000" w:sz="4" w:space="0"/>
+          <w:bottom w:val="none" w:color="000000" w:sz="4" w:space="0"/>
+          <w:right w:val="none" w:color="000000" w:sz="4" w:space="0"/>
         </w:tcBorders>
       </w:tcPr>
     </w:tblStylePr>
@@ -19026,9 +19102,9 @@
       </w:tcPr>
     </w:tblStylePr>
   </w:style>
-  <w:style w:type="table" w:styleId="66">
+  <w:style w:type="table" w:styleId="779">
     <w:name w:val="Grid Table 7 Colorful - Accent 5"/>
-    <w:basedOn w:val="665"/>
+    <w:basedOn w:val="911"/>
     <w:uiPriority w:val="99"/>
     <w:pPr>
       <w:pBdr/>
@@ -19130,11 +19206,11 @@
         <w:tblBorders/>
       </w:tblPr>
       <w:tcPr>
-        <w:shd w:color="ffffff"/>
+        <w:shd w:val="clear" w:color="ffffff"/>
         <w:tcBorders>
-          <w:top w:val="none"/>
-          <w:left w:val="none"/>
-          <w:bottom w:val="none"/>
+          <w:top w:val="none" w:color="000000" w:sz="4" w:space="0"/>
+          <w:left w:val="none" w:color="000000" w:sz="4" w:space="0"/>
+          <w:bottom w:val="none" w:color="000000" w:sz="4" w:space="0"/>
           <w:right w:val="single" w:color="000000" w:themeColor="accent5" w:themeTint="90" w:sz="4" w:space="0"/>
         </w:tcBorders>
       </w:tcPr>
@@ -19157,10 +19233,10 @@
       <w:tcPr>
         <w:shd w:val="clear" w:color="ffffff" w:themeColor="light1" w:fill="ffffff" w:themeFill="light1"/>
         <w:tcBorders>
-          <w:top w:val="none"/>
-          <w:left w:val="none"/>
+          <w:top w:val="none" w:color="000000" w:sz="4" w:space="0"/>
+          <w:left w:val="none" w:color="000000" w:sz="4" w:space="0"/>
           <w:bottom w:val="single" w:color="000000" w:themeColor="accent5" w:themeTint="90" w:sz="4" w:space="0"/>
-          <w:right w:val="none"/>
+          <w:right w:val="none" w:color="000000" w:sz="4" w:space="0"/>
         </w:tcBorders>
       </w:tcPr>
     </w:tblStylePr>
@@ -19180,12 +19256,12 @@
         <w:tblBorders/>
       </w:tblPr>
       <w:tcPr>
-        <w:shd w:color="ffffff"/>
+        <w:shd w:val="clear" w:color="ffffff"/>
         <w:tcBorders>
-          <w:top w:val="none"/>
+          <w:top w:val="none" w:color="000000" w:sz="4" w:space="0"/>
           <w:left w:val="single" w:color="000000" w:themeColor="accent5" w:themeTint="90" w:sz="4" w:space="0"/>
-          <w:bottom w:val="none"/>
-          <w:right w:val="none"/>
+          <w:bottom w:val="none" w:color="000000" w:sz="4" w:space="0"/>
+          <w:right w:val="none" w:color="000000" w:sz="4" w:space="0"/>
         </w:tcBorders>
       </w:tcPr>
     </w:tblStylePr>
@@ -19208,9 +19284,9 @@
         <w:shd w:val="clear" w:color="ffffff" w:themeColor="light1" w:fill="ffffff" w:themeFill="light1"/>
         <w:tcBorders>
           <w:top w:val="single" w:color="000000" w:themeColor="accent5" w:themeTint="90" w:sz="4" w:space="0"/>
-          <w:left w:val="none"/>
-          <w:bottom w:val="none"/>
-          <w:right w:val="none"/>
+          <w:left w:val="none" w:color="000000" w:sz="4" w:space="0"/>
+          <w:bottom w:val="none" w:color="000000" w:sz="4" w:space="0"/>
+          <w:right w:val="none" w:color="000000" w:sz="4" w:space="0"/>
         </w:tcBorders>
       </w:tcPr>
     </w:tblStylePr>
@@ -19280,9 +19356,9 @@
       </w:tcPr>
     </w:tblStylePr>
   </w:style>
-  <w:style w:type="table" w:styleId="67">
+  <w:style w:type="table" w:styleId="780">
     <w:name w:val="Grid Table 7 Colorful - Accent 6"/>
-    <w:basedOn w:val="665"/>
+    <w:basedOn w:val="911"/>
     <w:uiPriority w:val="99"/>
     <w:pPr>
       <w:pBdr/>
@@ -19384,11 +19460,11 @@
         <w:tblBorders/>
       </w:tblPr>
       <w:tcPr>
-        <w:shd w:color="ffffff"/>
+        <w:shd w:val="clear" w:color="ffffff"/>
         <w:tcBorders>
-          <w:top w:val="none"/>
-          <w:left w:val="none"/>
-          <w:bottom w:val="none"/>
+          <w:top w:val="none" w:color="000000" w:sz="4" w:space="0"/>
+          <w:left w:val="none" w:color="000000" w:sz="4" w:space="0"/>
+          <w:bottom w:val="none" w:color="000000" w:sz="4" w:space="0"/>
           <w:right w:val="single" w:color="000000" w:themeColor="accent6" w:themeTint="90" w:sz="4" w:space="0"/>
         </w:tcBorders>
       </w:tcPr>
@@ -19411,10 +19487,10 @@
       <w:tcPr>
         <w:shd w:val="clear" w:color="ffffff" w:themeColor="light1" w:fill="ffffff" w:themeFill="light1"/>
         <w:tcBorders>
-          <w:top w:val="none"/>
-          <w:left w:val="none"/>
+          <w:top w:val="none" w:color="000000" w:sz="4" w:space="0"/>
+          <w:left w:val="none" w:color="000000" w:sz="4" w:space="0"/>
           <w:bottom w:val="single" w:color="000000" w:themeColor="accent6" w:themeTint="90" w:sz="4" w:space="0"/>
-          <w:right w:val="none"/>
+          <w:right w:val="none" w:color="000000" w:sz="4" w:space="0"/>
         </w:tcBorders>
       </w:tcPr>
     </w:tblStylePr>
@@ -19434,12 +19510,12 @@
         <w:tblBorders/>
       </w:tblPr>
       <w:tcPr>
-        <w:shd w:color="ffffff"/>
+        <w:shd w:val="clear" w:color="ffffff"/>
         <w:tcBorders>
-          <w:top w:val="none"/>
+          <w:top w:val="none" w:color="000000" w:sz="4" w:space="0"/>
           <w:left w:val="single" w:color="000000" w:themeColor="accent6" w:themeTint="90" w:sz="4" w:space="0"/>
-          <w:bottom w:val="none"/>
-          <w:right w:val="none"/>
+          <w:bottom w:val="none" w:color="000000" w:sz="4" w:space="0"/>
+          <w:right w:val="none" w:color="000000" w:sz="4" w:space="0"/>
         </w:tcBorders>
       </w:tcPr>
     </w:tblStylePr>
@@ -19462,9 +19538,9 @@
         <w:shd w:val="clear" w:color="ffffff" w:themeColor="light1" w:fill="ffffff" w:themeFill="light1"/>
         <w:tcBorders>
           <w:top w:val="single" w:color="000000" w:themeColor="accent6" w:themeTint="90" w:sz="4" w:space="0"/>
-          <w:left w:val="none"/>
-          <w:bottom w:val="none"/>
-          <w:right w:val="none"/>
+          <w:left w:val="none" w:color="000000" w:sz="4" w:space="0"/>
+          <w:bottom w:val="none" w:color="000000" w:sz="4" w:space="0"/>
+          <w:right w:val="none" w:color="000000" w:sz="4" w:space="0"/>
         </w:tcBorders>
       </w:tcPr>
     </w:tblStylePr>
@@ -19534,9 +19610,9 @@
       </w:tcPr>
     </w:tblStylePr>
   </w:style>
-  <w:style w:type="table" w:styleId="68">
+  <w:style w:type="table" w:styleId="781">
     <w:name w:val="List Table 1 Light"/>
-    <w:basedOn w:val="665"/>
+    <w:basedOn w:val="911"/>
     <w:uiPriority w:val="99"/>
     <w:pPr>
       <w:pBdr/>
@@ -19750,9 +19826,9 @@
       </w:tcPr>
     </w:tblStylePr>
   </w:style>
-  <w:style w:type="table" w:styleId="69">
+  <w:style w:type="table" w:styleId="782">
     <w:name w:val="List Table 1 Light - Accent 1"/>
-    <w:basedOn w:val="665"/>
+    <w:basedOn w:val="911"/>
     <w:uiPriority w:val="99"/>
     <w:pPr>
       <w:pBdr/>
@@ -19966,9 +20042,9 @@
       </w:tcPr>
     </w:tblStylePr>
   </w:style>
-  <w:style w:type="table" w:styleId="70">
+  <w:style w:type="table" w:styleId="783">
     <w:name w:val="List Table 1 Light - Accent 2"/>
-    <w:basedOn w:val="665"/>
+    <w:basedOn w:val="911"/>
     <w:uiPriority w:val="99"/>
     <w:pPr>
       <w:pBdr/>
@@ -20182,9 +20258,9 @@
       </w:tcPr>
     </w:tblStylePr>
   </w:style>
-  <w:style w:type="table" w:styleId="71">
+  <w:style w:type="table" w:styleId="784">
     <w:name w:val="List Table 1 Light - Accent 3"/>
-    <w:basedOn w:val="665"/>
+    <w:basedOn w:val="911"/>
     <w:uiPriority w:val="99"/>
     <w:pPr>
       <w:pBdr/>
@@ -20398,9 +20474,9 @@
       </w:tcPr>
     </w:tblStylePr>
   </w:style>
-  <w:style w:type="table" w:styleId="72">
+  <w:style w:type="table" w:styleId="785">
     <w:name w:val="List Table 1 Light - Accent 4"/>
-    <w:basedOn w:val="665"/>
+    <w:basedOn w:val="911"/>
     <w:uiPriority w:val="99"/>
     <w:pPr>
       <w:pBdr/>
@@ -20614,9 +20690,9 @@
       </w:tcPr>
     </w:tblStylePr>
   </w:style>
-  <w:style w:type="table" w:styleId="73">
+  <w:style w:type="table" w:styleId="786">
     <w:name w:val="List Table 1 Light - Accent 5"/>
-    <w:basedOn w:val="665"/>
+    <w:basedOn w:val="911"/>
     <w:uiPriority w:val="99"/>
     <w:pPr>
       <w:pBdr/>
@@ -20830,9 +20906,9 @@
       </w:tcPr>
     </w:tblStylePr>
   </w:style>
-  <w:style w:type="table" w:styleId="74">
+  <w:style w:type="table" w:styleId="787">
     <w:name w:val="List Table 1 Light - Accent 6"/>
-    <w:basedOn w:val="665"/>
+    <w:basedOn w:val="911"/>
     <w:uiPriority w:val="99"/>
     <w:pPr>
       <w:pBdr/>
@@ -21046,9 +21122,9 @@
       </w:tcPr>
     </w:tblStylePr>
   </w:style>
-  <w:style w:type="table" w:styleId="75">
+  <w:style w:type="table" w:styleId="788">
     <w:name w:val="List Table 2"/>
-    <w:basedOn w:val="665"/>
+    <w:basedOn w:val="911"/>
     <w:uiPriority w:val="99"/>
     <w:pPr>
       <w:pBdr/>
@@ -21284,9 +21360,9 @@
       </w:tcPr>
     </w:tblStylePr>
   </w:style>
-  <w:style w:type="table" w:styleId="76">
+  <w:style w:type="table" w:styleId="789">
     <w:name w:val="List Table 2 - Accent 1"/>
-    <w:basedOn w:val="665"/>
+    <w:basedOn w:val="911"/>
     <w:uiPriority w:val="99"/>
     <w:pPr>
       <w:pBdr/>
@@ -21522,9 +21598,9 @@
       </w:tcPr>
     </w:tblStylePr>
   </w:style>
-  <w:style w:type="table" w:styleId="77">
+  <w:style w:type="table" w:styleId="790">
     <w:name w:val="List Table 2 - Accent 2"/>
-    <w:basedOn w:val="665"/>
+    <w:basedOn w:val="911"/>
     <w:uiPriority w:val="99"/>
     <w:pPr>
       <w:pBdr/>
@@ -21760,9 +21836,9 @@
       </w:tcPr>
     </w:tblStylePr>
   </w:style>
-  <w:style w:type="table" w:styleId="78">
+  <w:style w:type="table" w:styleId="791">
     <w:name w:val="List Table 2 - Accent 3"/>
-    <w:basedOn w:val="665"/>
+    <w:basedOn w:val="911"/>
     <w:uiPriority w:val="99"/>
     <w:pPr>
       <w:pBdr/>
@@ -21998,9 +22074,9 @@
       </w:tcPr>
     </w:tblStylePr>
   </w:style>
-  <w:style w:type="table" w:styleId="79">
+  <w:style w:type="table" w:styleId="792">
     <w:name w:val="List Table 2 - Accent 4"/>
-    <w:basedOn w:val="665"/>
+    <w:basedOn w:val="911"/>
     <w:uiPriority w:val="99"/>
     <w:pPr>
       <w:pBdr/>
@@ -22236,9 +22312,9 @@
       </w:tcPr>
     </w:tblStylePr>
   </w:style>
-  <w:style w:type="table" w:styleId="80">
+  <w:style w:type="table" w:styleId="793">
     <w:name w:val="List Table 2 - Accent 5"/>
-    <w:basedOn w:val="665"/>
+    <w:basedOn w:val="911"/>
     <w:uiPriority w:val="99"/>
     <w:pPr>
       <w:pBdr/>
@@ -22474,9 +22550,9 @@
       </w:tcPr>
     </w:tblStylePr>
   </w:style>
-  <w:style w:type="table" w:styleId="81">
+  <w:style w:type="table" w:styleId="794">
     <w:name w:val="List Table 2 - Accent 6"/>
-    <w:basedOn w:val="665"/>
+    <w:basedOn w:val="911"/>
     <w:uiPriority w:val="99"/>
     <w:pPr>
       <w:pBdr/>
@@ -22712,9 +22788,9 @@
       </w:tcPr>
     </w:tblStylePr>
   </w:style>
-  <w:style w:type="table" w:styleId="82">
+  <w:style w:type="table" w:styleId="795">
     <w:name w:val="List Table 3"/>
-    <w:basedOn w:val="665"/>
+    <w:basedOn w:val="911"/>
     <w:uiPriority w:val="99"/>
     <w:pPr>
       <w:pBdr/>
@@ -22940,9 +23016,9 @@
       </w:tcPr>
     </w:tblStylePr>
   </w:style>
-  <w:style w:type="table" w:styleId="83">
+  <w:style w:type="table" w:styleId="796">
     <w:name w:val="List Table 3 - Accent 1"/>
-    <w:basedOn w:val="665"/>
+    <w:basedOn w:val="911"/>
     <w:uiPriority w:val="99"/>
     <w:pPr>
       <w:pBdr/>
@@ -23168,9 +23244,9 @@
       </w:tcPr>
     </w:tblStylePr>
   </w:style>
-  <w:style w:type="table" w:styleId="84">
+  <w:style w:type="table" w:styleId="797">
     <w:name w:val="List Table 3 - Accent 2"/>
-    <w:basedOn w:val="665"/>
+    <w:basedOn w:val="911"/>
     <w:uiPriority w:val="99"/>
     <w:pPr>
       <w:pBdr/>
@@ -23396,9 +23472,9 @@
       </w:tcPr>
     </w:tblStylePr>
   </w:style>
-  <w:style w:type="table" w:styleId="85">
+  <w:style w:type="table" w:styleId="798">
     <w:name w:val="List Table 3 - Accent 3"/>
-    <w:basedOn w:val="665"/>
+    <w:basedOn w:val="911"/>
     <w:uiPriority w:val="99"/>
     <w:pPr>
       <w:pBdr/>
@@ -23624,9 +23700,9 @@
       </w:tcPr>
     </w:tblStylePr>
   </w:style>
-  <w:style w:type="table" w:styleId="86">
+  <w:style w:type="table" w:styleId="799">
     <w:name w:val="List Table 3 - Accent 4"/>
-    <w:basedOn w:val="665"/>
+    <w:basedOn w:val="911"/>
     <w:uiPriority w:val="99"/>
     <w:pPr>
       <w:pBdr/>
@@ -23852,9 +23928,9 @@
       </w:tcPr>
     </w:tblStylePr>
   </w:style>
-  <w:style w:type="table" w:styleId="87">
+  <w:style w:type="table" w:styleId="800">
     <w:name w:val="List Table 3 - Accent 5"/>
-    <w:basedOn w:val="665"/>
+    <w:basedOn w:val="911"/>
     <w:uiPriority w:val="99"/>
     <w:pPr>
       <w:pBdr/>
@@ -24080,9 +24156,9 @@
       </w:tcPr>
     </w:tblStylePr>
   </w:style>
-  <w:style w:type="table" w:styleId="88">
+  <w:style w:type="table" w:styleId="801">
     <w:name w:val="List Table 3 - Accent 6"/>
-    <w:basedOn w:val="665"/>
+    <w:basedOn w:val="911"/>
     <w:uiPriority w:val="99"/>
     <w:pPr>
       <w:pBdr/>
@@ -24308,9 +24384,9 @@
       </w:tcPr>
     </w:tblStylePr>
   </w:style>
-  <w:style w:type="table" w:styleId="89">
+  <w:style w:type="table" w:styleId="802">
     <w:name w:val="List Table 4"/>
-    <w:basedOn w:val="665"/>
+    <w:basedOn w:val="911"/>
     <w:uiPriority w:val="99"/>
     <w:pPr>
       <w:pBdr/>
@@ -24533,9 +24609,9 @@
       </w:tcPr>
     </w:tblStylePr>
   </w:style>
-  <w:style w:type="table" w:styleId="90">
+  <w:style w:type="table" w:styleId="803">
     <w:name w:val="List Table 4 - Accent 1"/>
-    <w:basedOn w:val="665"/>
+    <w:basedOn w:val="911"/>
     <w:uiPriority w:val="99"/>
     <w:pPr>
       <w:pBdr/>
@@ -24758,9 +24834,9 @@
       </w:tcPr>
     </w:tblStylePr>
   </w:style>
-  <w:style w:type="table" w:styleId="91">
+  <w:style w:type="table" w:styleId="804">
     <w:name w:val="List Table 4 - Accent 2"/>
-    <w:basedOn w:val="665"/>
+    <w:basedOn w:val="911"/>
     <w:uiPriority w:val="99"/>
     <w:pPr>
       <w:pBdr/>
@@ -24983,9 +25059,9 @@
       </w:tcPr>
     </w:tblStylePr>
   </w:style>
-  <w:style w:type="table" w:styleId="92">
+  <w:style w:type="table" w:styleId="805">
     <w:name w:val="List Table 4 - Accent 3"/>
-    <w:basedOn w:val="665"/>
+    <w:basedOn w:val="911"/>
     <w:uiPriority w:val="99"/>
     <w:pPr>
       <w:pBdr/>
@@ -25208,9 +25284,9 @@
       </w:tcPr>
     </w:tblStylePr>
   </w:style>
-  <w:style w:type="table" w:styleId="93">
+  <w:style w:type="table" w:styleId="806">
     <w:name w:val="List Table 4 - Accent 4"/>
-    <w:basedOn w:val="665"/>
+    <w:basedOn w:val="911"/>
     <w:uiPriority w:val="99"/>
     <w:pPr>
       <w:pBdr/>
@@ -25433,9 +25509,9 @@
       </w:tcPr>
     </w:tblStylePr>
   </w:style>
-  <w:style w:type="table" w:styleId="94">
+  <w:style w:type="table" w:styleId="807">
     <w:name w:val="List Table 4 - Accent 5"/>
-    <w:basedOn w:val="665"/>
+    <w:basedOn w:val="911"/>
     <w:uiPriority w:val="99"/>
     <w:pPr>
       <w:pBdr/>
@@ -25658,9 +25734,9 @@
       </w:tcPr>
     </w:tblStylePr>
   </w:style>
-  <w:style w:type="table" w:styleId="95">
+  <w:style w:type="table" w:styleId="808">
     <w:name w:val="List Table 4 - Accent 6"/>
-    <w:basedOn w:val="665"/>
+    <w:basedOn w:val="911"/>
     <w:uiPriority w:val="99"/>
     <w:pPr>
       <w:pBdr/>
@@ -25883,9 +25959,9 @@
       </w:tcPr>
     </w:tblStylePr>
   </w:style>
-  <w:style w:type="table" w:styleId="96">
+  <w:style w:type="table" w:styleId="809">
     <w:name w:val="List Table 5 Dark"/>
-    <w:basedOn w:val="665"/>
+    <w:basedOn w:val="911"/>
     <w:uiPriority w:val="99"/>
     <w:pPr>
       <w:pBdr/>
@@ -26125,9 +26201,9 @@
       </w:tcPr>
     </w:tblStylePr>
   </w:style>
-  <w:style w:type="table" w:styleId="97">
+  <w:style w:type="table" w:styleId="810">
     <w:name w:val="List Table 5 Dark - Accent 1"/>
-    <w:basedOn w:val="665"/>
+    <w:basedOn w:val="911"/>
     <w:uiPriority w:val="99"/>
     <w:pPr>
       <w:pBdr/>
@@ -26367,9 +26443,9 @@
       </w:tcPr>
     </w:tblStylePr>
   </w:style>
-  <w:style w:type="table" w:styleId="98">
+  <w:style w:type="table" w:styleId="811">
     <w:name w:val="List Table 5 Dark - Accent 2"/>
-    <w:basedOn w:val="665"/>
+    <w:basedOn w:val="911"/>
     <w:uiPriority w:val="99"/>
     <w:pPr>
       <w:pBdr/>
@@ -26609,9 +26685,9 @@
       </w:tcPr>
     </w:tblStylePr>
   </w:style>
-  <w:style w:type="table" w:styleId="99">
+  <w:style w:type="table" w:styleId="812">
     <w:name w:val="List Table 5 Dark - Accent 3"/>
-    <w:basedOn w:val="665"/>
+    <w:basedOn w:val="911"/>
     <w:uiPriority w:val="99"/>
     <w:pPr>
       <w:pBdr/>
@@ -26851,9 +26927,9 @@
       </w:tcPr>
     </w:tblStylePr>
   </w:style>
-  <w:style w:type="table" w:styleId="100">
+  <w:style w:type="table" w:styleId="813">
     <w:name w:val="List Table 5 Dark - Accent 4"/>
-    <w:basedOn w:val="665"/>
+    <w:basedOn w:val="911"/>
     <w:uiPriority w:val="99"/>
     <w:pPr>
       <w:pBdr/>
@@ -27093,9 +27169,9 @@
       </w:tcPr>
     </w:tblStylePr>
   </w:style>
-  <w:style w:type="table" w:styleId="101">
+  <w:style w:type="table" w:styleId="814">
     <w:name w:val="List Table 5 Dark - Accent 5"/>
-    <w:basedOn w:val="665"/>
+    <w:basedOn w:val="911"/>
     <w:uiPriority w:val="99"/>
     <w:pPr>
       <w:pBdr/>
@@ -27335,9 +27411,9 @@
       </w:tcPr>
     </w:tblStylePr>
   </w:style>
-  <w:style w:type="table" w:styleId="102">
+  <w:style w:type="table" w:styleId="815">
     <w:name w:val="List Table 5 Dark - Accent 6"/>
-    <w:basedOn w:val="665"/>
+    <w:basedOn w:val="911"/>
     <w:uiPriority w:val="99"/>
     <w:pPr>
       <w:pBdr/>
@@ -27577,9 +27653,9 @@
       </w:tcPr>
     </w:tblStylePr>
   </w:style>
-  <w:style w:type="table" w:styleId="103">
+  <w:style w:type="table" w:styleId="816">
     <w:name w:val="List Table 6 Colorful"/>
-    <w:basedOn w:val="665"/>
+    <w:basedOn w:val="911"/>
     <w:uiPriority w:val="99"/>
     <w:pPr>
       <w:pBdr/>
@@ -27800,9 +27876,9 @@
       </w:tcPr>
     </w:tblStylePr>
   </w:style>
-  <w:style w:type="table" w:styleId="104">
+  <w:style w:type="table" w:styleId="817">
     <w:name w:val="List Table 6 Colorful - Accent 1"/>
-    <w:basedOn w:val="665"/>
+    <w:basedOn w:val="911"/>
     <w:uiPriority w:val="99"/>
     <w:pPr>
       <w:pBdr/>
@@ -28023,9 +28099,9 @@
       </w:tcPr>
     </w:tblStylePr>
   </w:style>
-  <w:style w:type="table" w:styleId="105">
+  <w:style w:type="table" w:styleId="818">
     <w:name w:val="List Table 6 Colorful - Accent 2"/>
-    <w:basedOn w:val="665"/>
+    <w:basedOn w:val="911"/>
     <w:uiPriority w:val="99"/>
     <w:pPr>
       <w:pBdr/>
@@ -28246,9 +28322,9 @@
       </w:tcPr>
     </w:tblStylePr>
   </w:style>
-  <w:style w:type="table" w:styleId="106">
+  <w:style w:type="table" w:styleId="819">
     <w:name w:val="List Table 6 Colorful - Accent 3"/>
-    <w:basedOn w:val="665"/>
+    <w:basedOn w:val="911"/>
     <w:uiPriority w:val="99"/>
     <w:pPr>
       <w:pBdr/>
@@ -28469,9 +28545,9 @@
       </w:tcPr>
     </w:tblStylePr>
   </w:style>
-  <w:style w:type="table" w:styleId="107">
+  <w:style w:type="table" w:styleId="820">
     <w:name w:val="List Table 6 Colorful - Accent 4"/>
-    <w:basedOn w:val="665"/>
+    <w:basedOn w:val="911"/>
     <w:uiPriority w:val="99"/>
     <w:pPr>
       <w:pBdr/>
@@ -28692,9 +28768,9 @@
       </w:tcPr>
     </w:tblStylePr>
   </w:style>
-  <w:style w:type="table" w:styleId="108">
+  <w:style w:type="table" w:styleId="821">
     <w:name w:val="List Table 6 Colorful - Accent 5"/>
-    <w:basedOn w:val="665"/>
+    <w:basedOn w:val="911"/>
     <w:uiPriority w:val="99"/>
     <w:pPr>
       <w:pBdr/>
@@ -28915,9 +28991,9 @@
       </w:tcPr>
     </w:tblStylePr>
   </w:style>
-  <w:style w:type="table" w:styleId="109">
+  <w:style w:type="table" w:styleId="822">
     <w:name w:val="List Table 6 Colorful - Accent 6"/>
-    <w:basedOn w:val="665"/>
+    <w:basedOn w:val="911"/>
     <w:uiPriority w:val="99"/>
     <w:pPr>
       <w:pBdr/>
@@ -29138,9 +29214,9 @@
       </w:tcPr>
     </w:tblStylePr>
   </w:style>
-  <w:style w:type="table" w:styleId="110">
+  <w:style w:type="table" w:styleId="823">
     <w:name w:val="List Table 7 Colorful"/>
-    <w:basedOn w:val="665"/>
+    <w:basedOn w:val="911"/>
     <w:uiPriority w:val="99"/>
     <w:pPr>
       <w:pBdr/>
@@ -29239,11 +29315,11 @@
         <w:tblBorders/>
       </w:tblPr>
       <w:tcPr>
-        <w:shd w:color="ffffff"/>
+        <w:shd w:val="clear" w:color="ffffff"/>
         <w:tcBorders>
-          <w:top w:val="none"/>
-          <w:left w:val="none"/>
-          <w:bottom w:val="none"/>
+          <w:top w:val="none" w:color="000000" w:sz="4" w:space="0"/>
+          <w:left w:val="none" w:color="000000" w:sz="4" w:space="0"/>
+          <w:bottom w:val="none" w:color="000000" w:sz="4" w:space="0"/>
           <w:right w:val="single" w:color="000000" w:themeColor="text1" w:themeTint="80" w:sz="4" w:space="0"/>
         </w:tcBorders>
       </w:tcPr>
@@ -29266,10 +29342,10 @@
       <w:tcPr>
         <w:shd w:val="clear" w:color="ffffff" w:themeColor="light1" w:fill="ffffff" w:themeFill="light1"/>
         <w:tcBorders>
-          <w:top w:val="none"/>
-          <w:left w:val="none"/>
+          <w:top w:val="none" w:color="000000" w:sz="4" w:space="0"/>
+          <w:left w:val="none" w:color="000000" w:sz="4" w:space="0"/>
           <w:bottom w:val="single" w:color="000000" w:themeColor="text1" w:themeTint="80" w:sz="4" w:space="0"/>
-          <w:right w:val="none"/>
+          <w:right w:val="none" w:color="000000" w:sz="4" w:space="0"/>
         </w:tcBorders>
       </w:tcPr>
     </w:tblStylePr>
@@ -29289,12 +29365,12 @@
         <w:tblBorders/>
       </w:tblPr>
       <w:tcPr>
-        <w:shd w:color="ffffff"/>
+        <w:shd w:val="clear" w:color="ffffff"/>
         <w:tcBorders>
-          <w:top w:val="none"/>
+          <w:top w:val="none" w:color="000000" w:sz="4" w:space="0"/>
           <w:left w:val="single" w:color="000000" w:themeColor="text1" w:themeTint="80" w:sz="4" w:space="0"/>
-          <w:bottom w:val="none"/>
-          <w:right w:val="none"/>
+          <w:bottom w:val="none" w:color="000000" w:sz="4" w:space="0"/>
+          <w:right w:val="none" w:color="000000" w:sz="4" w:space="0"/>
         </w:tcBorders>
       </w:tcPr>
     </w:tblStylePr>
@@ -29317,9 +29393,9 @@
         <w:shd w:val="clear" w:color="ffffff" w:themeColor="light1" w:fill="ffffff" w:themeFill="light1"/>
         <w:tcBorders>
           <w:top w:val="single" w:color="000000" w:themeColor="text1" w:themeTint="80" w:sz="4" w:space="0"/>
-          <w:left w:val="none"/>
-          <w:bottom w:val="none"/>
-          <w:right w:val="none"/>
+          <w:left w:val="none" w:color="000000" w:sz="4" w:space="0"/>
+          <w:bottom w:val="none" w:color="000000" w:sz="4" w:space="0"/>
+          <w:right w:val="none" w:color="000000" w:sz="4" w:space="0"/>
         </w:tcBorders>
       </w:tcPr>
     </w:tblStylePr>
@@ -29394,9 +29470,9 @@
       </w:tcPr>
     </w:tblStylePr>
   </w:style>
-  <w:style w:type="table" w:styleId="111">
+  <w:style w:type="table" w:styleId="824">
     <w:name w:val="List Table 7 Colorful - Accent 1"/>
-    <w:basedOn w:val="665"/>
+    <w:basedOn w:val="911"/>
     <w:uiPriority w:val="99"/>
     <w:pPr>
       <w:pBdr/>
@@ -29495,11 +29571,11 @@
         <w:tblBorders/>
       </w:tblPr>
       <w:tcPr>
-        <w:shd w:color="ffffff"/>
+        <w:shd w:val="clear" w:color="ffffff"/>
         <w:tcBorders>
-          <w:top w:val="none"/>
-          <w:left w:val="none"/>
-          <w:bottom w:val="none"/>
+          <w:top w:val="none" w:color="000000" w:sz="4" w:space="0"/>
+          <w:left w:val="none" w:color="000000" w:sz="4" w:space="0"/>
+          <w:bottom w:val="none" w:color="000000" w:sz="4" w:space="0"/>
           <w:right w:val="single" w:color="000000" w:themeColor="accent1" w:sz="4" w:space="0"/>
         </w:tcBorders>
       </w:tcPr>
@@ -29522,10 +29598,10 @@
       <w:tcPr>
         <w:shd w:val="clear" w:color="ffffff" w:themeColor="light1" w:fill="ffffff" w:themeFill="light1"/>
         <w:tcBorders>
-          <w:top w:val="none"/>
-          <w:left w:val="none"/>
+          <w:top w:val="none" w:color="000000" w:sz="4" w:space="0"/>
+          <w:left w:val="none" w:color="000000" w:sz="4" w:space="0"/>
           <w:bottom w:val="single" w:color="000000" w:themeColor="accent1" w:sz="4" w:space="0"/>
-          <w:right w:val="none"/>
+          <w:right w:val="none" w:color="000000" w:sz="4" w:space="0"/>
         </w:tcBorders>
       </w:tcPr>
     </w:tblStylePr>
@@ -29545,12 +29621,12 @@
         <w:tblBorders/>
       </w:tblPr>
       <w:tcPr>
-        <w:shd w:color="ffffff"/>
+        <w:shd w:val="clear" w:color="ffffff"/>
         <w:tcBorders>
-          <w:top w:val="none"/>
+          <w:top w:val="none" w:color="000000" w:sz="4" w:space="0"/>
           <w:left w:val="single" w:color="000000" w:themeColor="accent1" w:sz="4" w:space="0"/>
-          <w:bottom w:val="none"/>
-          <w:right w:val="none"/>
+          <w:bottom w:val="none" w:color="000000" w:sz="4" w:space="0"/>
+          <w:right w:val="none" w:color="000000" w:sz="4" w:space="0"/>
         </w:tcBorders>
       </w:tcPr>
     </w:tblStylePr>
@@ -29573,9 +29649,9 @@
         <w:shd w:val="clear" w:color="ffffff" w:themeColor="light1" w:fill="ffffff" w:themeFill="light1"/>
         <w:tcBorders>
           <w:top w:val="single" w:color="000000" w:themeColor="accent1" w:sz="4" w:space="0"/>
-          <w:left w:val="none"/>
-          <w:bottom w:val="none"/>
-          <w:right w:val="none"/>
+          <w:left w:val="none" w:color="000000" w:sz="4" w:space="0"/>
+          <w:bottom w:val="none" w:color="000000" w:sz="4" w:space="0"/>
+          <w:right w:val="none" w:color="000000" w:sz="4" w:space="0"/>
         </w:tcBorders>
       </w:tcPr>
     </w:tblStylePr>
@@ -29650,9 +29726,9 @@
       </w:tcPr>
     </w:tblStylePr>
   </w:style>
-  <w:style w:type="table" w:styleId="112">
+  <w:style w:type="table" w:styleId="825">
     <w:name w:val="List Table 7 Colorful - Accent 2"/>
-    <w:basedOn w:val="665"/>
+    <w:basedOn w:val="911"/>
     <w:uiPriority w:val="99"/>
     <w:pPr>
       <w:pBdr/>
@@ -29751,11 +29827,11 @@
         <w:tblBorders/>
       </w:tblPr>
       <w:tcPr>
-        <w:shd w:color="ffffff"/>
+        <w:shd w:val="clear" w:color="ffffff"/>
         <w:tcBorders>
-          <w:top w:val="none"/>
-          <w:left w:val="none"/>
-          <w:bottom w:val="none"/>
+          <w:top w:val="none" w:color="000000" w:sz="4" w:space="0"/>
+          <w:left w:val="none" w:color="000000" w:sz="4" w:space="0"/>
+          <w:bottom w:val="none" w:color="000000" w:sz="4" w:space="0"/>
           <w:right w:val="single" w:color="000000" w:themeColor="accent2" w:themeTint="97" w:sz="4" w:space="0"/>
         </w:tcBorders>
       </w:tcPr>
@@ -29778,10 +29854,10 @@
       <w:tcPr>
         <w:shd w:val="clear" w:color="ffffff" w:themeColor="light1" w:fill="ffffff" w:themeFill="light1"/>
         <w:tcBorders>
-          <w:top w:val="none"/>
-          <w:left w:val="none"/>
+          <w:top w:val="none" w:color="000000" w:sz="4" w:space="0"/>
+          <w:left w:val="none" w:color="000000" w:sz="4" w:space="0"/>
           <w:bottom w:val="single" w:color="000000" w:themeColor="accent2" w:themeTint="97" w:sz="4" w:space="0"/>
-          <w:right w:val="none"/>
+          <w:right w:val="none" w:color="000000" w:sz="4" w:space="0"/>
         </w:tcBorders>
       </w:tcPr>
     </w:tblStylePr>
@@ -29801,12 +29877,12 @@
         <w:tblBorders/>
       </w:tblPr>
       <w:tcPr>
-        <w:shd w:color="ffffff"/>
+        <w:shd w:val="clear" w:color="ffffff"/>
         <w:tcBorders>
-          <w:top w:val="none"/>
+          <w:top w:val="none" w:color="000000" w:sz="4" w:space="0"/>
           <w:left w:val="single" w:color="000000" w:themeColor="accent2" w:themeTint="97" w:sz="4" w:space="0"/>
-          <w:bottom w:val="none"/>
-          <w:right w:val="none"/>
+          <w:bottom w:val="none" w:color="000000" w:sz="4" w:space="0"/>
+          <w:right w:val="none" w:color="000000" w:sz="4" w:space="0"/>
         </w:tcBorders>
       </w:tcPr>
     </w:tblStylePr>
@@ -29829,9 +29905,9 @@
         <w:shd w:val="clear" w:color="ffffff" w:themeColor="light1" w:fill="ffffff" w:themeFill="light1"/>
         <w:tcBorders>
           <w:top w:val="single" w:color="000000" w:themeColor="accent2" w:themeTint="97" w:sz="4" w:space="0"/>
-          <w:left w:val="none"/>
-          <w:bottom w:val="none"/>
-          <w:right w:val="none"/>
+          <w:left w:val="none" w:color="000000" w:sz="4" w:space="0"/>
+          <w:bottom w:val="none" w:color="000000" w:sz="4" w:space="0"/>
+          <w:right w:val="none" w:color="000000" w:sz="4" w:space="0"/>
         </w:tcBorders>
       </w:tcPr>
     </w:tblStylePr>
@@ -29906,9 +29982,9 @@
       </w:tcPr>
     </w:tblStylePr>
   </w:style>
-  <w:style w:type="table" w:styleId="113">
+  <w:style w:type="table" w:styleId="826">
     <w:name w:val="List Table 7 Colorful - Accent 3"/>
-    <w:basedOn w:val="665"/>
+    <w:basedOn w:val="911"/>
     <w:uiPriority w:val="99"/>
     <w:pPr>
       <w:pBdr/>
@@ -30007,11 +30083,11 @@
         <w:tblBorders/>
       </w:tblPr>
       <w:tcPr>
-        <w:shd w:color="ffffff"/>
+        <w:shd w:val="clear" w:color="ffffff"/>
         <w:tcBorders>
-          <w:top w:val="none"/>
-          <w:left w:val="none"/>
-          <w:bottom w:val="none"/>
+          <w:top w:val="none" w:color="000000" w:sz="4" w:space="0"/>
+          <w:left w:val="none" w:color="000000" w:sz="4" w:space="0"/>
+          <w:bottom w:val="none" w:color="000000" w:sz="4" w:space="0"/>
           <w:right w:val="single" w:color="000000" w:themeColor="accent3" w:themeTint="98" w:sz="4" w:space="0"/>
         </w:tcBorders>
       </w:tcPr>
@@ -30034,10 +30110,10 @@
       <w:tcPr>
         <w:shd w:val="clear" w:color="ffffff" w:themeColor="light1" w:fill="ffffff" w:themeFill="light1"/>
         <w:tcBorders>
-          <w:top w:val="none"/>
-          <w:left w:val="none"/>
+          <w:top w:val="none" w:color="000000" w:sz="4" w:space="0"/>
+          <w:left w:val="none" w:color="000000" w:sz="4" w:space="0"/>
           <w:bottom w:val="single" w:color="000000" w:themeColor="accent3" w:themeTint="98" w:sz="4" w:space="0"/>
-          <w:right w:val="none"/>
+          <w:right w:val="none" w:color="000000" w:sz="4" w:space="0"/>
         </w:tcBorders>
       </w:tcPr>
     </w:tblStylePr>
@@ -30057,12 +30133,12 @@
         <w:tblBorders/>
       </w:tblPr>
       <w:tcPr>
-        <w:shd w:color="ffffff"/>
+        <w:shd w:val="clear" w:color="ffffff"/>
         <w:tcBorders>
-          <w:top w:val="none"/>
+          <w:top w:val="none" w:color="000000" w:sz="4" w:space="0"/>
           <w:left w:val="single" w:color="000000" w:themeColor="accent3" w:themeTint="98" w:sz="4" w:space="0"/>
-          <w:bottom w:val="none"/>
-          <w:right w:val="none"/>
+          <w:bottom w:val="none" w:color="000000" w:sz="4" w:space="0"/>
+          <w:right w:val="none" w:color="000000" w:sz="4" w:space="0"/>
         </w:tcBorders>
       </w:tcPr>
     </w:tblStylePr>
@@ -30085,9 +30161,9 @@
         <w:shd w:val="clear" w:color="ffffff" w:themeColor="light1" w:fill="ffffff" w:themeFill="light1"/>
         <w:tcBorders>
           <w:top w:val="single" w:color="000000" w:themeColor="accent3" w:themeTint="98" w:sz="4" w:space="0"/>
-          <w:left w:val="none"/>
-          <w:bottom w:val="none"/>
-          <w:right w:val="none"/>
+          <w:left w:val="none" w:color="000000" w:sz="4" w:space="0"/>
+          <w:bottom w:val="none" w:color="000000" w:sz="4" w:space="0"/>
+          <w:right w:val="none" w:color="000000" w:sz="4" w:space="0"/>
         </w:tcBorders>
       </w:tcPr>
     </w:tblStylePr>
@@ -30162,9 +30238,9 @@
       </w:tcPr>
     </w:tblStylePr>
   </w:style>
-  <w:style w:type="table" w:styleId="114">
+  <w:style w:type="table" w:styleId="827">
     <w:name w:val="List Table 7 Colorful - Accent 4"/>
-    <w:basedOn w:val="665"/>
+    <w:basedOn w:val="911"/>
     <w:uiPriority w:val="99"/>
     <w:pPr>
       <w:pBdr/>
@@ -30263,11 +30339,11 @@
         <w:tblBorders/>
       </w:tblPr>
       <w:tcPr>
-        <w:shd w:color="ffffff"/>
+        <w:shd w:val="clear" w:color="ffffff"/>
         <w:tcBorders>
-          <w:top w:val="none"/>
-          <w:left w:val="none"/>
-          <w:bottom w:val="none"/>
+          <w:top w:val="none" w:color="000000" w:sz="4" w:space="0"/>
+          <w:left w:val="none" w:color="000000" w:sz="4" w:space="0"/>
+          <w:bottom w:val="none" w:color="000000" w:sz="4" w:space="0"/>
           <w:right w:val="single" w:color="000000" w:themeColor="accent4" w:themeTint="9A" w:sz="4" w:space="0"/>
         </w:tcBorders>
       </w:tcPr>
@@ -30290,10 +30366,10 @@
       <w:tcPr>
         <w:shd w:val="clear" w:color="ffffff" w:themeColor="light1" w:fill="ffffff" w:themeFill="light1"/>
         <w:tcBorders>
-          <w:top w:val="none"/>
-          <w:left w:val="none"/>
+          <w:top w:val="none" w:color="000000" w:sz="4" w:space="0"/>
+          <w:left w:val="none" w:color="000000" w:sz="4" w:space="0"/>
           <w:bottom w:val="single" w:color="000000" w:themeColor="accent4" w:themeTint="9A" w:sz="4" w:space="0"/>
-          <w:right w:val="none"/>
+          <w:right w:val="none" w:color="000000" w:sz="4" w:space="0"/>
         </w:tcBorders>
       </w:tcPr>
     </w:tblStylePr>
@@ -30313,12 +30389,12 @@
         <w:tblBorders/>
       </w:tblPr>
       <w:tcPr>
-        <w:shd w:color="ffffff"/>
+        <w:shd w:val="clear" w:color="ffffff"/>
         <w:tcBorders>
-          <w:top w:val="none"/>
+          <w:top w:val="none" w:color="000000" w:sz="4" w:space="0"/>
           <w:left w:val="single" w:color="000000" w:themeColor="accent4" w:themeTint="9A" w:sz="4" w:space="0"/>
-          <w:bottom w:val="none"/>
-          <w:right w:val="none"/>
+          <w:bottom w:val="none" w:color="000000" w:sz="4" w:space="0"/>
+          <w:right w:val="none" w:color="000000" w:sz="4" w:space="0"/>
         </w:tcBorders>
       </w:tcPr>
     </w:tblStylePr>
@@ -30341,9 +30417,9 @@
         <w:shd w:val="clear" w:color="ffffff" w:themeColor="light1" w:fill="ffffff" w:themeFill="light1"/>
         <w:tcBorders>
           <w:top w:val="single" w:color="000000" w:themeColor="accent4" w:themeTint="9A" w:sz="4" w:space="0"/>
-          <w:left w:val="none"/>
-          <w:bottom w:val="none"/>
-          <w:right w:val="none"/>
+          <w:left w:val="none" w:color="000000" w:sz="4" w:space="0"/>
+          <w:bottom w:val="none" w:color="000000" w:sz="4" w:space="0"/>
+          <w:right w:val="none" w:color="000000" w:sz="4" w:space="0"/>
         </w:tcBorders>
       </w:tcPr>
     </w:tblStylePr>
@@ -30418,9 +30494,9 @@
       </w:tcPr>
     </w:tblStylePr>
   </w:style>
-  <w:style w:type="table" w:styleId="115">
+  <w:style w:type="table" w:styleId="828">
     <w:name w:val="List Table 7 Colorful - Accent 5"/>
-    <w:basedOn w:val="665"/>
+    <w:basedOn w:val="911"/>
     <w:uiPriority w:val="99"/>
     <w:pPr>
       <w:pBdr/>
@@ -30519,11 +30595,11 @@
         <w:tblBorders/>
       </w:tblPr>
       <w:tcPr>
-        <w:shd w:color="ffffff"/>
+        <w:shd w:val="clear" w:color="ffffff"/>
         <w:tcBorders>
-          <w:top w:val="none"/>
-          <w:left w:val="none"/>
-          <w:bottom w:val="none"/>
+          <w:top w:val="none" w:color="000000" w:sz="4" w:space="0"/>
+          <w:left w:val="none" w:color="000000" w:sz="4" w:space="0"/>
+          <w:bottom w:val="none" w:color="000000" w:sz="4" w:space="0"/>
           <w:right w:val="single" w:color="000000" w:themeColor="accent5" w:themeTint="9A" w:sz="4" w:space="0"/>
         </w:tcBorders>
       </w:tcPr>
@@ -30546,10 +30622,10 @@
       <w:tcPr>
         <w:shd w:val="clear" w:color="ffffff" w:themeColor="light1" w:fill="ffffff" w:themeFill="light1"/>
         <w:tcBorders>
-          <w:top w:val="none"/>
-          <w:left w:val="none"/>
+          <w:top w:val="none" w:color="000000" w:sz="4" w:space="0"/>
+          <w:left w:val="none" w:color="000000" w:sz="4" w:space="0"/>
           <w:bottom w:val="single" w:color="000000" w:themeColor="accent5" w:themeTint="9A" w:sz="4" w:space="0"/>
-          <w:right w:val="none"/>
+          <w:right w:val="none" w:color="000000" w:sz="4" w:space="0"/>
         </w:tcBorders>
       </w:tcPr>
     </w:tblStylePr>
@@ -30569,12 +30645,12 @@
         <w:tblBorders/>
       </w:tblPr>
       <w:tcPr>
-        <w:shd w:color="ffffff"/>
+        <w:shd w:val="clear" w:color="ffffff"/>
         <w:tcBorders>
-          <w:top w:val="none"/>
+          <w:top w:val="none" w:color="000000" w:sz="4" w:space="0"/>
           <w:left w:val="single" w:color="000000" w:themeColor="accent5" w:themeTint="9A" w:sz="4" w:space="0"/>
-          <w:bottom w:val="none"/>
-          <w:right w:val="none"/>
+          <w:bottom w:val="none" w:color="000000" w:sz="4" w:space="0"/>
+          <w:right w:val="none" w:color="000000" w:sz="4" w:space="0"/>
         </w:tcBorders>
       </w:tcPr>
     </w:tblStylePr>
@@ -30597,9 +30673,9 @@
         <w:shd w:val="clear" w:color="ffffff" w:themeColor="light1" w:fill="ffffff" w:themeFill="light1"/>
         <w:tcBorders>
           <w:top w:val="single" w:color="000000" w:themeColor="accent5" w:themeTint="9A" w:sz="4" w:space="0"/>
-          <w:left w:val="none"/>
-          <w:bottom w:val="none"/>
-          <w:right w:val="none"/>
+          <w:left w:val="none" w:color="000000" w:sz="4" w:space="0"/>
+          <w:bottom w:val="none" w:color="000000" w:sz="4" w:space="0"/>
+          <w:right w:val="none" w:color="000000" w:sz="4" w:space="0"/>
         </w:tcBorders>
       </w:tcPr>
     </w:tblStylePr>
@@ -30674,9 +30750,9 @@
       </w:tcPr>
     </w:tblStylePr>
   </w:style>
-  <w:style w:type="table" w:styleId="116">
+  <w:style w:type="table" w:styleId="829">
     <w:name w:val="List Table 7 Colorful - Accent 6"/>
-    <w:basedOn w:val="665"/>
+    <w:basedOn w:val="911"/>
     <w:uiPriority w:val="99"/>
     <w:pPr>
       <w:pBdr/>
@@ -30775,11 +30851,11 @@
         <w:tblBorders/>
       </w:tblPr>
       <w:tcPr>
-        <w:shd w:color="ffffff"/>
+        <w:shd w:val="clear" w:color="ffffff"/>
         <w:tcBorders>
-          <w:top w:val="none"/>
-          <w:left w:val="none"/>
-          <w:bottom w:val="none"/>
+          <w:top w:val="none" w:color="000000" w:sz="4" w:space="0"/>
+          <w:left w:val="none" w:color="000000" w:sz="4" w:space="0"/>
+          <w:bottom w:val="none" w:color="000000" w:sz="4" w:space="0"/>
           <w:right w:val="single" w:color="000000" w:themeColor="accent6" w:themeTint="98" w:sz="4" w:space="0"/>
         </w:tcBorders>
       </w:tcPr>
@@ -30802,10 +30878,10 @@
       <w:tcPr>
         <w:shd w:val="clear" w:color="ffffff" w:themeColor="light1" w:fill="ffffff" w:themeFill="light1"/>
         <w:tcBorders>
-          <w:top w:val="none"/>
-          <w:left w:val="none"/>
+          <w:top w:val="none" w:color="000000" w:sz="4" w:space="0"/>
+          <w:left w:val="none" w:color="000000" w:sz="4" w:space="0"/>
           <w:bottom w:val="single" w:color="000000" w:themeColor="accent6" w:themeTint="98" w:sz="4" w:space="0"/>
-          <w:right w:val="none"/>
+          <w:right w:val="none" w:color="000000" w:sz="4" w:space="0"/>
         </w:tcBorders>
       </w:tcPr>
     </w:tblStylePr>
@@ -30825,12 +30901,12 @@
         <w:tblBorders/>
       </w:tblPr>
       <w:tcPr>
-        <w:shd w:color="ffffff"/>
+        <w:shd w:val="clear" w:color="ffffff"/>
         <w:tcBorders>
-          <w:top w:val="none"/>
+          <w:top w:val="none" w:color="000000" w:sz="4" w:space="0"/>
           <w:left w:val="single" w:color="000000" w:themeColor="accent6" w:themeTint="98" w:sz="4" w:space="0"/>
-          <w:bottom w:val="none"/>
-          <w:right w:val="none"/>
+          <w:bottom w:val="none" w:color="000000" w:sz="4" w:space="0"/>
+          <w:right w:val="none" w:color="000000" w:sz="4" w:space="0"/>
         </w:tcBorders>
       </w:tcPr>
     </w:tblStylePr>
@@ -30853,9 +30929,9 @@
         <w:shd w:val="clear" w:color="ffffff" w:themeColor="light1" w:fill="ffffff" w:themeFill="light1"/>
         <w:tcBorders>
           <w:top w:val="single" w:color="000000" w:themeColor="accent6" w:themeTint="98" w:sz="4" w:space="0"/>
-          <w:left w:val="none"/>
-          <w:bottom w:val="none"/>
-          <w:right w:val="none"/>
+          <w:left w:val="none" w:color="000000" w:sz="4" w:space="0"/>
+          <w:bottom w:val="none" w:color="000000" w:sz="4" w:space="0"/>
+          <w:right w:val="none" w:color="000000" w:sz="4" w:space="0"/>
         </w:tcBorders>
       </w:tcPr>
     </w:tblStylePr>
@@ -30930,9 +31006,9 @@
       </w:tcPr>
     </w:tblStylePr>
   </w:style>
-  <w:style w:type="table" w:styleId="117">
+  <w:style w:type="table" w:styleId="830">
     <w:name w:val="Lined - Accent"/>
-    <w:basedOn w:val="665"/>
+    <w:basedOn w:val="911"/>
     <w:uiPriority w:val="99"/>
     <w:pPr>
       <w:pBdr/>
@@ -31167,9 +31243,9 @@
       </w:tcPr>
     </w:tblStylePr>
   </w:style>
-  <w:style w:type="table" w:styleId="118">
+  <w:style w:type="table" w:styleId="831">
     <w:name w:val="Lined - Accent 1"/>
-    <w:basedOn w:val="665"/>
+    <w:basedOn w:val="911"/>
     <w:uiPriority w:val="99"/>
     <w:pPr>
       <w:pBdr/>
@@ -31404,9 +31480,9 @@
       </w:tcPr>
     </w:tblStylePr>
   </w:style>
-  <w:style w:type="table" w:styleId="119">
+  <w:style w:type="table" w:styleId="832">
     <w:name w:val="Lined - Accent 2"/>
-    <w:basedOn w:val="665"/>
+    <w:basedOn w:val="911"/>
     <w:uiPriority w:val="99"/>
     <w:pPr>
       <w:pBdr/>
@@ -31641,9 +31717,9 @@
       </w:tcPr>
     </w:tblStylePr>
   </w:style>
-  <w:style w:type="table" w:styleId="120">
+  <w:style w:type="table" w:styleId="833">
     <w:name w:val="Lined - Accent 3"/>
-    <w:basedOn w:val="665"/>
+    <w:basedOn w:val="911"/>
     <w:uiPriority w:val="99"/>
     <w:pPr>
       <w:pBdr/>
@@ -31878,9 +31954,9 @@
       </w:tcPr>
     </w:tblStylePr>
   </w:style>
-  <w:style w:type="table" w:styleId="121">
+  <w:style w:type="table" w:styleId="834">
     <w:name w:val="Lined - Accent 4"/>
-    <w:basedOn w:val="665"/>
+    <w:basedOn w:val="911"/>
     <w:uiPriority w:val="99"/>
     <w:pPr>
       <w:pBdr/>
@@ -32115,9 +32191,9 @@
       </w:tcPr>
     </w:tblStylePr>
   </w:style>
-  <w:style w:type="table" w:styleId="122">
+  <w:style w:type="table" w:styleId="835">
     <w:name w:val="Lined - Accent 5"/>
-    <w:basedOn w:val="665"/>
+    <w:basedOn w:val="911"/>
     <w:uiPriority w:val="99"/>
     <w:pPr>
       <w:pBdr/>
@@ -32352,9 +32428,9 @@
       </w:tcPr>
     </w:tblStylePr>
   </w:style>
-  <w:style w:type="table" w:styleId="123">
+  <w:style w:type="table" w:styleId="836">
     <w:name w:val="Lined - Accent 6"/>
-    <w:basedOn w:val="665"/>
+    <w:basedOn w:val="911"/>
     <w:uiPriority w:val="99"/>
     <w:pPr>
       <w:pBdr/>
@@ -32589,9 +32665,9 @@
       </w:tcPr>
     </w:tblStylePr>
   </w:style>
-  <w:style w:type="table" w:styleId="124">
+  <w:style w:type="table" w:styleId="837">
     <w:name w:val="Bordered &amp; Lined - Accent"/>
-    <w:basedOn w:val="665"/>
+    <w:basedOn w:val="911"/>
     <w:uiPriority w:val="99"/>
     <w:pPr>
       <w:pBdr/>
@@ -32833,9 +32909,9 @@
       </w:tcPr>
     </w:tblStylePr>
   </w:style>
-  <w:style w:type="table" w:styleId="125">
+  <w:style w:type="table" w:styleId="838">
     <w:name w:val="Bordered &amp; Lined - Accent 1"/>
-    <w:basedOn w:val="665"/>
+    <w:basedOn w:val="911"/>
     <w:uiPriority w:val="99"/>
     <w:pPr>
       <w:pBdr/>
@@ -33077,9 +33153,9 @@
       </w:tcPr>
     </w:tblStylePr>
   </w:style>
-  <w:style w:type="table" w:styleId="126">
+  <w:style w:type="table" w:styleId="839">
     <w:name w:val="Bordered &amp; Lined - Accent 2"/>
-    <w:basedOn w:val="665"/>
+    <w:basedOn w:val="911"/>
     <w:uiPriority w:val="99"/>
     <w:pPr>
       <w:pBdr/>
@@ -33321,9 +33397,9 @@
       </w:tcPr>
     </w:tblStylePr>
   </w:style>
-  <w:style w:type="table" w:styleId="127">
+  <w:style w:type="table" w:styleId="840">
     <w:name w:val="Bordered &amp; Lined - Accent 3"/>
-    <w:basedOn w:val="665"/>
+    <w:basedOn w:val="911"/>
     <w:uiPriority w:val="99"/>
     <w:pPr>
       <w:pBdr/>
@@ -33565,9 +33641,9 @@
       </w:tcPr>
     </w:tblStylePr>
   </w:style>
-  <w:style w:type="table" w:styleId="128">
+  <w:style w:type="table" w:styleId="841">
     <w:name w:val="Bordered &amp; Lined - Accent 4"/>
-    <w:basedOn w:val="665"/>
+    <w:basedOn w:val="911"/>
     <w:uiPriority w:val="99"/>
     <w:pPr>
       <w:pBdr/>
@@ -33809,9 +33885,9 @@
       </w:tcPr>
     </w:tblStylePr>
   </w:style>
-  <w:style w:type="table" w:styleId="129">
+  <w:style w:type="table" w:styleId="842">
     <w:name w:val="Bordered &amp; Lined - Accent 5"/>
-    <w:basedOn w:val="665"/>
+    <w:basedOn w:val="911"/>
     <w:uiPriority w:val="99"/>
     <w:pPr>
       <w:pBdr/>
@@ -34053,9 +34129,9 @@
       </w:tcPr>
     </w:tblStylePr>
   </w:style>
-  <w:style w:type="table" w:styleId="130">
+  <w:style w:type="table" w:styleId="843">
     <w:name w:val="Bordered &amp; Lined - Accent 6"/>
-    <w:basedOn w:val="665"/>
+    <w:basedOn w:val="911"/>
     <w:uiPriority w:val="99"/>
     <w:pPr>
       <w:pBdr/>
@@ -34297,9 +34373,9 @@
       </w:tcPr>
     </w:tblStylePr>
   </w:style>
-  <w:style w:type="table" w:styleId="131">
+  <w:style w:type="table" w:styleId="844">
     <w:name w:val="Bordered"/>
-    <w:basedOn w:val="665"/>
+    <w:basedOn w:val="911"/>
     <w:uiPriority w:val="99"/>
     <w:pPr>
       <w:pBdr/>
@@ -34528,9 +34604,9 @@
       </w:tcPr>
     </w:tblStylePr>
   </w:style>
-  <w:style w:type="table" w:styleId="132">
+  <w:style w:type="table" w:styleId="845">
     <w:name w:val="Bordered - Accent 1"/>
-    <w:basedOn w:val="665"/>
+    <w:basedOn w:val="911"/>
     <w:uiPriority w:val="99"/>
     <w:pPr>
       <w:pBdr/>
@@ -34759,9 +34835,9 @@
       </w:tcPr>
     </w:tblStylePr>
   </w:style>
-  <w:style w:type="table" w:styleId="133">
+  <w:style w:type="table" w:styleId="846">
     <w:name w:val="Bordered - Accent 2"/>
-    <w:basedOn w:val="665"/>
+    <w:basedOn w:val="911"/>
     <w:uiPriority w:val="99"/>
     <w:pPr>
       <w:pBdr/>
@@ -34990,9 +35066,9 @@
       </w:tcPr>
     </w:tblStylePr>
   </w:style>
-  <w:style w:type="table" w:styleId="134">
+  <w:style w:type="table" w:styleId="847">
     <w:name w:val="Bordered - Accent 3"/>
-    <w:basedOn w:val="665"/>
+    <w:basedOn w:val="911"/>
     <w:uiPriority w:val="99"/>
     <w:pPr>
       <w:pBdr/>
@@ -35221,9 +35297,9 @@
       </w:tcPr>
     </w:tblStylePr>
   </w:style>
-  <w:style w:type="table" w:styleId="135">
+  <w:style w:type="table" w:styleId="848">
     <w:name w:val="Bordered - Accent 4"/>
-    <w:basedOn w:val="665"/>
+    <w:basedOn w:val="911"/>
     <w:uiPriority w:val="99"/>
     <w:pPr>
       <w:pBdr/>
@@ -35452,9 +35528,9 @@
       </w:tcPr>
     </w:tblStylePr>
   </w:style>
-  <w:style w:type="table" w:styleId="136">
+  <w:style w:type="table" w:styleId="849">
     <w:name w:val="Bordered - Accent 5"/>
-    <w:basedOn w:val="665"/>
+    <w:basedOn w:val="911"/>
     <w:uiPriority w:val="99"/>
     <w:pPr>
       <w:pBdr/>
@@ -35683,9 +35759,9 @@
       </w:tcPr>
     </w:tblStylePr>
   </w:style>
-  <w:style w:type="table" w:styleId="137">
+  <w:style w:type="table" w:styleId="850">
     <w:name w:val="Bordered - Accent 6"/>
-    <w:basedOn w:val="665"/>
+    <w:basedOn w:val="911"/>
     <w:uiPriority w:val="99"/>
     <w:pPr>
       <w:pBdr/>
@@ -35914,11 +35990,11 @@
       </w:tcPr>
     </w:tblStylePr>
   </w:style>
-  <w:style w:type="paragraph" w:styleId="139">
+  <w:style w:type="paragraph" w:styleId="851">
     <w:name w:val="Heading 1"/>
-    <w:basedOn w:val="664"/>
-    <w:next w:val="664"/>
-    <w:link w:val="150"/>
+    <w:basedOn w:val="910"/>
+    <w:next w:val="910"/>
+    <w:link w:val="861"/>
     <w:uiPriority w:val="9"/>
     <w:qFormat/>
     <w:pPr>
@@ -35936,11 +36012,11 @@
       <w:szCs w:val="40"/>
     </w:rPr>
   </w:style>
-  <w:style w:type="paragraph" w:styleId="140">
+  <w:style w:type="paragraph" w:styleId="852">
     <w:name w:val="Heading 2"/>
-    <w:basedOn w:val="664"/>
-    <w:next w:val="664"/>
-    <w:link w:val="151"/>
+    <w:basedOn w:val="910"/>
+    <w:next w:val="910"/>
+    <w:link w:val="862"/>
     <w:uiPriority w:val="9"/>
     <w:unhideWhenUsed/>
     <w:qFormat/>
@@ -35959,11 +36035,11 @@
       <w:szCs w:val="32"/>
     </w:rPr>
   </w:style>
-  <w:style w:type="paragraph" w:styleId="141">
+  <w:style w:type="paragraph" w:styleId="853">
     <w:name w:val="Heading 3"/>
-    <w:basedOn w:val="664"/>
-    <w:next w:val="664"/>
-    <w:link w:val="152"/>
+    <w:basedOn w:val="910"/>
+    <w:next w:val="910"/>
+    <w:link w:val="863"/>
     <w:uiPriority w:val="9"/>
     <w:unhideWhenUsed/>
     <w:qFormat/>
@@ -35982,11 +36058,11 @@
       <w:szCs w:val="28"/>
     </w:rPr>
   </w:style>
-  <w:style w:type="paragraph" w:styleId="142">
+  <w:style w:type="paragraph" w:styleId="854">
     <w:name w:val="Heading 4"/>
-    <w:basedOn w:val="664"/>
-    <w:next w:val="664"/>
-    <w:link w:val="153"/>
+    <w:basedOn w:val="910"/>
+    <w:next w:val="910"/>
+    <w:link w:val="864"/>
     <w:uiPriority w:val="9"/>
     <w:unhideWhenUsed/>
     <w:qFormat/>
@@ -36005,11 +36081,11 @@
       <w:color w:val="0f4761" w:themeColor="accent1" w:themeShade="BF"/>
     </w:rPr>
   </w:style>
-  <w:style w:type="paragraph" w:styleId="143">
+  <w:style w:type="paragraph" w:styleId="855">
     <w:name w:val="Heading 5"/>
-    <w:basedOn w:val="664"/>
-    <w:next w:val="664"/>
-    <w:link w:val="154"/>
+    <w:basedOn w:val="910"/>
+    <w:next w:val="910"/>
+    <w:link w:val="865"/>
     <w:uiPriority w:val="9"/>
     <w:unhideWhenUsed/>
     <w:qFormat/>
@@ -36026,11 +36102,11 @@
       <w:color w:val="0f4761" w:themeColor="accent1" w:themeShade="BF"/>
     </w:rPr>
   </w:style>
-  <w:style w:type="paragraph" w:styleId="144">
+  <w:style w:type="paragraph" w:styleId="856">
     <w:name w:val="Heading 6"/>
-    <w:basedOn w:val="664"/>
-    <w:next w:val="664"/>
-    <w:link w:val="155"/>
+    <w:basedOn w:val="910"/>
+    <w:next w:val="910"/>
+    <w:link w:val="866"/>
     <w:uiPriority w:val="9"/>
     <w:unhideWhenUsed/>
     <w:qFormat/>
@@ -36049,11 +36125,11 @@
       <w:color w:val="595959" w:themeColor="text1" w:themeTint="A6"/>
     </w:rPr>
   </w:style>
-  <w:style w:type="paragraph" w:styleId="145">
+  <w:style w:type="paragraph" w:styleId="857">
     <w:name w:val="Heading 7"/>
-    <w:basedOn w:val="664"/>
-    <w:next w:val="664"/>
-    <w:link w:val="156"/>
+    <w:basedOn w:val="910"/>
+    <w:next w:val="910"/>
+    <w:link w:val="867"/>
     <w:uiPriority w:val="9"/>
     <w:unhideWhenUsed/>
     <w:qFormat/>
@@ -36070,11 +36146,11 @@
       <w:color w:val="595959" w:themeColor="text1" w:themeTint="A6"/>
     </w:rPr>
   </w:style>
-  <w:style w:type="paragraph" w:styleId="146">
+  <w:style w:type="paragraph" w:styleId="858">
     <w:name w:val="Heading 8"/>
-    <w:basedOn w:val="664"/>
-    <w:next w:val="664"/>
-    <w:link w:val="157"/>
+    <w:basedOn w:val="910"/>
+    <w:next w:val="910"/>
+    <w:link w:val="868"/>
     <w:uiPriority w:val="9"/>
     <w:unhideWhenUsed/>
     <w:qFormat/>
@@ -36093,11 +36169,11 @@
       <w:color w:val="272727" w:themeColor="text1" w:themeTint="D8"/>
     </w:rPr>
   </w:style>
-  <w:style w:type="paragraph" w:styleId="147">
+  <w:style w:type="paragraph" w:styleId="859">
     <w:name w:val="Heading 9"/>
-    <w:basedOn w:val="664"/>
-    <w:next w:val="664"/>
-    <w:link w:val="158"/>
+    <w:basedOn w:val="910"/>
+    <w:next w:val="910"/>
+    <w:link w:val="869"/>
     <w:uiPriority w:val="9"/>
     <w:unhideWhenUsed/>
     <w:qFormat/>
@@ -36116,7 +36192,7 @@
       <w:color w:val="272727" w:themeColor="text1" w:themeTint="D8"/>
     </w:rPr>
   </w:style>
-  <w:style w:type="character" w:styleId="148" w:default="1">
+  <w:style w:type="character" w:styleId="860" w:default="1">
     <w:name w:val="Default Paragraph Font"/>
     <w:uiPriority w:val="1"/>
     <w:semiHidden/>
@@ -36127,10 +36203,10 @@
       <w:ind/>
     </w:pPr>
   </w:style>
-  <w:style w:type="character" w:styleId="150">
+  <w:style w:type="character" w:styleId="861">
     <w:name w:val="Heading 1 Char"/>
-    <w:basedOn w:val="148"/>
-    <w:link w:val="139"/>
+    <w:basedOn w:val="860"/>
+    <w:link w:val="851"/>
     <w:uiPriority w:val="9"/>
     <w:pPr>
       <w:pBdr/>
@@ -36144,10 +36220,10 @@
       <w:szCs w:val="40"/>
     </w:rPr>
   </w:style>
-  <w:style w:type="character" w:styleId="151">
+  <w:style w:type="character" w:styleId="862">
     <w:name w:val="Heading 2 Char"/>
-    <w:basedOn w:val="148"/>
-    <w:link w:val="140"/>
+    <w:basedOn w:val="860"/>
+    <w:link w:val="852"/>
     <w:uiPriority w:val="9"/>
     <w:pPr>
       <w:pBdr/>
@@ -36161,10 +36237,10 @@
       <w:szCs w:val="32"/>
     </w:rPr>
   </w:style>
-  <w:style w:type="character" w:styleId="152">
+  <w:style w:type="character" w:styleId="863">
     <w:name w:val="Heading 3 Char"/>
-    <w:basedOn w:val="148"/>
-    <w:link w:val="141"/>
+    <w:basedOn w:val="860"/>
+    <w:link w:val="853"/>
     <w:uiPriority w:val="9"/>
     <w:pPr>
       <w:pBdr/>
@@ -36178,10 +36254,10 @@
       <w:szCs w:val="28"/>
     </w:rPr>
   </w:style>
-  <w:style w:type="character" w:styleId="153">
+  <w:style w:type="character" w:styleId="864">
     <w:name w:val="Heading 4 Char"/>
-    <w:basedOn w:val="148"/>
-    <w:link w:val="142"/>
+    <w:basedOn w:val="860"/>
+    <w:link w:val="854"/>
     <w:uiPriority w:val="9"/>
     <w:pPr>
       <w:pBdr/>
@@ -36195,10 +36271,10 @@
       <w:color w:val="0f4761" w:themeColor="accent1" w:themeShade="BF"/>
     </w:rPr>
   </w:style>
-  <w:style w:type="character" w:styleId="154">
+  <w:style w:type="character" w:styleId="865">
     <w:name w:val="Heading 5 Char"/>
-    <w:basedOn w:val="148"/>
-    <w:link w:val="143"/>
+    <w:basedOn w:val="860"/>
+    <w:link w:val="855"/>
     <w:uiPriority w:val="9"/>
     <w:pPr>
       <w:pBdr/>
@@ -36210,10 +36286,10 @@
       <w:color w:val="0f4761" w:themeColor="accent1" w:themeShade="BF"/>
     </w:rPr>
   </w:style>
-  <w:style w:type="character" w:styleId="155">
+  <w:style w:type="character" w:styleId="866">
     <w:name w:val="Heading 6 Char"/>
-    <w:basedOn w:val="148"/>
-    <w:link w:val="144"/>
+    <w:basedOn w:val="860"/>
+    <w:link w:val="856"/>
     <w:uiPriority w:val="9"/>
     <w:pPr>
       <w:pBdr/>
@@ -36227,10 +36303,10 @@
       <w:color w:val="595959" w:themeColor="text1" w:themeTint="A6"/>
     </w:rPr>
   </w:style>
-  <w:style w:type="character" w:styleId="156">
+  <w:style w:type="character" w:styleId="867">
     <w:name w:val="Heading 7 Char"/>
-    <w:basedOn w:val="148"/>
-    <w:link w:val="145"/>
+    <w:basedOn w:val="860"/>
+    <w:link w:val="857"/>
     <w:uiPriority w:val="9"/>
     <w:pPr>
       <w:pBdr/>
@@ -36242,10 +36318,10 @@
       <w:color w:val="595959" w:themeColor="text1" w:themeTint="A6"/>
     </w:rPr>
   </w:style>
-  <w:style w:type="character" w:styleId="157">
+  <w:style w:type="character" w:styleId="868">
     <w:name w:val="Heading 8 Char"/>
-    <w:basedOn w:val="148"/>
-    <w:link w:val="146"/>
+    <w:basedOn w:val="860"/>
+    <w:link w:val="858"/>
     <w:uiPriority w:val="9"/>
     <w:pPr>
       <w:pBdr/>
@@ -36259,10 +36335,10 @@
       <w:color w:val="272727" w:themeColor="text1" w:themeTint="D8"/>
     </w:rPr>
   </w:style>
-  <w:style w:type="character" w:styleId="158">
+  <w:style w:type="character" w:styleId="869">
     <w:name w:val="Heading 9 Char"/>
-    <w:basedOn w:val="148"/>
-    <w:link w:val="147"/>
+    <w:basedOn w:val="860"/>
+    <w:link w:val="859"/>
     <w:uiPriority w:val="9"/>
     <w:pPr>
       <w:pBdr/>
@@ -36276,11 +36352,11 @@
       <w:color w:val="272727" w:themeColor="text1" w:themeTint="D8"/>
     </w:rPr>
   </w:style>
-  <w:style w:type="paragraph" w:styleId="159">
+  <w:style w:type="paragraph" w:styleId="870">
     <w:name w:val="Title"/>
-    <w:basedOn w:val="664"/>
-    <w:next w:val="664"/>
-    <w:link w:val="160"/>
+    <w:basedOn w:val="910"/>
+    <w:next w:val="910"/>
+    <w:link w:val="871"/>
     <w:uiPriority w:val="10"/>
     <w:qFormat/>
     <w:pPr>
@@ -36296,10 +36372,10 @@
       <w:szCs w:val="56"/>
     </w:rPr>
   </w:style>
-  <w:style w:type="character" w:styleId="160">
+  <w:style w:type="character" w:styleId="871">
     <w:name w:val="Title Char"/>
-    <w:basedOn w:val="148"/>
-    <w:link w:val="159"/>
+    <w:basedOn w:val="860"/>
+    <w:link w:val="870"/>
     <w:uiPriority w:val="10"/>
     <w:pPr>
       <w:pBdr/>
@@ -36313,11 +36389,11 @@
       <w:szCs w:val="56"/>
     </w:rPr>
   </w:style>
-  <w:style w:type="paragraph" w:styleId="161">
+  <w:style w:type="paragraph" w:styleId="872">
     <w:name w:val="Subtitle"/>
-    <w:basedOn w:val="664"/>
-    <w:next w:val="664"/>
-    <w:link w:val="162"/>
+    <w:basedOn w:val="910"/>
+    <w:next w:val="910"/>
+    <w:link w:val="873"/>
     <w:uiPriority w:val="11"/>
     <w:qFormat/>
     <w:pPr>
@@ -36335,10 +36411,10 @@
       <w:szCs w:val="28"/>
     </w:rPr>
   </w:style>
-  <w:style w:type="character" w:styleId="162">
+  <w:style w:type="character" w:styleId="873">
     <w:name w:val="Subtitle Char"/>
-    <w:basedOn w:val="148"/>
-    <w:link w:val="161"/>
+    <w:basedOn w:val="860"/>
+    <w:link w:val="872"/>
     <w:uiPriority w:val="11"/>
     <w:pPr>
       <w:pBdr/>
@@ -36352,11 +36428,11 @@
       <w:szCs w:val="28"/>
     </w:rPr>
   </w:style>
-  <w:style w:type="paragraph" w:styleId="163">
+  <w:style w:type="paragraph" w:styleId="874">
     <w:name w:val="Quote"/>
-    <w:basedOn w:val="664"/>
-    <w:next w:val="664"/>
-    <w:link w:val="164"/>
+    <w:basedOn w:val="910"/>
+    <w:next w:val="910"/>
+    <w:link w:val="875"/>
     <w:uiPriority w:val="29"/>
     <w:qFormat/>
     <w:pPr>
@@ -36371,10 +36447,10 @@
       <w:color w:val="404040" w:themeColor="text1" w:themeTint="BF"/>
     </w:rPr>
   </w:style>
-  <w:style w:type="character" w:styleId="164">
+  <w:style w:type="character" w:styleId="875">
     <w:name w:val="Quote Char"/>
-    <w:basedOn w:val="148"/>
-    <w:link w:val="163"/>
+    <w:basedOn w:val="860"/>
+    <w:link w:val="874"/>
     <w:uiPriority w:val="29"/>
     <w:pPr>
       <w:pBdr/>
@@ -36387,9 +36463,9 @@
       <w:color w:val="404040" w:themeColor="text1" w:themeTint="BF"/>
     </w:rPr>
   </w:style>
-  <w:style w:type="character" w:styleId="166">
+  <w:style w:type="character" w:styleId="876">
     <w:name w:val="Intense Emphasis"/>
-    <w:basedOn w:val="148"/>
+    <w:basedOn w:val="860"/>
     <w:uiPriority w:val="21"/>
     <w:qFormat/>
     <w:pPr>
@@ -36403,11 +36479,11 @@
       <w:color w:val="0f4761" w:themeColor="accent1" w:themeShade="BF"/>
     </w:rPr>
   </w:style>
-  <w:style w:type="paragraph" w:styleId="167">
+  <w:style w:type="paragraph" w:styleId="877">
     <w:name w:val="Intense Quote"/>
-    <w:basedOn w:val="664"/>
-    <w:next w:val="664"/>
-    <w:link w:val="168"/>
+    <w:basedOn w:val="910"/>
+    <w:next w:val="910"/>
+    <w:link w:val="878"/>
     <w:uiPriority w:val="30"/>
     <w:qFormat/>
     <w:pPr>
@@ -36425,10 +36501,10 @@
       <w:color w:val="0f4761" w:themeColor="accent1" w:themeShade="BF"/>
     </w:rPr>
   </w:style>
-  <w:style w:type="character" w:styleId="168">
+  <w:style w:type="character" w:styleId="878">
     <w:name w:val="Intense Quote Char"/>
-    <w:basedOn w:val="148"/>
-    <w:link w:val="167"/>
+    <w:basedOn w:val="860"/>
+    <w:link w:val="877"/>
     <w:uiPriority w:val="30"/>
     <w:pPr>
       <w:pBdr/>
@@ -36441,9 +36517,9 @@
       <w:color w:val="0f4761" w:themeColor="accent1" w:themeShade="BF"/>
     </w:rPr>
   </w:style>
-  <w:style w:type="character" w:styleId="169">
+  <w:style w:type="character" w:styleId="879">
     <w:name w:val="Intense Reference"/>
-    <w:basedOn w:val="148"/>
+    <w:basedOn w:val="860"/>
     <w:uiPriority w:val="32"/>
     <w:qFormat/>
     <w:pPr>
@@ -36459,9 +36535,9 @@
       <w:spacing w:val="5"/>
     </w:rPr>
   </w:style>
-  <w:style w:type="character" w:styleId="171">
+  <w:style w:type="character" w:styleId="880">
     <w:name w:val="Subtle Emphasis"/>
-    <w:basedOn w:val="148"/>
+    <w:basedOn w:val="860"/>
     <w:uiPriority w:val="19"/>
     <w:qFormat/>
     <w:pPr>
@@ -36475,9 +36551,9 @@
       <w:color w:val="404040" w:themeColor="text1" w:themeTint="BF"/>
     </w:rPr>
   </w:style>
-  <w:style w:type="character" w:styleId="172">
+  <w:style w:type="character" w:styleId="881">
     <w:name w:val="Emphasis"/>
-    <w:basedOn w:val="148"/>
+    <w:basedOn w:val="860"/>
     <w:uiPriority w:val="20"/>
     <w:qFormat/>
     <w:pPr>
@@ -36490,9 +36566,9 @@
       <w:iCs/>
     </w:rPr>
   </w:style>
-  <w:style w:type="character" w:styleId="173">
+  <w:style w:type="character" w:styleId="882">
     <w:name w:val="Strong"/>
-    <w:basedOn w:val="148"/>
+    <w:basedOn w:val="860"/>
     <w:uiPriority w:val="22"/>
     <w:qFormat/>
     <w:pPr>
@@ -36505,9 +36581,9 @@
       <w:bCs/>
     </w:rPr>
   </w:style>
-  <w:style w:type="character" w:styleId="174">
+  <w:style w:type="character" w:styleId="883">
     <w:name w:val="Subtle Reference"/>
-    <w:basedOn w:val="148"/>
+    <w:basedOn w:val="860"/>
     <w:uiPriority w:val="31"/>
     <w:qFormat/>
     <w:pPr>
@@ -36520,9 +36596,9 @@
       <w:color w:val="5a5a5a" w:themeColor="text1" w:themeTint="A5"/>
     </w:rPr>
   </w:style>
-  <w:style w:type="character" w:styleId="175">
+  <w:style w:type="character" w:styleId="884">
     <w:name w:val="Book Title"/>
-    <w:basedOn w:val="148"/>
+    <w:basedOn w:val="860"/>
     <w:uiPriority w:val="33"/>
     <w:qFormat/>
     <w:pPr>
@@ -36538,10 +36614,10 @@
       <w:spacing w:val="5"/>
     </w:rPr>
   </w:style>
-  <w:style w:type="paragraph" w:styleId="176">
+  <w:style w:type="paragraph" w:styleId="885">
     <w:name w:val="Header"/>
-    <w:basedOn w:val="664"/>
-    <w:link w:val="177"/>
+    <w:basedOn w:val="910"/>
+    <w:link w:val="886"/>
     <w:uiPriority w:val="99"/>
     <w:unhideWhenUsed/>
     <w:pPr>
@@ -36554,10 +36630,10 @@
       <w:ind/>
     </w:pPr>
   </w:style>
-  <w:style w:type="character" w:styleId="177">
+  <w:style w:type="character" w:styleId="886">
     <w:name w:val="Header Char"/>
-    <w:basedOn w:val="148"/>
-    <w:link w:val="176"/>
+    <w:basedOn w:val="860"/>
+    <w:link w:val="885"/>
     <w:uiPriority w:val="99"/>
     <w:pPr>
       <w:pBdr/>
@@ -36565,10 +36641,10 @@
       <w:ind/>
     </w:pPr>
   </w:style>
-  <w:style w:type="paragraph" w:styleId="178">
+  <w:style w:type="paragraph" w:styleId="887">
     <w:name w:val="Footer"/>
-    <w:basedOn w:val="664"/>
-    <w:link w:val="179"/>
+    <w:basedOn w:val="910"/>
+    <w:link w:val="888"/>
     <w:uiPriority w:val="99"/>
     <w:unhideWhenUsed/>
     <w:pPr>
@@ -36581,10 +36657,10 @@
       <w:ind/>
     </w:pPr>
   </w:style>
-  <w:style w:type="character" w:styleId="179">
+  <w:style w:type="character" w:styleId="888">
     <w:name w:val="Footer Char"/>
-    <w:basedOn w:val="148"/>
-    <w:link w:val="178"/>
+    <w:basedOn w:val="860"/>
+    <w:link w:val="887"/>
     <w:uiPriority w:val="99"/>
     <w:pPr>
       <w:pBdr/>
@@ -36592,10 +36668,10 @@
       <w:ind/>
     </w:pPr>
   </w:style>
-  <w:style w:type="paragraph" w:styleId="180">
+  <w:style w:type="paragraph" w:styleId="889">
     <w:name w:val="Caption"/>
-    <w:basedOn w:val="664"/>
-    <w:next w:val="664"/>
+    <w:basedOn w:val="910"/>
+    <w:next w:val="910"/>
     <w:uiPriority w:val="35"/>
     <w:unhideWhenUsed/>
     <w:qFormat/>
@@ -36612,10 +36688,10 @@
       <w:szCs w:val="18"/>
     </w:rPr>
   </w:style>
-  <w:style w:type="paragraph" w:styleId="181">
+  <w:style w:type="paragraph" w:styleId="890">
     <w:name w:val="footnote text"/>
-    <w:basedOn w:val="664"/>
-    <w:link w:val="182"/>
+    <w:basedOn w:val="910"/>
+    <w:link w:val="891"/>
     <w:uiPriority w:val="99"/>
     <w:semiHidden/>
     <w:unhideWhenUsed/>
@@ -36629,10 +36705,10 @@
       <w:szCs w:val="20"/>
     </w:rPr>
   </w:style>
-  <w:style w:type="character" w:styleId="182">
+  <w:style w:type="character" w:styleId="891">
     <w:name w:val="Footnote Text Char"/>
-    <w:basedOn w:val="148"/>
-    <w:link w:val="181"/>
+    <w:basedOn w:val="860"/>
+    <w:link w:val="890"/>
     <w:uiPriority w:val="99"/>
     <w:semiHidden/>
     <w:pPr>
@@ -36645,9 +36721,9 @@
       <w:szCs w:val="20"/>
     </w:rPr>
   </w:style>
-  <w:style w:type="character" w:styleId="183">
+  <w:style w:type="character" w:styleId="892">
     <w:name w:val="footnote reference"/>
-    <w:basedOn w:val="148"/>
+    <w:basedOn w:val="860"/>
     <w:uiPriority w:val="99"/>
     <w:semiHidden/>
     <w:unhideWhenUsed/>
@@ -36660,10 +36736,10 @@
       <w:vertAlign w:val="superscript"/>
     </w:rPr>
   </w:style>
-  <w:style w:type="paragraph" w:styleId="184">
+  <w:style w:type="paragraph" w:styleId="893">
     <w:name w:val="endnote text"/>
-    <w:basedOn w:val="664"/>
-    <w:link w:val="185"/>
+    <w:basedOn w:val="910"/>
+    <w:link w:val="894"/>
     <w:uiPriority w:val="99"/>
     <w:semiHidden/>
     <w:unhideWhenUsed/>
@@ -36677,10 +36753,10 @@
       <w:szCs w:val="20"/>
     </w:rPr>
   </w:style>
-  <w:style w:type="character" w:styleId="185">
+  <w:style w:type="character" w:styleId="894">
     <w:name w:val="Endnote Text Char"/>
-    <w:basedOn w:val="148"/>
-    <w:link w:val="184"/>
+    <w:basedOn w:val="860"/>
+    <w:link w:val="893"/>
     <w:uiPriority w:val="99"/>
     <w:semiHidden/>
     <w:pPr>
@@ -36693,9 +36769,9 @@
       <w:szCs w:val="20"/>
     </w:rPr>
   </w:style>
-  <w:style w:type="character" w:styleId="186">
+  <w:style w:type="character" w:styleId="895">
     <w:name w:val="endnote reference"/>
-    <w:basedOn w:val="148"/>
+    <w:basedOn w:val="860"/>
     <w:uiPriority w:val="99"/>
     <w:semiHidden/>
     <w:unhideWhenUsed/>
@@ -36708,9 +36784,9 @@
       <w:vertAlign w:val="superscript"/>
     </w:rPr>
   </w:style>
-  <w:style w:type="character" w:styleId="187">
+  <w:style w:type="character" w:styleId="896">
     <w:name w:val="Hyperlink"/>
-    <w:basedOn w:val="148"/>
+    <w:basedOn w:val="860"/>
     <w:uiPriority w:val="99"/>
     <w:unhideWhenUsed/>
     <w:pPr>
@@ -36723,9 +36799,9 @@
       <w:u w:val="single"/>
     </w:rPr>
   </w:style>
-  <w:style w:type="character" w:styleId="188">
+  <w:style w:type="character" w:styleId="897">
     <w:name w:val="FollowedHyperlink"/>
-    <w:basedOn w:val="148"/>
+    <w:basedOn w:val="860"/>
     <w:uiPriority w:val="99"/>
     <w:semiHidden/>
     <w:unhideWhenUsed/>
@@ -36739,10 +36815,10 @@
       <w:u w:val="single"/>
     </w:rPr>
   </w:style>
-  <w:style w:type="paragraph" w:styleId="189">
+  <w:style w:type="paragraph" w:styleId="898">
     <w:name w:val="toc 1"/>
-    <w:basedOn w:val="664"/>
-    <w:next w:val="664"/>
+    <w:basedOn w:val="910"/>
+    <w:next w:val="910"/>
     <w:uiPriority w:val="39"/>
     <w:unhideWhenUsed/>
     <w:pPr>
@@ -36751,10 +36827,10 @@
       <w:ind/>
     </w:pPr>
   </w:style>
-  <w:style w:type="paragraph" w:styleId="190">
+  <w:style w:type="paragraph" w:styleId="899">
     <w:name w:val="toc 2"/>
-    <w:basedOn w:val="664"/>
-    <w:next w:val="664"/>
+    <w:basedOn w:val="910"/>
+    <w:next w:val="910"/>
     <w:uiPriority w:val="39"/>
     <w:unhideWhenUsed/>
     <w:pPr>
@@ -36763,10 +36839,10 @@
       <w:ind w:left="220"/>
     </w:pPr>
   </w:style>
-  <w:style w:type="paragraph" w:styleId="191">
+  <w:style w:type="paragraph" w:styleId="900">
     <w:name w:val="toc 3"/>
-    <w:basedOn w:val="664"/>
-    <w:next w:val="664"/>
+    <w:basedOn w:val="910"/>
+    <w:next w:val="910"/>
     <w:uiPriority w:val="39"/>
     <w:unhideWhenUsed/>
     <w:pPr>
@@ -36775,10 +36851,10 @@
       <w:ind w:left="440"/>
     </w:pPr>
   </w:style>
-  <w:style w:type="paragraph" w:styleId="192">
+  <w:style w:type="paragraph" w:styleId="901">
     <w:name w:val="toc 4"/>
-    <w:basedOn w:val="664"/>
-    <w:next w:val="664"/>
+    <w:basedOn w:val="910"/>
+    <w:next w:val="910"/>
     <w:uiPriority w:val="39"/>
     <w:unhideWhenUsed/>
     <w:pPr>
@@ -36787,10 +36863,10 @@
       <w:ind w:left="660"/>
     </w:pPr>
   </w:style>
-  <w:style w:type="paragraph" w:styleId="193">
+  <w:style w:type="paragraph" w:styleId="902">
     <w:name w:val="toc 5"/>
-    <w:basedOn w:val="664"/>
-    <w:next w:val="664"/>
+    <w:basedOn w:val="910"/>
+    <w:next w:val="910"/>
     <w:uiPriority w:val="39"/>
     <w:unhideWhenUsed/>
     <w:pPr>
@@ -36799,10 +36875,10 @@
       <w:ind w:left="880"/>
     </w:pPr>
   </w:style>
-  <w:style w:type="paragraph" w:styleId="194">
+  <w:style w:type="paragraph" w:styleId="903">
     <w:name w:val="toc 6"/>
-    <w:basedOn w:val="664"/>
-    <w:next w:val="664"/>
+    <w:basedOn w:val="910"/>
+    <w:next w:val="910"/>
     <w:uiPriority w:val="39"/>
     <w:unhideWhenUsed/>
     <w:pPr>
@@ -36811,10 +36887,10 @@
       <w:ind w:left="1100"/>
     </w:pPr>
   </w:style>
-  <w:style w:type="paragraph" w:styleId="195">
+  <w:style w:type="paragraph" w:styleId="904">
     <w:name w:val="toc 7"/>
-    <w:basedOn w:val="664"/>
-    <w:next w:val="664"/>
+    <w:basedOn w:val="910"/>
+    <w:next w:val="910"/>
     <w:uiPriority w:val="39"/>
     <w:unhideWhenUsed/>
     <w:pPr>
@@ -36823,10 +36899,10 @@
       <w:ind w:left="1320"/>
     </w:pPr>
   </w:style>
-  <w:style w:type="paragraph" w:styleId="196">
+  <w:style w:type="paragraph" w:styleId="905">
     <w:name w:val="toc 8"/>
-    <w:basedOn w:val="664"/>
-    <w:next w:val="664"/>
+    <w:basedOn w:val="910"/>
+    <w:next w:val="910"/>
     <w:uiPriority w:val="39"/>
     <w:unhideWhenUsed/>
     <w:pPr>
@@ -36835,10 +36911,10 @@
       <w:ind w:left="1540"/>
     </w:pPr>
   </w:style>
-  <w:style w:type="paragraph" w:styleId="197">
+  <w:style w:type="paragraph" w:styleId="906">
     <w:name w:val="toc 9"/>
-    <w:basedOn w:val="664"/>
-    <w:next w:val="664"/>
+    <w:basedOn w:val="910"/>
+    <w:next w:val="910"/>
     <w:uiPriority w:val="39"/>
     <w:unhideWhenUsed/>
     <w:pPr>
@@ -36847,9 +36923,9 @@
       <w:ind w:left="1760"/>
     </w:pPr>
   </w:style>
-  <w:style w:type="character" w:styleId="198">
+  <w:style w:type="character" w:styleId="907">
     <w:name w:val="Placeholder Text"/>
-    <w:basedOn w:val="148"/>
+    <w:basedOn w:val="860"/>
     <w:uiPriority w:val="99"/>
     <w:semiHidden/>
     <w:pPr>
@@ -36861,7 +36937,7 @@
       <w:color w:val="666666"/>
     </w:rPr>
   </w:style>
-  <w:style w:type="paragraph" w:styleId="208">
+  <w:style w:type="paragraph" w:styleId="908">
     <w:name w:val="TOC Heading"/>
     <w:uiPriority w:val="39"/>
     <w:unhideWhenUsed/>
@@ -36871,10 +36947,10 @@
       <w:ind/>
     </w:pPr>
   </w:style>
-  <w:style w:type="paragraph" w:styleId="209">
+  <w:style w:type="paragraph" w:styleId="909">
     <w:name w:val="table of figures"/>
-    <w:basedOn w:val="664"/>
-    <w:next w:val="664"/>
+    <w:basedOn w:val="910"/>
+    <w:next w:val="910"/>
     <w:uiPriority w:val="99"/>
     <w:unhideWhenUsed/>
     <w:pPr>
@@ -36883,7 +36959,7 @@
       <w:ind/>
     </w:pPr>
   </w:style>
-  <w:style w:type="paragraph" w:styleId="664" w:default="1">
+  <w:style w:type="paragraph" w:styleId="910" w:default="1">
     <w:name w:val="Normal"/>
     <w:qFormat/>
     <w:pPr>
@@ -36892,7 +36968,7 @@
       <w:ind/>
     </w:pPr>
   </w:style>
-  <w:style w:type="table" w:styleId="665" w:default="1">
+  <w:style w:type="table" w:styleId="911" w:default="1">
     <w:name w:val="Normal Table"/>
     <w:uiPriority w:val="99"/>
     <w:semiHidden/>
@@ -37085,7 +37161,7 @@
       </w:tcPr>
     </w:tblStylePr>
   </w:style>
-  <w:style w:type="numbering" w:styleId="666" w:default="1">
+  <w:style w:type="numbering" w:styleId="912" w:default="1">
     <w:name w:val="No List"/>
     <w:uiPriority w:val="99"/>
     <w:semiHidden/>
@@ -37096,9 +37172,9 @@
       <w:ind/>
     </w:pPr>
   </w:style>
-  <w:style w:type="paragraph" w:styleId="667">
+  <w:style w:type="paragraph" w:styleId="913">
     <w:name w:val="No Spacing"/>
-    <w:basedOn w:val="664"/>
+    <w:basedOn w:val="910"/>
     <w:uiPriority w:val="1"/>
     <w:qFormat/>
     <w:pPr>
@@ -37107,9 +37183,9 @@
       <w:ind/>
     </w:pPr>
   </w:style>
-  <w:style w:type="paragraph" w:styleId="668">
+  <w:style w:type="paragraph" w:styleId="914">
     <w:name w:val="List Paragraph"/>
-    <w:basedOn w:val="664"/>
+    <w:basedOn w:val="910"/>
     <w:uiPriority w:val="34"/>
     <w:qFormat/>
     <w:pPr>
